--- a/ADG/_실측판/07장/7장_RedoApply기동과동기화검증.docx
+++ b/ADG/_실측판/07장/7장_RedoApply기동과동기화검증.docx
@@ -16,7 +16,21 @@
           <w:rFonts w:ascii="맑은 고딕" w:hAnsi="맑은 고딕" w:eastAsia="맑은 고딕"/>
           <w:sz w:val="21"/>
         </w:rPr>
-        <w:t>Standby는 만들어졌다. 5장에서 경로 지정 방식으로, 6장에서 OMF 방식으로 두 번 만들었고, 지금은 OMF 구성이 살아 있다. 두 장 모두 마지막에 `READ ONLY WITH APPLY`를 확인하고 끝났다.</w:t>
+        <w:t xml:space="preserve">Standby는 만들어졌다. 5장에서 경로 지정 방식으로, 6장에서 OMF 방식으로 두 번 만들었고, 지금은 OMF 구성이 살아 있다. 두 장 모두 마지막에 </w:t>
+      </w:r>
+      <w:r>
+        <w:rPr>
+          <w:rFonts w:ascii="Consolas" w:hAnsi="Consolas" w:eastAsia="맑은 고딕"/>
+          <w:sz w:val="21"/>
+        </w:rPr>
+        <w:t xml:space="preserve">READ ONLY WITH APPLY</w:t>
+      </w:r>
+      <w:r>
+        <w:rPr>
+          <w:rFonts w:ascii="맑은 고딕" w:hAnsi="맑은 고딕" w:eastAsia="맑은 고딕"/>
+          <w:sz w:val="21"/>
+        </w:rPr>
+        <w:t xml:space="preserve">를 확인하고 끝났다.</w:t>
       </w:r>
     </w:p>
     <w:p>
@@ -34,7 +48,22 @@
           <w:rFonts w:ascii="맑은 고딕" w:hAnsi="맑은 고딕" w:eastAsia="맑은 고딕"/>
           <w:sz w:val="21"/>
         </w:rPr>
-        <w:t>다룰 것은 네 가지다. 첫째, 적용을 담당하는 프로세스들이 무엇이고 어떤 상태를 오가는지. 둘째, 적용을 켜고 끄는 명령과 그때 만나는 오류들. 셋째, **실시간 적용인지 아닌지를 어떻게 확인하는가.** 넷째, 지연이 생겼을 때 무엇을 보고 판단하는가.</w:t>
+        <w:t xml:space="preserve">다룰 것은 네 가지다. 첫째, 적용을 담당하는 프로세스들이 무엇이고 어떤 상태를 오가는지. 둘째, 적용을 켜고 끄는 명령과 그때 만나는 오류들. 셋째, </w:t>
+      </w:r>
+      <w:r>
+        <w:rPr>
+          <w:rFonts w:ascii="맑은 고딕" w:hAnsi="맑은 고딕" w:eastAsia="맑은 고딕"/>
+          <w:b/>
+          <w:sz w:val="21"/>
+        </w:rPr>
+        <w:t xml:space="preserve">실시간 적용인지 아닌지를 어떻게 확인하는가.</w:t>
+      </w:r>
+      <w:r>
+        <w:rPr>
+          <w:rFonts w:ascii="맑은 고딕" w:hAnsi="맑은 고딕" w:eastAsia="맑은 고딕"/>
+          <w:sz w:val="21"/>
+        </w:rPr>
+        <w:t xml:space="preserve"> 넷째, 지연이 생겼을 때 무엇을 보고 판단하는가.</w:t>
       </w:r>
     </w:p>
     <w:p>
@@ -43,7 +72,35 @@
           <w:rFonts w:ascii="맑은 고딕" w:hAnsi="맑은 고딕" w:eastAsia="맑은 고딕"/>
           <w:sz w:val="21"/>
         </w:rPr>
-        <w:t>그리고 이 장에서 설치 가이드의 세 번째 결함을 만난다. 6장에서 컨트롤 파일이 Primary 값을 상속받았듯, `LOG_ARCHIVE_DEST_1`도 상속받는다. 그 결과 Standby의 로컬 아카이브 목적지가 `BAD PARAM` 상태로 방치된다. 실측으로 진단하고 고친다.</w:t>
+        <w:t xml:space="preserve">그리고 이 장에서 설치 가이드의 세 번째 결함을 만난다. 6장에서 컨트롤 파일이 Primary 값을 상속받았듯, </w:t>
+      </w:r>
+      <w:r>
+        <w:rPr>
+          <w:rFonts w:ascii="Consolas" w:hAnsi="Consolas" w:eastAsia="맑은 고딕"/>
+          <w:sz w:val="21"/>
+        </w:rPr>
+        <w:t xml:space="preserve">LOG_ARCHIVE_DEST_1</w:t>
+      </w:r>
+      <w:r>
+        <w:rPr>
+          <w:rFonts w:ascii="맑은 고딕" w:hAnsi="맑은 고딕" w:eastAsia="맑은 고딕"/>
+          <w:sz w:val="21"/>
+        </w:rPr>
+        <w:t xml:space="preserve">도 상속받는다. 그 결과 Standby의 로컬 아카이브 목적지가 </w:t>
+      </w:r>
+      <w:r>
+        <w:rPr>
+          <w:rFonts w:ascii="Consolas" w:hAnsi="Consolas" w:eastAsia="맑은 고딕"/>
+          <w:sz w:val="21"/>
+        </w:rPr>
+        <w:t xml:space="preserve">BAD PARAM</w:t>
+      </w:r>
+      <w:r>
+        <w:rPr>
+          <w:rFonts w:ascii="맑은 고딕" w:hAnsi="맑은 고딕" w:eastAsia="맑은 고딕"/>
+          <w:sz w:val="21"/>
+        </w:rPr>
+        <w:t xml:space="preserve"> 상태로 방치된다. 실측으로 진단하고 고친다.</w:t>
       </w:r>
     </w:p>
     <w:p>
@@ -52,7 +109,21 @@
           <w:rFonts w:ascii="맑은 고딕" w:hAnsi="맑은 고딕" w:eastAsia="맑은 고딕"/>
           <w:sz w:val="21"/>
         </w:rPr>
-        <w:t>마지막으로 19c에서 달라진 점 하나를 실측으로 확인한다. 오래된 문서와 가이드가 강조하는 `USING CURRENT LOGFILE` 절이 지금도 필요한가 하는 문제다. 답은 예상과 다를 수 있다.</w:t>
+        <w:t xml:space="preserve">마지막으로 19c에서 달라진 점 하나를 실측으로 확인한다. 오래된 문서와 가이드가 강조하는 </w:t>
+      </w:r>
+      <w:r>
+        <w:rPr>
+          <w:rFonts w:ascii="Consolas" w:hAnsi="Consolas" w:eastAsia="맑은 고딕"/>
+          <w:sz w:val="21"/>
+        </w:rPr>
+        <w:t xml:space="preserve">USING CURRENT LOGFILE</w:t>
+      </w:r>
+      <w:r>
+        <w:rPr>
+          <w:rFonts w:ascii="맑은 고딕" w:hAnsi="맑은 고딕" w:eastAsia="맑은 고딕"/>
+          <w:sz w:val="21"/>
+        </w:rPr>
+        <w:t xml:space="preserve"> 절이 지금도 필요한가 하는 문제다. 답은 예상과 다를 수 있다.</w:t>
       </w:r>
     </w:p>
     <w:p>
@@ -78,10 +149,17 @@
       </w:pPr>
       <w:r>
         <w:rPr>
+          <w:rFonts w:ascii="Consolas" w:hAnsi="Consolas" w:eastAsia="맑은 고딕"/>
+          <w:sz w:val="21"/>
+        </w:rPr>
+        <w:t xml:space="preserve">V$MANAGED_STANDBY</w:t>
+      </w:r>
+      <w:r>
+        <w:rPr>
           <w:rFonts w:ascii="맑은 고딕" w:hAnsi="맑은 고딕" w:eastAsia="맑은 고딕"/>
           <w:sz w:val="21"/>
         </w:rPr>
-        <w:t>`V$MANAGED_STANDBY`에 나타나는 프로세스(ARCH·DGRD·RFS·MRP0)의 역할과 상태를 읽는다.</w:t>
+        <w:t xml:space="preserve">에 나타나는 프로세스(ARCH·DGRD·RFS·MRP0)의 역할과 상태를 읽는다.</w:t>
       </w:r>
     </w:p>
     <w:p>
@@ -105,7 +183,35 @@
           <w:rFonts w:ascii="맑은 고딕" w:hAnsi="맑은 고딕" w:eastAsia="맑은 고딕"/>
           <w:sz w:val="21"/>
         </w:rPr>
-        <w:t>Standby의 `LOG_ARCHIVE_DEST_1`이 `BAD PARAM`이 되는 원인을 진단하고 고친다.</w:t>
+        <w:t xml:space="preserve">Standby의 </w:t>
+      </w:r>
+      <w:r>
+        <w:rPr>
+          <w:rFonts w:ascii="Consolas" w:hAnsi="Consolas" w:eastAsia="맑은 고딕"/>
+          <w:sz w:val="21"/>
+        </w:rPr>
+        <w:t xml:space="preserve">LOG_ARCHIVE_DEST_1</w:t>
+      </w:r>
+      <w:r>
+        <w:rPr>
+          <w:rFonts w:ascii="맑은 고딕" w:hAnsi="맑은 고딕" w:eastAsia="맑은 고딕"/>
+          <w:sz w:val="21"/>
+        </w:rPr>
+        <w:t xml:space="preserve">이 </w:t>
+      </w:r>
+      <w:r>
+        <w:rPr>
+          <w:rFonts w:ascii="Consolas" w:hAnsi="Consolas" w:eastAsia="맑은 고딕"/>
+          <w:sz w:val="21"/>
+        </w:rPr>
+        <w:t xml:space="preserve">BAD PARAM</w:t>
+      </w:r>
+      <w:r>
+        <w:rPr>
+          <w:rFonts w:ascii="맑은 고딕" w:hAnsi="맑은 고딕" w:eastAsia="맑은 고딕"/>
+          <w:sz w:val="21"/>
+        </w:rPr>
+        <w:t xml:space="preserve">이 되는 원인을 진단하고 고친다.</w:t>
       </w:r>
     </w:p>
     <w:p>
@@ -114,10 +220,17 @@
       </w:pPr>
       <w:r>
         <w:rPr>
+          <w:rFonts w:ascii="Consolas" w:hAnsi="Consolas" w:eastAsia="맑은 고딕"/>
+          <w:sz w:val="21"/>
+        </w:rPr>
+        <w:t xml:space="preserve">RECOVERY_MODE</w:t>
+      </w:r>
+      <w:r>
+        <w:rPr>
           <w:rFonts w:ascii="맑은 고딕" w:hAnsi="맑은 고딕" w:eastAsia="맑은 고딕"/>
           <w:sz w:val="21"/>
         </w:rPr>
-        <w:t>`RECOVERY_MODE` 열로 실시간 적용 여부를 확인하고, 기능 시험으로 교차 검증한다.</w:t>
+        <w:t xml:space="preserve"> 열로 실시간 적용 여부를 확인하고, 기능 시험으로 교차 검증한다.</w:t>
       </w:r>
     </w:p>
     <w:p>
@@ -129,7 +242,21 @@
           <w:rFonts w:ascii="맑은 고딕" w:hAnsi="맑은 고딕" w:eastAsia="맑은 고딕"/>
           <w:sz w:val="21"/>
         </w:rPr>
-        <w:t>19c에서 `USING CURRENT LOGFILE`이 사실상 불필요해진 것을 실측으로 확인한다.</w:t>
+        <w:t xml:space="preserve">19c에서 </w:t>
+      </w:r>
+      <w:r>
+        <w:rPr>
+          <w:rFonts w:ascii="Consolas" w:hAnsi="Consolas" w:eastAsia="맑은 고딕"/>
+          <w:sz w:val="21"/>
+        </w:rPr>
+        <w:t xml:space="preserve">USING CURRENT LOGFILE</w:t>
+      </w:r>
+      <w:r>
+        <w:rPr>
+          <w:rFonts w:ascii="맑은 고딕" w:hAnsi="맑은 고딕" w:eastAsia="맑은 고딕"/>
+          <w:sz w:val="21"/>
+        </w:rPr>
+        <w:t xml:space="preserve">이 사실상 불필요해진 것을 실측으로 확인한다.</w:t>
       </w:r>
     </w:p>
     <w:p>
@@ -141,7 +268,21 @@
           <w:rFonts w:ascii="맑은 고딕" w:hAnsi="맑은 고딕" w:eastAsia="맑은 고딕"/>
           <w:sz w:val="21"/>
         </w:rPr>
-        <w:t>갭을 의도적으로 만들고 `V$ARCHIVE_GAP`으로 관찰한 뒤 해소 과정을 추적한다.</w:t>
+        <w:t xml:space="preserve">갭을 의도적으로 만들고 </w:t>
+      </w:r>
+      <w:r>
+        <w:rPr>
+          <w:rFonts w:ascii="Consolas" w:hAnsi="Consolas" w:eastAsia="맑은 고딕"/>
+          <w:sz w:val="21"/>
+        </w:rPr>
+        <w:t xml:space="preserve">V$ARCHIVE_GAP</w:t>
+      </w:r>
+      <w:r>
+        <w:rPr>
+          <w:rFonts w:ascii="맑은 고딕" w:hAnsi="맑은 고딕" w:eastAsia="맑은 고딕"/>
+          <w:sz w:val="21"/>
+        </w:rPr>
+        <w:t xml:space="preserve">으로 관찰한 뒤 해소 과정을 추적한다.</w:t>
       </w:r>
     </w:p>
     <w:p>
@@ -150,10 +291,45 @@
       </w:pPr>
       <w:r>
         <w:rPr>
+          <w:rFonts w:ascii="Consolas" w:hAnsi="Consolas" w:eastAsia="맑은 고딕"/>
+          <w:sz w:val="21"/>
+        </w:rPr>
+        <w:t xml:space="preserve">V$DATAGUARD_STATS</w:t>
+      </w:r>
+      <w:r>
+        <w:rPr>
           <w:rFonts w:ascii="맑은 고딕" w:hAnsi="맑은 고딕" w:eastAsia="맑은 고딕"/>
           <w:sz w:val="21"/>
         </w:rPr>
-        <w:t>`V$DATAGUARD_STATS` 네 행의 뜻과 `TIME_COMPUTED`·`DATUM_TIME`의 차이를 안다.</w:t>
+        <w:t xml:space="preserve"> 네 행의 뜻과 </w:t>
+      </w:r>
+      <w:r>
+        <w:rPr>
+          <w:rFonts w:ascii="Consolas" w:hAnsi="Consolas" w:eastAsia="맑은 고딕"/>
+          <w:sz w:val="21"/>
+        </w:rPr>
+        <w:t xml:space="preserve">TIME_COMPUTED</w:t>
+      </w:r>
+      <w:r>
+        <w:rPr>
+          <w:rFonts w:ascii="맑은 고딕" w:hAnsi="맑은 고딕" w:eastAsia="맑은 고딕"/>
+          <w:sz w:val="21"/>
+        </w:rPr>
+        <w:t xml:space="preserve">·</w:t>
+      </w:r>
+      <w:r>
+        <w:rPr>
+          <w:rFonts w:ascii="Consolas" w:hAnsi="Consolas" w:eastAsia="맑은 고딕"/>
+          <w:sz w:val="21"/>
+        </w:rPr>
+        <w:t xml:space="preserve">DATUM_TIME</w:t>
+      </w:r>
+      <w:r>
+        <w:rPr>
+          <w:rFonts w:ascii="맑은 고딕" w:hAnsi="맑은 고딕" w:eastAsia="맑은 고딕"/>
+          <w:sz w:val="21"/>
+        </w:rPr>
+        <w:t xml:space="preserve">의 차이를 안다.</w:t>
       </w:r>
     </w:p>
     <w:p>
@@ -170,7 +346,21 @@
           <w:rFonts w:ascii="맑은 고딕" w:hAnsi="맑은 고딕" w:eastAsia="맑은 고딕"/>
           <w:sz w:val="21"/>
         </w:rPr>
-        <w:t>Standby에서 `V$MANAGED_STANDBY`를 조회하면 여러 프로세스가 보인다. 실측 결과다.</w:t>
+        <w:t xml:space="preserve">Standby에서 </w:t>
+      </w:r>
+      <w:r>
+        <w:rPr>
+          <w:rFonts w:ascii="Consolas" w:hAnsi="Consolas" w:eastAsia="맑은 고딕"/>
+          <w:sz w:val="21"/>
+        </w:rPr>
+        <w:t xml:space="preserve">V$MANAGED_STANDBY</w:t>
+      </w:r>
+      <w:r>
+        <w:rPr>
+          <w:rFonts w:ascii="맑은 고딕" w:hAnsi="맑은 고딕" w:eastAsia="맑은 고딕"/>
+          <w:sz w:val="21"/>
+        </w:rPr>
+        <w:t xml:space="preserve">를 조회하면 여러 프로세스가 보인다. 실측 결과다.</w:t>
       </w:r>
     </w:p>
     <w:tbl>
@@ -469,10 +659,10 @@
           <w:p>
             <w:r>
               <w:rPr>
-                <w:rFonts w:ascii="맑은 고딕" w:hAnsi="맑은 고딕" w:eastAsia="맑은 고딕"/>
-                <w:sz w:val="19"/>
-              </w:rPr>
-              <w:t>`ARCH`</w:t>
+                <w:rFonts w:ascii="Consolas" w:hAnsi="Consolas" w:eastAsia="맑은 고딕"/>
+                <w:sz w:val="19"/>
+              </w:rPr>
+              <w:t xml:space="preserve">ARCH</w:t>
             </w:r>
           </w:p>
         </w:tc>
@@ -497,10 +687,10 @@
           <w:p>
             <w:r>
               <w:rPr>
-                <w:rFonts w:ascii="맑은 고딕" w:hAnsi="맑은 고딕" w:eastAsia="맑은 고딕"/>
-                <w:sz w:val="19"/>
-              </w:rPr>
-              <w:t>`LOG_ARCHIVE_MAX_PROCESSES=4`</w:t>
+                <w:rFonts w:ascii="Consolas" w:hAnsi="Consolas" w:eastAsia="맑은 고딕"/>
+                <w:sz w:val="19"/>
+              </w:rPr>
+              <w:t xml:space="preserve">LOG_ARCHIVE_MAX_PROCESSES=4</w:t>
             </w:r>
           </w:p>
         </w:tc>
@@ -513,10 +703,10 @@
           <w:p>
             <w:r>
               <w:rPr>
-                <w:rFonts w:ascii="맑은 고딕" w:hAnsi="맑은 고딕" w:eastAsia="맑은 고딕"/>
-                <w:sz w:val="19"/>
-              </w:rPr>
-              <w:t>`DGRD`</w:t>
+                <w:rFonts w:ascii="Consolas" w:hAnsi="Consolas" w:eastAsia="맑은 고딕"/>
+                <w:sz w:val="19"/>
+              </w:rPr>
+              <w:t xml:space="preserve">DGRD</w:t>
             </w:r>
           </w:p>
         </w:tc>
@@ -557,10 +747,10 @@
           <w:p>
             <w:r>
               <w:rPr>
-                <w:rFonts w:ascii="맑은 고딕" w:hAnsi="맑은 고딕" w:eastAsia="맑은 고딕"/>
-                <w:sz w:val="19"/>
-              </w:rPr>
-              <w:t>`RFS`</w:t>
+                <w:rFonts w:ascii="Consolas" w:hAnsi="Consolas" w:eastAsia="맑은 고딕"/>
+                <w:sz w:val="19"/>
+              </w:rPr>
+              <w:t xml:space="preserve">RFS</w:t>
             </w:r>
           </w:p>
         </w:tc>
@@ -601,10 +791,10 @@
           <w:p>
             <w:r>
               <w:rPr>
-                <w:rFonts w:ascii="맑은 고딕" w:hAnsi="맑은 고딕" w:eastAsia="맑은 고딕"/>
-                <w:sz w:val="19"/>
-              </w:rPr>
-              <w:t>`MRP0`</w:t>
+                <w:rFonts w:ascii="Consolas" w:hAnsi="Consolas" w:eastAsia="맑은 고딕"/>
+                <w:sz w:val="19"/>
+              </w:rPr>
+              <w:t xml:space="preserve">MRP0</w:t>
             </w:r>
           </w:p>
         </w:tc>
@@ -645,7 +835,37 @@
           <w:rFonts w:ascii="맑은 고딕" w:hAnsi="맑은 고딕" w:eastAsia="맑은 고딕"/>
           <w:sz w:val="21"/>
         </w:rPr>
-        <w:t>흐름은 이렇다. Primary의 LNS가 리두를 보내면 Standby의 **RFS**가 받아 SRL에 쓴다. **MRP0**가 그 SRL을 읽어 데이터 파일에 적용한다. 이 두 프로세스가 Data Guard의 심장이다.</w:t>
+        <w:t xml:space="preserve">흐름은 이렇다. Primary의 LNS가 리두를 보내면 Standby의 </w:t>
+      </w:r>
+      <w:r>
+        <w:rPr>
+          <w:rFonts w:ascii="맑은 고딕" w:hAnsi="맑은 고딕" w:eastAsia="맑은 고딕"/>
+          <w:b/>
+          <w:sz w:val="21"/>
+        </w:rPr>
+        <w:t xml:space="preserve">RFS</w:t>
+      </w:r>
+      <w:r>
+        <w:rPr>
+          <w:rFonts w:ascii="맑은 고딕" w:hAnsi="맑은 고딕" w:eastAsia="맑은 고딕"/>
+          <w:sz w:val="21"/>
+        </w:rPr>
+        <w:t xml:space="preserve">가 받아 SRL에 쓴다. </w:t>
+      </w:r>
+      <w:r>
+        <w:rPr>
+          <w:rFonts w:ascii="맑은 고딕" w:hAnsi="맑은 고딕" w:eastAsia="맑은 고딕"/>
+          <w:b/>
+          <w:sz w:val="21"/>
+        </w:rPr>
+        <w:t xml:space="preserve">MRP0</w:t>
+      </w:r>
+      <w:r>
+        <w:rPr>
+          <w:rFonts w:ascii="맑은 고딕" w:hAnsi="맑은 고딕" w:eastAsia="맑은 고딕"/>
+          <w:sz w:val="21"/>
+        </w:rPr>
+        <w:t xml:space="preserve">가 그 SRL을 읽어 데이터 파일에 적용한다. 이 두 프로세스가 Data Guard의 심장이다.</w:t>
       </w:r>
     </w:p>
     <w:p>
@@ -654,16 +874,66 @@
           <w:rFonts w:ascii="맑은 고딕" w:hAnsi="맑은 고딕" w:eastAsia="맑은 고딕"/>
           <w:sz w:val="21"/>
         </w:rPr>
-        <w:t>두 번째 RFS 행이 중요하다. `SEQUENCE#`가 64이고 `BLOCK#`이 2285다. 같은 시각 MRP0의 값도 시퀀스 64, 블록 2285다. **받는 지점과 적용하는 지점이 같다.** 이것이 실시간 적용이 작동하고 있다는 직접적인 증거다.</w:t>
+        <w:t xml:space="preserve">두 번째 RFS 행이 중요하다. </w:t>
+      </w:r>
+      <w:r>
+        <w:rPr>
+          <w:rFonts w:ascii="Consolas" w:hAnsi="Consolas" w:eastAsia="맑은 고딕"/>
+          <w:sz w:val="21"/>
+        </w:rPr>
+        <w:t xml:space="preserve">SEQUENCE#</w:t>
+      </w:r>
+      <w:r>
+        <w:rPr>
+          <w:rFonts w:ascii="맑은 고딕" w:hAnsi="맑은 고딕" w:eastAsia="맑은 고딕"/>
+          <w:sz w:val="21"/>
+        </w:rPr>
+        <w:t xml:space="preserve">가 64이고 </w:t>
+      </w:r>
+      <w:r>
+        <w:rPr>
+          <w:rFonts w:ascii="Consolas" w:hAnsi="Consolas" w:eastAsia="맑은 고딕"/>
+          <w:sz w:val="21"/>
+        </w:rPr>
+        <w:t xml:space="preserve">BLOCK#</w:t>
+      </w:r>
+      <w:r>
+        <w:rPr>
+          <w:rFonts w:ascii="맑은 고딕" w:hAnsi="맑은 고딕" w:eastAsia="맑은 고딕"/>
+          <w:sz w:val="21"/>
+        </w:rPr>
+        <w:t xml:space="preserve">이 2285다. 같은 시각 MRP0의 값도 시퀀스 64, 블록 2285다. </w:t>
+      </w:r>
+      <w:r>
+        <w:rPr>
+          <w:rFonts w:ascii="맑은 고딕" w:hAnsi="맑은 고딕" w:eastAsia="맑은 고딕"/>
+          <w:b/>
+          <w:sz w:val="21"/>
+        </w:rPr>
+        <w:t xml:space="preserve">받는 지점과 적용하는 지점이 같다.</w:t>
+      </w:r>
+      <w:r>
+        <w:rPr>
+          <w:rFonts w:ascii="맑은 고딕" w:hAnsi="맑은 고딕" w:eastAsia="맑은 고딕"/>
+          <w:sz w:val="21"/>
+        </w:rPr>
+        <w:t xml:space="preserve"> 이것이 실시간 적용이 작동하고 있다는 직접적인 증거다.</w:t>
       </w:r>
     </w:p>
     <w:p>
       <w:r>
         <w:rPr>
+          <w:rFonts w:ascii="Consolas" w:hAnsi="Consolas" w:eastAsia="맑은 고딕"/>
+          <w:sz w:val="21"/>
+        </w:rPr>
+        <w:t xml:space="preserve">BLOCKS</w:t>
+      </w:r>
+      <w:r>
+        <w:rPr>
           <w:rFonts w:ascii="맑은 고딕" w:hAnsi="맑은 고딕" w:eastAsia="맑은 고딕"/>
           <w:sz w:val="21"/>
         </w:rPr>
-        <w:t>`BLOCKS` 열의 409600은 MRP0이 적용 대상으로 보고 있는 로그의 전체 블록 수다. 512바이트 블록 기준으로 200MB이며, SRL 하나의 크기와 일치한다.</w:t>
+        <w:t xml:space="preserve"> 열의 409600은 MRP0이 적용 대상으로 보고 있는 로그의 전체 블록 수다. 512바이트 블록 기준으로 200MB이며, SRL 하나의 크기와 일치한다.</w:t>
       </w:r>
     </w:p>
     <w:tbl>
@@ -700,7 +970,37 @@
                 <w:rFonts w:ascii="맑은 고딕" w:hAnsi="맑은 고딕" w:eastAsia="맑은 고딕"/>
                 <w:sz w:val="20"/>
               </w:rPr>
-              <w:t>MRP0의 상태는 크게 둘이다. **`APPLYING_LOG`**는 지금 리두를 적용하는 중이고, **`WAIT_FOR_LOG`**는 적용할 리두가 없어 기다리는 중이다. 후자가 나쁜 상태는 아니다. Primary가 한가하면 당연히 기다린다.</w:t>
+              <w:t xml:space="preserve">MRP0의 상태는 크게 둘이다. </w:t>
+            </w:r>
+            <w:r>
+              <w:rPr>
+                <w:rFonts w:ascii="Consolas" w:hAnsi="Consolas" w:eastAsia="맑은 고딕"/>
+                <w:b/>
+                <w:sz w:val="20"/>
+              </w:rPr>
+              <w:t xml:space="preserve">APPLYING_LOG</w:t>
+            </w:r>
+            <w:r>
+              <w:rPr>
+                <w:rFonts w:ascii="맑은 고딕" w:hAnsi="맑은 고딕" w:eastAsia="맑은 고딕"/>
+                <w:sz w:val="20"/>
+              </w:rPr>
+              <w:t xml:space="preserve">는 지금 리두를 적용하는 중이고, </w:t>
+            </w:r>
+            <w:r>
+              <w:rPr>
+                <w:rFonts w:ascii="Consolas" w:hAnsi="Consolas" w:eastAsia="맑은 고딕"/>
+                <w:b/>
+                <w:sz w:val="20"/>
+              </w:rPr>
+              <w:t xml:space="preserve">WAIT_FOR_LOG</w:t>
+            </w:r>
+            <w:r>
+              <w:rPr>
+                <w:rFonts w:ascii="맑은 고딕" w:hAnsi="맑은 고딕" w:eastAsia="맑은 고딕"/>
+                <w:sz w:val="20"/>
+              </w:rPr>
+              <w:t xml:space="preserve">는 적용할 리두가 없어 기다리는 중이다. 후자가 나쁜 상태는 아니다. Primary가 한가하면 당연히 기다린다.</w:t>
             </w:r>
           </w:p>
           <w:p>
@@ -712,7 +1012,21 @@
                 <w:rFonts w:ascii="맑은 고딕" w:hAnsi="맑은 고딕" w:eastAsia="맑은 고딕"/>
                 <w:sz w:val="20"/>
               </w:rPr>
-              <w:t>RFS의 `IDLE`도 마찬가지로 정상이다. 연결은 유지하되 지금 받을 것이 없다는 뜻이다.</w:t>
+              <w:t xml:space="preserve">RFS의 </w:t>
+            </w:r>
+            <w:r>
+              <w:rPr>
+                <w:rFonts w:ascii="Consolas" w:hAnsi="Consolas" w:eastAsia="맑은 고딕"/>
+                <w:sz w:val="20"/>
+              </w:rPr>
+              <w:t xml:space="preserve">IDLE</w:t>
+            </w:r>
+            <w:r>
+              <w:rPr>
+                <w:rFonts w:ascii="맑은 고딕" w:hAnsi="맑은 고딕" w:eastAsia="맑은 고딕"/>
+                <w:sz w:val="20"/>
+              </w:rPr>
+              <w:t xml:space="preserve">도 마찬가지로 정상이다. 연결은 유지하되 지금 받을 것이 없다는 뜻이다.</w:t>
             </w:r>
           </w:p>
           <w:p>
@@ -724,7 +1038,36 @@
                 <w:rFonts w:ascii="맑은 고딕" w:hAnsi="맑은 고딕" w:eastAsia="맑은 고딕"/>
                 <w:sz w:val="20"/>
               </w:rPr>
-              <w:t>걱정해야 할 상태는 MRP0이 **아예 없는** 경우다. `no rows selected`가 나오면 적용이 멈춰 있는 것이다.</w:t>
+              <w:t xml:space="preserve">걱정해야 할 상태는 MRP0이 </w:t>
+            </w:r>
+            <w:r>
+              <w:rPr>
+                <w:rFonts w:ascii="맑은 고딕" w:hAnsi="맑은 고딕" w:eastAsia="맑은 고딕"/>
+                <w:b/>
+                <w:sz w:val="20"/>
+              </w:rPr>
+              <w:t xml:space="preserve">아예 없는</w:t>
+            </w:r>
+            <w:r>
+              <w:rPr>
+                <w:rFonts w:ascii="맑은 고딕" w:hAnsi="맑은 고딕" w:eastAsia="맑은 고딕"/>
+                <w:sz w:val="20"/>
+              </w:rPr>
+              <w:t xml:space="preserve"> 경우다. </w:t>
+            </w:r>
+            <w:r>
+              <w:rPr>
+                <w:rFonts w:ascii="Consolas" w:hAnsi="Consolas" w:eastAsia="맑은 고딕"/>
+                <w:sz w:val="20"/>
+              </w:rPr>
+              <w:t xml:space="preserve">no rows selected</w:t>
+            </w:r>
+            <w:r>
+              <w:rPr>
+                <w:rFonts w:ascii="맑은 고딕" w:hAnsi="맑은 고딕" w:eastAsia="맑은 고딕"/>
+                <w:sz w:val="20"/>
+              </w:rPr>
+              <w:t xml:space="preserve">가 나오면 적용이 멈춰 있는 것이다.</w:t>
             </w:r>
           </w:p>
         </w:tc>
@@ -838,7 +1181,21 @@
           <w:rFonts w:ascii="맑은 고딕" w:hAnsi="맑은 고딕" w:eastAsia="맑은 고딕"/>
           <w:sz w:val="21"/>
         </w:rPr>
-        <w:t>5장과 6장의 DUPLICATE 스크립트에 `set log_archive_max_processes = '4'`가 있었다. 그 값이 그대로 프로세스 개수가 되었다.</w:t>
+        <w:t xml:space="preserve">5장과 6장의 DUPLICATE 스크립트에 </w:t>
+      </w:r>
+      <w:r>
+        <w:rPr>
+          <w:rFonts w:ascii="Consolas" w:hAnsi="Consolas" w:eastAsia="맑은 고딕"/>
+          <w:sz w:val="21"/>
+        </w:rPr>
+        <w:t xml:space="preserve">set log_archive_max_processes = '4'</w:t>
+      </w:r>
+      <w:r>
+        <w:rPr>
+          <w:rFonts w:ascii="맑은 고딕" w:hAnsi="맑은 고딕" w:eastAsia="맑은 고딕"/>
+          <w:sz w:val="21"/>
+        </w:rPr>
+        <w:t xml:space="preserve">가 있었다. 그 값이 그대로 프로세스 개수가 되었다.</w:t>
       </w:r>
     </w:p>
     <w:p>
@@ -847,7 +1204,21 @@
           <w:rFonts w:ascii="맑은 고딕" w:hAnsi="맑은 고딕" w:eastAsia="맑은 고딕"/>
           <w:sz w:val="21"/>
         </w:rPr>
-        <w:t>Standby에서 ARCH는 지금 할 일이 거의 없다. 상태가 전부 `CONNECTED`인 이유다. 그러나 역할 전환 후 이 데이터베이스가 Primary가 되면 아카이브를 담당하게 되므로 미리 떠 있는 것이다.</w:t>
+        <w:t xml:space="preserve">Standby에서 ARCH는 지금 할 일이 거의 없다. 상태가 전부 </w:t>
+      </w:r>
+      <w:r>
+        <w:rPr>
+          <w:rFonts w:ascii="Consolas" w:hAnsi="Consolas" w:eastAsia="맑은 고딕"/>
+          <w:sz w:val="21"/>
+        </w:rPr>
+        <w:t xml:space="preserve">CONNECTED</w:t>
+      </w:r>
+      <w:r>
+        <w:rPr>
+          <w:rFonts w:ascii="맑은 고딕" w:hAnsi="맑은 고딕" w:eastAsia="맑은 고딕"/>
+          <w:sz w:val="21"/>
+        </w:rPr>
+        <w:t xml:space="preserve">인 이유다. 그러나 역할 전환 후 이 데이터베이스가 Primary가 되면 아카이브를 담당하게 되므로 미리 떠 있는 것이다.</w:t>
       </w:r>
     </w:p>
     <w:p>
@@ -1001,16 +1372,54 @@
           <w:rFonts w:ascii="맑은 고딕" w:hAnsi="맑은 고딕" w:eastAsia="맑은 고딕"/>
           <w:sz w:val="21"/>
         </w:rPr>
-        <w:t>Primary 쪽 LNS와의 연결마다 하나씩 만들어지며, 연결이 끊기면 정리된다. 개수 자체는 진단 근거가 되지 못한다. **의미 있는 것은 `SEQUENCE#`가 0이 아닌 RFS가 있는가**다. 그것이 지금 리두를 받고 있는 연결이다.</w:t>
+        <w:t xml:space="preserve">Primary 쪽 LNS와의 연결마다 하나씩 만들어지며, 연결이 끊기면 정리된다. 개수 자체는 진단 근거가 되지 못한다. </w:t>
+      </w:r>
+      <w:r>
+        <w:rPr>
+          <w:rFonts w:ascii="맑은 고딕" w:hAnsi="맑은 고딕" w:eastAsia="맑은 고딕"/>
+          <w:b/>
+          <w:sz w:val="21"/>
+        </w:rPr>
+        <w:t xml:space="preserve">의미 있는 것은 </w:t>
+      </w:r>
+      <w:r>
+        <w:rPr>
+          <w:rFonts w:ascii="Consolas" w:hAnsi="Consolas" w:eastAsia="맑은 고딕"/>
+          <w:b/>
+          <w:sz w:val="21"/>
+        </w:rPr>
+        <w:t xml:space="preserve">SEQUENCE#</w:t>
+      </w:r>
+      <w:r>
+        <w:rPr>
+          <w:rFonts w:ascii="맑은 고딕" w:hAnsi="맑은 고딕" w:eastAsia="맑은 고딕"/>
+          <w:b/>
+          <w:sz w:val="21"/>
+        </w:rPr>
+        <w:t xml:space="preserve">가 0이 아닌 RFS가 있는가</w:t>
+      </w:r>
+      <w:r>
+        <w:rPr>
+          <w:rFonts w:ascii="맑은 고딕" w:hAnsi="맑은 고딕" w:eastAsia="맑은 고딕"/>
+          <w:sz w:val="21"/>
+        </w:rPr>
+        <w:t xml:space="preserve">다. 그것이 지금 리두를 받고 있는 연결이다.</w:t>
       </w:r>
     </w:p>
     <w:p>
       <w:r>
         <w:rPr>
+          <w:rFonts w:ascii="Consolas" w:hAnsi="Consolas" w:eastAsia="맑은 고딕"/>
+          <w:sz w:val="21"/>
+        </w:rPr>
+        <w:t xml:space="preserve">THREAD#</w:t>
+      </w:r>
+      <w:r>
+        <w:rPr>
           <w:rFonts w:ascii="맑은 고딕" w:hAnsi="맑은 고딕" w:eastAsia="맑은 고딕"/>
           <w:sz w:val="21"/>
         </w:rPr>
-        <w:t>`THREAD#`가 0인 RFS는 아직 어느 스레드를 담당할지 정해지지 않은 대기 연결이다. RAC가 아닌 단일 인스턴스 환경에서는 스레드가 1번 하나뿐이다.</w:t>
+        <w:t xml:space="preserve">가 0인 RFS는 아직 어느 스레드를 담당할지 정해지지 않은 대기 연결이다. RAC가 아닌 단일 인스턴스 환경에서는 스레드가 1번 하나뿐이다.</w:t>
       </w:r>
     </w:p>
     <w:p>
@@ -1156,10 +1565,17 @@
     <w:p>
       <w:r>
         <w:rPr>
+          <w:rFonts w:ascii="Consolas" w:hAnsi="Consolas" w:eastAsia="맑은 고딕"/>
+          <w:sz w:val="21"/>
+        </w:rPr>
+        <w:t xml:space="preserve">no rows selected</w:t>
+      </w:r>
+      <w:r>
+        <w:rPr>
           <w:rFonts w:ascii="맑은 고딕" w:hAnsi="맑은 고딕" w:eastAsia="맑은 고딕"/>
           <w:sz w:val="21"/>
         </w:rPr>
-        <w:t>`no rows selected`가 적용이 멈춰 있다는 가장 분명한 신호다. 상태 열을 볼 것도 없다. 프로세스 자체가 없다.</w:t>
+        <w:t xml:space="preserve">가 적용이 멈춰 있다는 가장 분명한 신호다. 상태 열을 볼 것도 없다. 프로세스 자체가 없다.</w:t>
       </w:r>
     </w:p>
     <w:p>
@@ -1168,7 +1584,21 @@
           <w:rFonts w:ascii="맑은 고딕" w:hAnsi="맑은 고딕" w:eastAsia="맑은 고딕"/>
           <w:sz w:val="21"/>
         </w:rPr>
-        <w:t>이때 `V$DATABASE.OPEN_MODE`도 함께 바뀐다. 실측이다.</w:t>
+        <w:t xml:space="preserve">이때 </w:t>
+      </w:r>
+      <w:r>
+        <w:rPr>
+          <w:rFonts w:ascii="Consolas" w:hAnsi="Consolas" w:eastAsia="맑은 고딕"/>
+          <w:sz w:val="21"/>
+        </w:rPr>
+        <w:t xml:space="preserve">V$DATABASE.OPEN_MODE</w:t>
+      </w:r>
+      <w:r>
+        <w:rPr>
+          <w:rFonts w:ascii="맑은 고딕" w:hAnsi="맑은 고딕" w:eastAsia="맑은 고딕"/>
+          <w:sz w:val="21"/>
+        </w:rPr>
+        <w:t xml:space="preserve">도 함께 바뀐다. 실측이다.</w:t>
       </w:r>
     </w:p>
     <w:tbl>
@@ -1466,10 +1896,26 @@
     <w:p>
       <w:r>
         <w:rPr>
+          <w:rFonts w:ascii="Consolas" w:hAnsi="Consolas" w:eastAsia="맑은 고딕"/>
+          <w:b/>
+          <w:sz w:val="21"/>
+        </w:rPr>
+        <w:t xml:space="preserve">WITH APPLY</w:t>
+      </w:r>
+      <w:r>
+        <w:rPr>
           <w:rFonts w:ascii="맑은 고딕" w:hAnsi="맑은 고딕" w:eastAsia="맑은 고딕"/>
-          <w:sz w:val="21"/>
-        </w:rPr>
-        <w:t>**`WITH APPLY`라는 꼬리표가 MRP0의 존재를 그대로 반영한다.** 프로세스가 사라지면 꼬리표도 사라진다.</w:t>
+          <w:b/>
+          <w:sz w:val="21"/>
+        </w:rPr>
+        <w:t xml:space="preserve">라는 꼬리표가 MRP0의 존재를 그대로 반영한다.</w:t>
+      </w:r>
+      <w:r>
+        <w:rPr>
+          <w:rFonts w:ascii="맑은 고딕" w:hAnsi="맑은 고딕" w:eastAsia="맑은 고딕"/>
+          <w:sz w:val="21"/>
+        </w:rPr>
+        <w:t xml:space="preserve"> 프로세스가 사라지면 꼬리표도 사라진다.</w:t>
       </w:r>
     </w:p>
     <w:p>
@@ -1582,9 +2028,17 @@
       <w:r>
         <w:rPr>
           <w:rFonts w:ascii="맑은 고딕" w:hAnsi="맑은 고딕" w:eastAsia="맑은 고딕"/>
-          <w:sz w:val="21"/>
-        </w:rPr>
-        <w:t>**적용이 멈춰 있는데 지연이 0이다.** 적용할 것이 없으니 뒤처질 것도 없다는 계산이다. 지연 값만 보고 정상이라고 판단하면 정확히 이 함정에 빠진다. 7.7.1절에서 다시 다룬다.</w:t>
+          <w:b/>
+          <w:sz w:val="21"/>
+        </w:rPr>
+        <w:t xml:space="preserve">적용이 멈춰 있는데 지연이 0이다.</w:t>
+      </w:r>
+      <w:r>
+        <w:rPr>
+          <w:rFonts w:ascii="맑은 고딕" w:hAnsi="맑은 고딕" w:eastAsia="맑은 고딕"/>
+          <w:sz w:val="21"/>
+        </w:rPr>
+        <w:t xml:space="preserve"> 적용할 것이 없으니 뒤처질 것도 없다는 계산이다. 지연 값만 보고 정상이라고 판단하면 정확히 이 함정에 빠진다. 7.7.1절에서 다시 다룬다.</w:t>
       </w:r>
     </w:p>
     <w:p>
@@ -1593,7 +2047,21 @@
           <w:rFonts w:ascii="맑은 고딕" w:hAnsi="맑은 고딕" w:eastAsia="맑은 고딕"/>
           <w:sz w:val="21"/>
         </w:rPr>
-        <w:t>반대로 말하면 `READ ONLY WITH APPLY`만 확인해도 적용이 돌고 있다는 것은 알 수 있다. 다만 그것이 실시간 적용인지, 얼마나 뒤처졌는지는 알려 주지 않는다. 이 장의 나머지가 그 두 가지를 다룬다.</w:t>
+        <w:t xml:space="preserve">반대로 말하면 </w:t>
+      </w:r>
+      <w:r>
+        <w:rPr>
+          <w:rFonts w:ascii="Consolas" w:hAnsi="Consolas" w:eastAsia="맑은 고딕"/>
+          <w:sz w:val="21"/>
+        </w:rPr>
+        <w:t xml:space="preserve">READ ONLY WITH APPLY</w:t>
+      </w:r>
+      <w:r>
+        <w:rPr>
+          <w:rFonts w:ascii="맑은 고딕" w:hAnsi="맑은 고딕" w:eastAsia="맑은 고딕"/>
+          <w:sz w:val="21"/>
+        </w:rPr>
+        <w:t xml:space="preserve">만 확인해도 적용이 돌고 있다는 것은 알 수 있다. 다만 그것이 실시간 적용인지, 얼마나 뒤처졌는지는 알려 주지 않는다. 이 장의 나머지가 그 두 가지를 다룬다.</w:t>
       </w:r>
     </w:p>
     <w:p>
@@ -1760,19 +2228,33 @@
     <w:p>
       <w:r>
         <w:rPr>
+          <w:rFonts w:ascii="Consolas" w:hAnsi="Consolas" w:eastAsia="맑은 고딕"/>
+          <w:sz w:val="21"/>
+        </w:rPr>
+        <w:t xml:space="preserve">DISCONNECT FROM SESSION</w:t>
+      </w:r>
+      <w:r>
+        <w:rPr>
           <w:rFonts w:ascii="맑은 고딕" w:hAnsi="맑은 고딕" w:eastAsia="맑은 고딕"/>
           <w:sz w:val="21"/>
         </w:rPr>
-        <w:t>`DISCONNECT FROM SESSION`은 명령을 내린 세션과 무관하게 백그라운드에서 계속 돌게 한다. 이 절이 없으면 세션이 붙잡혀 다른 작업을 할 수 없다.</w:t>
+        <w:t xml:space="preserve">은 명령을 내린 세션과 무관하게 백그라운드에서 계속 돌게 한다. 이 절이 없으면 세션이 붙잡혀 다른 작업을 할 수 없다.</w:t>
       </w:r>
     </w:p>
     <w:p>
       <w:r>
         <w:rPr>
+          <w:rFonts w:ascii="Consolas" w:hAnsi="Consolas" w:eastAsia="맑은 고딕"/>
+          <w:sz w:val="21"/>
+        </w:rPr>
+        <w:t xml:space="preserve">USING CURRENT LOGFILE</w:t>
+      </w:r>
+      <w:r>
+        <w:rPr>
           <w:rFonts w:ascii="맑은 고딕" w:hAnsi="맑은 고딕" w:eastAsia="맑은 고딕"/>
           <w:sz w:val="21"/>
         </w:rPr>
-        <w:t>`USING CURRENT LOGFILE`이 실시간 적용을 뜻한다 — 오래된 문서는 그렇게 설명한다. 7.5절에서 이 설명이 19c에도 유효한지 실측으로 확인한다.</w:t>
+        <w:t xml:space="preserve">이 실시간 적용을 뜻한다 — 오래된 문서는 그렇게 설명한다. 7.5절에서 이 설명이 19c에도 유효한지 실측으로 확인한다.</w:t>
       </w:r>
     </w:p>
     <w:p>
@@ -2020,10 +2502,17 @@
     <w:p>
       <w:r>
         <w:rPr>
+          <w:rFonts w:ascii="Consolas" w:hAnsi="Consolas" w:eastAsia="맑은 고딕"/>
+          <w:sz w:val="21"/>
+        </w:rPr>
+        <w:t xml:space="preserve">USING CURRENT LOGFILE</w:t>
+      </w:r>
+      <w:r>
+        <w:rPr>
           <w:rFonts w:ascii="맑은 고딕" w:hAnsi="맑은 고딕" w:eastAsia="맑은 고딕"/>
           <w:sz w:val="21"/>
         </w:rPr>
-        <w:t>`USING CURRENT LOGFILE` 없이 시도해도 같은 오류가 난다. 실측에서 두 형태 모두 ORA-01153이었다.</w:t>
+        <w:t xml:space="preserve"> 없이 시도해도 같은 오류가 난다. 실측에서 두 형태 모두 ORA-01153이었다.</w:t>
       </w:r>
     </w:p>
     <w:p>
@@ -2032,7 +2521,22 @@
           <w:rFonts w:ascii="맑은 고딕" w:hAnsi="맑은 고딕" w:eastAsia="맑은 고딕"/>
           <w:sz w:val="21"/>
         </w:rPr>
-        <w:t>4장에서 이 오류를 이미 만났다. 그때는 서로 다른 적용 방식을 겹쳐 실행해서였고, 지금은 같은 방식을 두 번 실행해서다. 어느 쪽이든 **MRP는 하나만 존재할 수 있다**는 규칙에서 나온다.</w:t>
+        <w:t xml:space="preserve">4장에서 이 오류를 이미 만났다. 그때는 서로 다른 적용 방식을 겹쳐 실행해서였고, 지금은 같은 방식을 두 번 실행해서다. 어느 쪽이든 </w:t>
+      </w:r>
+      <w:r>
+        <w:rPr>
+          <w:rFonts w:ascii="맑은 고딕" w:hAnsi="맑은 고딕" w:eastAsia="맑은 고딕"/>
+          <w:b/>
+          <w:sz w:val="21"/>
+        </w:rPr>
+        <w:t xml:space="preserve">MRP는 하나만 존재할 수 있다</w:t>
+      </w:r>
+      <w:r>
+        <w:rPr>
+          <w:rFonts w:ascii="맑은 고딕" w:hAnsi="맑은 고딕" w:eastAsia="맑은 고딕"/>
+          <w:sz w:val="21"/>
+        </w:rPr>
+        <w:t xml:space="preserve">는 규칙에서 나온다.</w:t>
       </w:r>
     </w:p>
     <w:tbl>
@@ -2069,7 +2573,21 @@
                 <w:rFonts w:ascii="맑은 고딕" w:hAnsi="맑은 고딕" w:eastAsia="맑은 고딕"/>
                 <w:sz w:val="20"/>
               </w:rPr>
-              <w:t>적용 방식을 바꾸거나 재기동할 때는 항상 `CANCEL`을 먼저 낸다. 이미 멈춰 있으면 ORA-16136이 나지만 무해하다.</w:t>
+              <w:t xml:space="preserve">적용 방식을 바꾸거나 재기동할 때는 항상 </w:t>
+            </w:r>
+            <w:r>
+              <w:rPr>
+                <w:rFonts w:ascii="Consolas" w:hAnsi="Consolas" w:eastAsia="맑은 고딕"/>
+                <w:sz w:val="20"/>
+              </w:rPr>
+              <w:t xml:space="preserve">CANCEL</w:t>
+            </w:r>
+            <w:r>
+              <w:rPr>
+                <w:rFonts w:ascii="맑은 고딕" w:hAnsi="맑은 고딕" w:eastAsia="맑은 고딕"/>
+                <w:sz w:val="20"/>
+              </w:rPr>
+              <w:t xml:space="preserve">을 먼저 낸다. 이미 멈춰 있으면 ORA-16136이 나지만 무해하다.</w:t>
             </w:r>
           </w:p>
           <w:p>
@@ -2081,7 +2599,21 @@
                 <w:rFonts w:ascii="맑은 고딕" w:hAnsi="맑은 고딕" w:eastAsia="맑은 고딕"/>
                 <w:sz w:val="20"/>
               </w:rPr>
-              <w:t>반대로 `CANCEL` 없이 기동부터 시도하면 ORA-01153이 나고, 이때는 지금 어떤 방식으로 돌고 있는지 확인해야 하므로 한 단계가 더 든다.</w:t>
+              <w:t xml:space="preserve">반대로 </w:t>
+            </w:r>
+            <w:r>
+              <w:rPr>
+                <w:rFonts w:ascii="Consolas" w:hAnsi="Consolas" w:eastAsia="맑은 고딕"/>
+                <w:sz w:val="20"/>
+              </w:rPr>
+              <w:t xml:space="preserve">CANCEL</w:t>
+            </w:r>
+            <w:r>
+              <w:rPr>
+                <w:rFonts w:ascii="맑은 고딕" w:hAnsi="맑은 고딕" w:eastAsia="맑은 고딕"/>
+                <w:sz w:val="20"/>
+              </w:rPr>
+              <w:t xml:space="preserve"> 없이 기동부터 시도하면 ORA-01153이 나고, 이때는 지금 어떤 방식으로 돌고 있는지 확인해야 하므로 한 단계가 더 든다.</w:t>
             </w:r>
           </w:p>
           <w:p>
@@ -2093,7 +2625,21 @@
                 <w:rFonts w:ascii="맑은 고딕" w:hAnsi="맑은 고딕" w:eastAsia="맑은 고딕"/>
                 <w:sz w:val="20"/>
               </w:rPr>
-              <w:t>스크립트로 자동화한다면 `CANCEL`의 ORA-16136을 무시하도록 작성하는 편이 안전하다.</w:t>
+              <w:t xml:space="preserve">스크립트로 자동화한다면 </w:t>
+            </w:r>
+            <w:r>
+              <w:rPr>
+                <w:rFonts w:ascii="Consolas" w:hAnsi="Consolas" w:eastAsia="맑은 고딕"/>
+                <w:sz w:val="20"/>
+              </w:rPr>
+              <w:t xml:space="preserve">CANCEL</w:t>
+            </w:r>
+            <w:r>
+              <w:rPr>
+                <w:rFonts w:ascii="맑은 고딕" w:hAnsi="맑은 고딕" w:eastAsia="맑은 고딕"/>
+                <w:sz w:val="20"/>
+              </w:rPr>
+              <w:t xml:space="preserve">의 ORA-16136을 무시하도록 작성하는 편이 안전하다.</w:t>
             </w:r>
           </w:p>
         </w:tc>
@@ -2243,10 +2789,40 @@
     <w:p>
       <w:r>
         <w:rPr>
+          <w:rFonts w:ascii="Consolas" w:hAnsi="Consolas" w:eastAsia="맑은 고딕"/>
+          <w:b/>
+          <w:sz w:val="21"/>
+        </w:rPr>
+        <w:t xml:space="preserve">BAD PARAM</w:t>
+      </w:r>
+      <w:r>
+        <w:rPr>
           <w:rFonts w:ascii="맑은 고딕" w:hAnsi="맑은 고딕" w:eastAsia="맑은 고딕"/>
-          <w:sz w:val="21"/>
-        </w:rPr>
-        <w:t>**`BAD PARAM`이다.** 목적지 이름은 있는데 `DESTINATION` 열이 비어 있다. 오라클이 파라미터 값을 해석하지 못했다는 뜻이다.</w:t>
+          <w:b/>
+          <w:sz w:val="21"/>
+        </w:rPr>
+        <w:t xml:space="preserve">이다.</w:t>
+      </w:r>
+      <w:r>
+        <w:rPr>
+          <w:rFonts w:ascii="맑은 고딕" w:hAnsi="맑은 고딕" w:eastAsia="맑은 고딕"/>
+          <w:sz w:val="21"/>
+        </w:rPr>
+        <w:t xml:space="preserve"> 목적지 이름은 있는데 </w:t>
+      </w:r>
+      <w:r>
+        <w:rPr>
+          <w:rFonts w:ascii="Consolas" w:hAnsi="Consolas" w:eastAsia="맑은 고딕"/>
+          <w:sz w:val="21"/>
+        </w:rPr>
+        <w:t xml:space="preserve">DESTINATION</w:t>
+      </w:r>
+      <w:r>
+        <w:rPr>
+          <w:rFonts w:ascii="맑은 고딕" w:hAnsi="맑은 고딕" w:eastAsia="맑은 고딕"/>
+          <w:sz w:val="21"/>
+        </w:rPr>
+        <w:t xml:space="preserve"> 열이 비어 있다. 오라클이 파라미터 값을 해석하지 못했다는 뜻이다.</w:t>
       </w:r>
     </w:p>
     <w:p>
@@ -2361,16 +2937,74 @@
           <w:rFonts w:ascii="맑은 고딕" w:hAnsi="맑은 고딕" w:eastAsia="맑은 고딕"/>
           <w:sz w:val="21"/>
         </w:rPr>
-        <w:t>마지막 항목이 문제다. **`db_unique_name=chicago`.** 이 데이터베이스의 `DB_UNIQUE_NAME`은 `boston`이다.</w:t>
+        <w:t xml:space="preserve">마지막 항목이 문제다. </w:t>
+      </w:r>
+      <w:r>
+        <w:rPr>
+          <w:rFonts w:ascii="Consolas" w:hAnsi="Consolas" w:eastAsia="맑은 고딕"/>
+          <w:b/>
+          <w:sz w:val="21"/>
+        </w:rPr>
+        <w:t xml:space="preserve">db_unique_name=chicago</w:t>
+      </w:r>
+      <w:r>
+        <w:rPr>
+          <w:rFonts w:ascii="맑은 고딕" w:hAnsi="맑은 고딕" w:eastAsia="맑은 고딕"/>
+          <w:b/>
+          <w:sz w:val="21"/>
+        </w:rPr>
+        <w:t xml:space="preserve">.</w:t>
+      </w:r>
+      <w:r>
+        <w:rPr>
+          <w:rFonts w:ascii="맑은 고딕" w:hAnsi="맑은 고딕" w:eastAsia="맑은 고딕"/>
+          <w:sz w:val="21"/>
+        </w:rPr>
+        <w:t xml:space="preserve"> 이 데이터베이스의 </w:t>
+      </w:r>
+      <w:r>
+        <w:rPr>
+          <w:rFonts w:ascii="Consolas" w:hAnsi="Consolas" w:eastAsia="맑은 고딕"/>
+          <w:sz w:val="21"/>
+        </w:rPr>
+        <w:t xml:space="preserve">DB_UNIQUE_NAME</w:t>
+      </w:r>
+      <w:r>
+        <w:rPr>
+          <w:rFonts w:ascii="맑은 고딕" w:hAnsi="맑은 고딕" w:eastAsia="맑은 고딕"/>
+          <w:sz w:val="21"/>
+        </w:rPr>
+        <w:t xml:space="preserve">은 </w:t>
+      </w:r>
+      <w:r>
+        <w:rPr>
+          <w:rFonts w:ascii="Consolas" w:hAnsi="Consolas" w:eastAsia="맑은 고딕"/>
+          <w:sz w:val="21"/>
+        </w:rPr>
+        <w:t xml:space="preserve">boston</w:t>
+      </w:r>
+      <w:r>
+        <w:rPr>
+          <w:rFonts w:ascii="맑은 고딕" w:hAnsi="맑은 고딕" w:eastAsia="맑은 고딕"/>
+          <w:sz w:val="21"/>
+        </w:rPr>
+        <w:t xml:space="preserve">이다.</w:t>
       </w:r>
     </w:p>
     <w:p>
       <w:r>
         <w:rPr>
+          <w:rFonts w:ascii="Consolas" w:hAnsi="Consolas" w:eastAsia="맑은 고딕"/>
+          <w:sz w:val="21"/>
+        </w:rPr>
+        <w:t xml:space="preserve">DB_UNIQUE_NAME</w:t>
+      </w:r>
+      <w:r>
+        <w:rPr>
           <w:rFonts w:ascii="맑은 고딕" w:hAnsi="맑은 고딕" w:eastAsia="맑은 고딕"/>
           <w:sz w:val="21"/>
         </w:rPr>
-        <w:t>`DB_UNIQUE_NAME` 속성은 "이 목적지는 이 이름을 가진 데이터베이스를 위한 것"이라는 선언이다. 값이 자신과 다르면 그 목적지는 자신에게 해당하지 않으므로 오라클은 해석을 거부한다.</w:t>
+        <w:t xml:space="preserve"> 속성은 "이 목적지는 이 이름을 가진 데이터베이스를 위한 것"이라는 선언이다. 값이 자신과 다르면 그 목적지는 자신에게 해당하지 않으므로 오라클은 해석을 거부한다.</w:t>
       </w:r>
     </w:p>
     <w:p>
@@ -2379,7 +3013,50 @@
           <w:rFonts w:ascii="맑은 고딕" w:hAnsi="맑은 고딕" w:eastAsia="맑은 고딕"/>
           <w:sz w:val="21"/>
         </w:rPr>
-        <w:t>원인은 6장의 컨트롤 파일과 같다. **파라미터 상속**이다. DUPLICATE의 SPFILE 절이 Primary spfile을 가져오는데, 스크립트에 `set log_archive_dest_1`이 없었다. 그래서 Primary의 값이 `db_unique_name=chicago`인 채로 그대로 넘어왔다.</w:t>
+        <w:t xml:space="preserve">원인은 6장의 컨트롤 파일과 같다. </w:t>
+      </w:r>
+      <w:r>
+        <w:rPr>
+          <w:rFonts w:ascii="맑은 고딕" w:hAnsi="맑은 고딕" w:eastAsia="맑은 고딕"/>
+          <w:b/>
+          <w:sz w:val="21"/>
+        </w:rPr>
+        <w:t xml:space="preserve">파라미터 상속</w:t>
+      </w:r>
+      <w:r>
+        <w:rPr>
+          <w:rFonts w:ascii="맑은 고딕" w:hAnsi="맑은 고딕" w:eastAsia="맑은 고딕"/>
+          <w:sz w:val="21"/>
+        </w:rPr>
+        <w:t xml:space="preserve">이다. DUPLICATE의 SPFILE 절이 Primary spfile을 가져오는데, 스크립트에 </w:t>
+      </w:r>
+      <w:r>
+        <w:rPr>
+          <w:rFonts w:ascii="Consolas" w:hAnsi="Consolas" w:eastAsia="맑은 고딕"/>
+          <w:sz w:val="21"/>
+        </w:rPr>
+        <w:t xml:space="preserve">set log_archive_dest_1</w:t>
+      </w:r>
+      <w:r>
+        <w:rPr>
+          <w:rFonts w:ascii="맑은 고딕" w:hAnsi="맑은 고딕" w:eastAsia="맑은 고딕"/>
+          <w:sz w:val="21"/>
+        </w:rPr>
+        <w:t xml:space="preserve">이 없었다. 그래서 Primary의 값이 </w:t>
+      </w:r>
+      <w:r>
+        <w:rPr>
+          <w:rFonts w:ascii="Consolas" w:hAnsi="Consolas" w:eastAsia="맑은 고딕"/>
+          <w:sz w:val="21"/>
+        </w:rPr>
+        <w:t xml:space="preserve">db_unique_name=chicago</w:t>
+      </w:r>
+      <w:r>
+        <w:rPr>
+          <w:rFonts w:ascii="맑은 고딕" w:hAnsi="맑은 고딕" w:eastAsia="맑은 고딕"/>
+          <w:sz w:val="21"/>
+        </w:rPr>
+        <w:t xml:space="preserve">인 채로 그대로 넘어왔다.</w:t>
       </w:r>
     </w:p>
     <w:p>
@@ -2388,7 +3065,35 @@
           <w:rFonts w:ascii="맑은 고딕" w:hAnsi="맑은 고딕" w:eastAsia="맑은 고딕"/>
           <w:sz w:val="21"/>
         </w:rPr>
-        <w:t>그렇다면 왜 그동안 문제가 없어 보였는가. 5장과 6장에서 `READ ONLY WITH APPLY`를 확인했고 지연도 0이었다. 리두는 잘 흐르고 있었다. 그런데도 목적지 1번은 `BAD PARAM`이었다.</w:t>
+        <w:t xml:space="preserve">그렇다면 왜 그동안 문제가 없어 보였는가. 5장과 6장에서 </w:t>
+      </w:r>
+      <w:r>
+        <w:rPr>
+          <w:rFonts w:ascii="Consolas" w:hAnsi="Consolas" w:eastAsia="맑은 고딕"/>
+          <w:sz w:val="21"/>
+        </w:rPr>
+        <w:t xml:space="preserve">READ ONLY WITH APPLY</w:t>
+      </w:r>
+      <w:r>
+        <w:rPr>
+          <w:rFonts w:ascii="맑은 고딕" w:hAnsi="맑은 고딕" w:eastAsia="맑은 고딕"/>
+          <w:sz w:val="21"/>
+        </w:rPr>
+        <w:t xml:space="preserve">를 확인했고 지연도 0이었다. 리두는 잘 흐르고 있었다. 그런데도 목적지 1번은 </w:t>
+      </w:r>
+      <w:r>
+        <w:rPr>
+          <w:rFonts w:ascii="Consolas" w:hAnsi="Consolas" w:eastAsia="맑은 고딕"/>
+          <w:sz w:val="21"/>
+        </w:rPr>
+        <w:t xml:space="preserve">BAD PARAM</w:t>
+      </w:r>
+      <w:r>
+        <w:rPr>
+          <w:rFonts w:ascii="맑은 고딕" w:hAnsi="맑은 고딕" w:eastAsia="맑은 고딕"/>
+          <w:sz w:val="21"/>
+        </w:rPr>
+        <w:t xml:space="preserve">이었다.</w:t>
       </w:r>
     </w:p>
     <w:p>
@@ -2397,7 +3102,21 @@
           <w:rFonts w:ascii="맑은 고딕" w:hAnsi="맑은 고딕" w:eastAsia="맑은 고딕"/>
           <w:sz w:val="21"/>
         </w:rPr>
-        <w:t>이유는 FRA가 별도로 설정되어 있었기 때문이다. `DB_RECOVERY_FILE_DEST`가 있으면 오라클은 아카이브를 그리로 보낸다. 실제로 파일을 확인하면 정상 경로에 있다.</w:t>
+        <w:t xml:space="preserve">이유는 FRA가 별도로 설정되어 있었기 때문이다. </w:t>
+      </w:r>
+      <w:r>
+        <w:rPr>
+          <w:rFonts w:ascii="Consolas" w:hAnsi="Consolas" w:eastAsia="맑은 고딕"/>
+          <w:sz w:val="21"/>
+        </w:rPr>
+        <w:t xml:space="preserve">DB_RECOVERY_FILE_DEST</w:t>
+      </w:r>
+      <w:r>
+        <w:rPr>
+          <w:rFonts w:ascii="맑은 고딕" w:hAnsi="맑은 고딕" w:eastAsia="맑은 고딕"/>
+          <w:sz w:val="21"/>
+        </w:rPr>
+        <w:t xml:space="preserve">가 있으면 오라클은 아카이브를 그리로 보낸다. 실제로 파일을 확인하면 정상 경로에 있다.</w:t>
       </w:r>
     </w:p>
     <w:tbl>
@@ -2492,7 +3211,22 @@
                 <w:rFonts w:ascii="맑은 고딕" w:hAnsi="맑은 고딕" w:eastAsia="맑은 고딕"/>
                 <w:sz w:val="20"/>
               </w:rPr>
-              <w:t>이 사례는 **기능은 우회로로 동작하고 상태 열만 비정상**인 경우다. 오류가 나지 않으므로 아무도 알아채지 못한다. 5장과 6장을 마치며 확인한 항목들은 모두 정상이었고, 실제로 정상이었다.</w:t>
+              <w:t xml:space="preserve">이 사례는 </w:t>
+            </w:r>
+            <w:r>
+              <w:rPr>
+                <w:rFonts w:ascii="맑은 고딕" w:hAnsi="맑은 고딕" w:eastAsia="맑은 고딕"/>
+                <w:b/>
+                <w:sz w:val="20"/>
+              </w:rPr>
+              <w:t xml:space="preserve">기능은 우회로로 동작하고 상태 열만 비정상</w:t>
+            </w:r>
+            <w:r>
+              <w:rPr>
+                <w:rFonts w:ascii="맑은 고딕" w:hAnsi="맑은 고딕" w:eastAsia="맑은 고딕"/>
+                <w:sz w:val="20"/>
+              </w:rPr>
+              <w:t xml:space="preserve">인 경우다. 오류가 나지 않으므로 아무도 알아채지 못한다. 5장과 6장을 마치며 확인한 항목들은 모두 정상이었고, 실제로 정상이었다.</w:t>
             </w:r>
           </w:p>
           <w:p>
@@ -2504,7 +3238,21 @@
                 <w:rFonts w:ascii="맑은 고딕" w:hAnsi="맑은 고딕" w:eastAsia="맑은 고딕"/>
                 <w:sz w:val="20"/>
               </w:rPr>
-              <w:t>진짜 문제는 역할 전환 후에 드러난다. boston이 Primary가 되면 목적지 1번이 로컬 아카이브를 담당해야 하는데 `BAD PARAM`이면 그때 멈춘다. 평상시에는 보이지 않다가 가장 급한 순간에 터지는 종류의 문제다.</w:t>
+              <w:t xml:space="preserve">진짜 문제는 역할 전환 후에 드러난다. boston이 Primary가 되면 목적지 1번이 로컬 아카이브를 담당해야 하는데 </w:t>
+            </w:r>
+            <w:r>
+              <w:rPr>
+                <w:rFonts w:ascii="Consolas" w:hAnsi="Consolas" w:eastAsia="맑은 고딕"/>
+                <w:sz w:val="20"/>
+              </w:rPr>
+              <w:t xml:space="preserve">BAD PARAM</w:t>
+            </w:r>
+            <w:r>
+              <w:rPr>
+                <w:rFonts w:ascii="맑은 고딕" w:hAnsi="맑은 고딕" w:eastAsia="맑은 고딕"/>
+                <w:sz w:val="20"/>
+              </w:rPr>
+              <w:t xml:space="preserve">이면 그때 멈춘다. 평상시에는 보이지 않다가 가장 급한 순간에 터지는 종류의 문제다.</w:t>
             </w:r>
           </w:p>
           <w:p>
@@ -2534,10 +3282,17 @@
     <w:p>
       <w:r>
         <w:rPr>
+          <w:rFonts w:ascii="Consolas" w:hAnsi="Consolas" w:eastAsia="맑은 고딕"/>
+          <w:sz w:val="21"/>
+        </w:rPr>
+        <w:t xml:space="preserve">V$ARCHIVE_DEST</w:t>
+      </w:r>
+      <w:r>
+        <w:rPr>
           <w:rFonts w:ascii="맑은 고딕" w:hAnsi="맑은 고딕" w:eastAsia="맑은 고딕"/>
           <w:sz w:val="21"/>
         </w:rPr>
-        <w:t>`V$ARCHIVE_DEST`를 조회하면 다른 열이 보인다.</w:t>
+        <w:t xml:space="preserve">를 조회하면 다른 열이 보인다.</w:t>
       </w:r>
     </w:p>
     <w:tbl>
@@ -2669,7 +3424,50 @@
           <w:rFonts w:ascii="맑은 고딕" w:hAnsi="맑은 고딕" w:eastAsia="맑은 고딕"/>
           <w:sz w:val="21"/>
         </w:rPr>
-        <w:t>2번 목적지의 `VALID_NOW`가 **`WRONG VALID_TYPE`**이다. 2장에서 `VALID_FOR` 속성을 다뤘던 것을 떠올려 보자. boston의 목적지 2번은 다음과 같이 설정되어 있다.</w:t>
+        <w:t xml:space="preserve">2번 목적지의 </w:t>
+      </w:r>
+      <w:r>
+        <w:rPr>
+          <w:rFonts w:ascii="Consolas" w:hAnsi="Consolas" w:eastAsia="맑은 고딕"/>
+          <w:sz w:val="21"/>
+        </w:rPr>
+        <w:t xml:space="preserve">VALID_NOW</w:t>
+      </w:r>
+      <w:r>
+        <w:rPr>
+          <w:rFonts w:ascii="맑은 고딕" w:hAnsi="맑은 고딕" w:eastAsia="맑은 고딕"/>
+          <w:sz w:val="21"/>
+        </w:rPr>
+        <w:t xml:space="preserve">가 </w:t>
+      </w:r>
+      <w:r>
+        <w:rPr>
+          <w:rFonts w:ascii="Consolas" w:hAnsi="Consolas" w:eastAsia="맑은 고딕"/>
+          <w:b/>
+          <w:sz w:val="21"/>
+        </w:rPr>
+        <w:t xml:space="preserve">WRONG VALID_TYPE</w:t>
+      </w:r>
+      <w:r>
+        <w:rPr>
+          <w:rFonts w:ascii="맑은 고딕" w:hAnsi="맑은 고딕" w:eastAsia="맑은 고딕"/>
+          <w:sz w:val="21"/>
+        </w:rPr>
+        <w:t xml:space="preserve">이다. 2장에서 </w:t>
+      </w:r>
+      <w:r>
+        <w:rPr>
+          <w:rFonts w:ascii="Consolas" w:hAnsi="Consolas" w:eastAsia="맑은 고딕"/>
+          <w:sz w:val="21"/>
+        </w:rPr>
+        <w:t xml:space="preserve">VALID_FOR</w:t>
+      </w:r>
+      <w:r>
+        <w:rPr>
+          <w:rFonts w:ascii="맑은 고딕" w:hAnsi="맑은 고딕" w:eastAsia="맑은 고딕"/>
+          <w:sz w:val="21"/>
+        </w:rPr>
+        <w:t xml:space="preserve"> 속성을 다뤘던 것을 떠올려 보자. boston의 목적지 2번은 다음과 같이 설정되어 있다.</w:t>
       </w:r>
     </w:p>
     <w:tbl>
@@ -2707,10 +3505,46 @@
     <w:p>
       <w:r>
         <w:rPr>
+          <w:rFonts w:ascii="Consolas" w:hAnsi="Consolas" w:eastAsia="맑은 고딕"/>
+          <w:sz w:val="21"/>
+        </w:rPr>
+        <w:t xml:space="preserve">primary_role</w:t>
+      </w:r>
+      <w:r>
+        <w:rPr>
           <w:rFonts w:ascii="맑은 고딕" w:hAnsi="맑은 고딕" w:eastAsia="맑은 고딕"/>
           <w:sz w:val="21"/>
         </w:rPr>
-        <w:t>`primary_role`이라고 되어 있다. 그런데 boston은 지금 Standby다. **역할이 맞지 않으므로 지금은 유효하지 않다**는 것이 `WRONG VALID_TYPE`의 뜻이다.</w:t>
+        <w:t xml:space="preserve">이라고 되어 있다. 그런데 boston은 지금 Standby다. </w:t>
+      </w:r>
+      <w:r>
+        <w:rPr>
+          <w:rFonts w:ascii="맑은 고딕" w:hAnsi="맑은 고딕" w:eastAsia="맑은 고딕"/>
+          <w:b/>
+          <w:sz w:val="21"/>
+        </w:rPr>
+        <w:t xml:space="preserve">역할이 맞지 않으므로 지금은 유효하지 않다</w:t>
+      </w:r>
+      <w:r>
+        <w:rPr>
+          <w:rFonts w:ascii="맑은 고딕" w:hAnsi="맑은 고딕" w:eastAsia="맑은 고딕"/>
+          <w:sz w:val="21"/>
+        </w:rPr>
+        <w:t xml:space="preserve">는 것이 </w:t>
+      </w:r>
+      <w:r>
+        <w:rPr>
+          <w:rFonts w:ascii="Consolas" w:hAnsi="Consolas" w:eastAsia="맑은 고딕"/>
+          <w:sz w:val="21"/>
+        </w:rPr>
+        <w:t xml:space="preserve">WRONG VALID_TYPE</w:t>
+      </w:r>
+      <w:r>
+        <w:rPr>
+          <w:rFonts w:ascii="맑은 고딕" w:hAnsi="맑은 고딕" w:eastAsia="맑은 고딕"/>
+          <w:sz w:val="21"/>
+        </w:rPr>
+        <w:t xml:space="preserve">의 뜻이다.</w:t>
       </w:r>
     </w:p>
     <w:p>
@@ -2719,7 +3553,22 @@
           <w:rFonts w:ascii="맑은 고딕" w:hAnsi="맑은 고딕" w:eastAsia="맑은 고딕"/>
           <w:sz w:val="21"/>
         </w:rPr>
-        <w:t>이것은 결함이 아니라 **정상이다.** 이 목적지는 역할 전환 후 boston이 Primary가 되었을 때 chicago로 리두를 보내기 위한 것이다. 지금 쓰이지 않는 것이 당연하다.</w:t>
+        <w:t xml:space="preserve">이것은 결함이 아니라 </w:t>
+      </w:r>
+      <w:r>
+        <w:rPr>
+          <w:rFonts w:ascii="맑은 고딕" w:hAnsi="맑은 고딕" w:eastAsia="맑은 고딕"/>
+          <w:b/>
+          <w:sz w:val="21"/>
+        </w:rPr>
+        <w:t xml:space="preserve">정상이다.</w:t>
+      </w:r>
+      <w:r>
+        <w:rPr>
+          <w:rFonts w:ascii="맑은 고딕" w:hAnsi="맑은 고딕" w:eastAsia="맑은 고딕"/>
+          <w:sz w:val="21"/>
+        </w:rPr>
+        <w:t xml:space="preserve"> 이 목적지는 역할 전환 후 boston이 Primary가 되었을 때 chicago로 리두를 보내기 위한 것이다. 지금 쓰이지 않는 것이 당연하다.</w:t>
       </w:r>
     </w:p>
     <w:p>
@@ -2728,7 +3577,63 @@
           <w:rFonts w:ascii="맑은 고딕" w:hAnsi="맑은 고딕" w:eastAsia="맑은 고딕"/>
           <w:sz w:val="21"/>
         </w:rPr>
-        <w:t>두 열을 구분해 읽는 것이 중요하다. `STATUS`가 `BAD PARAM`이면 고쳐야 하고, `VALID_NOW`가 `WRONG VALID_TYPE`이면 그대로 두어야 한다.</w:t>
+        <w:t xml:space="preserve">두 열을 구분해 읽는 것이 중요하다. </w:t>
+      </w:r>
+      <w:r>
+        <w:rPr>
+          <w:rFonts w:ascii="Consolas" w:hAnsi="Consolas" w:eastAsia="맑은 고딕"/>
+          <w:sz w:val="21"/>
+        </w:rPr>
+        <w:t xml:space="preserve">STATUS</w:t>
+      </w:r>
+      <w:r>
+        <w:rPr>
+          <w:rFonts w:ascii="맑은 고딕" w:hAnsi="맑은 고딕" w:eastAsia="맑은 고딕"/>
+          <w:sz w:val="21"/>
+        </w:rPr>
+        <w:t xml:space="preserve">가 </w:t>
+      </w:r>
+      <w:r>
+        <w:rPr>
+          <w:rFonts w:ascii="Consolas" w:hAnsi="Consolas" w:eastAsia="맑은 고딕"/>
+          <w:sz w:val="21"/>
+        </w:rPr>
+        <w:t xml:space="preserve">BAD PARAM</w:t>
+      </w:r>
+      <w:r>
+        <w:rPr>
+          <w:rFonts w:ascii="맑은 고딕" w:hAnsi="맑은 고딕" w:eastAsia="맑은 고딕"/>
+          <w:sz w:val="21"/>
+        </w:rPr>
+        <w:t xml:space="preserve">이면 고쳐야 하고, </w:t>
+      </w:r>
+      <w:r>
+        <w:rPr>
+          <w:rFonts w:ascii="Consolas" w:hAnsi="Consolas" w:eastAsia="맑은 고딕"/>
+          <w:sz w:val="21"/>
+        </w:rPr>
+        <w:t xml:space="preserve">VALID_NOW</w:t>
+      </w:r>
+      <w:r>
+        <w:rPr>
+          <w:rFonts w:ascii="맑은 고딕" w:hAnsi="맑은 고딕" w:eastAsia="맑은 고딕"/>
+          <w:sz w:val="21"/>
+        </w:rPr>
+        <w:t xml:space="preserve">가 </w:t>
+      </w:r>
+      <w:r>
+        <w:rPr>
+          <w:rFonts w:ascii="Consolas" w:hAnsi="Consolas" w:eastAsia="맑은 고딕"/>
+          <w:sz w:val="21"/>
+        </w:rPr>
+        <w:t xml:space="preserve">WRONG VALID_TYPE</w:t>
+      </w:r>
+      <w:r>
+        <w:rPr>
+          <w:rFonts w:ascii="맑은 고딕" w:hAnsi="맑은 고딕" w:eastAsia="맑은 고딕"/>
+          <w:sz w:val="21"/>
+        </w:rPr>
+        <w:t xml:space="preserve">이면 그대로 두어야 한다.</w:t>
       </w:r>
     </w:p>
     <w:p>
@@ -2742,10 +3647,17 @@
     <w:p>
       <w:r>
         <w:rPr>
+          <w:rFonts w:ascii="Consolas" w:hAnsi="Consolas" w:eastAsia="맑은 고딕"/>
+          <w:sz w:val="21"/>
+        </w:rPr>
+        <w:t xml:space="preserve">DB_UNIQUE_NAME</w:t>
+      </w:r>
+      <w:r>
+        <w:rPr>
           <w:rFonts w:ascii="맑은 고딕" w:hAnsi="맑은 고딕" w:eastAsia="맑은 고딕"/>
           <w:sz w:val="21"/>
         </w:rPr>
-        <w:t>`DB_UNIQUE_NAME`만 자신의 값으로 바꾸면 된다.</w:t>
+        <w:t xml:space="preserve">만 자신의 값으로 바꾸면 된다.</w:t>
       </w:r>
     </w:p>
     <w:tbl>
@@ -2942,7 +3854,78 @@
           <w:rFonts w:ascii="맑은 고딕" w:hAnsi="맑은 고딕" w:eastAsia="맑은 고딕"/>
           <w:sz w:val="21"/>
         </w:rPr>
-        <w:t>두 가지가 한꺼번에 바뀌었다. `STATUS`가 `VALID`가 되었고, `RECOVERY_MODE`가 `IDLE`에서 **`MANAGED REAL TIME APPLY`**로 바뀌었다.</w:t>
+        <w:t xml:space="preserve">두 가지가 한꺼번에 바뀌었다. </w:t>
+      </w:r>
+      <w:r>
+        <w:rPr>
+          <w:rFonts w:ascii="Consolas" w:hAnsi="Consolas" w:eastAsia="맑은 고딕"/>
+          <w:sz w:val="21"/>
+        </w:rPr>
+        <w:t xml:space="preserve">STATUS</w:t>
+      </w:r>
+      <w:r>
+        <w:rPr>
+          <w:rFonts w:ascii="맑은 고딕" w:hAnsi="맑은 고딕" w:eastAsia="맑은 고딕"/>
+          <w:sz w:val="21"/>
+        </w:rPr>
+        <w:t xml:space="preserve">가 </w:t>
+      </w:r>
+      <w:r>
+        <w:rPr>
+          <w:rFonts w:ascii="Consolas" w:hAnsi="Consolas" w:eastAsia="맑은 고딕"/>
+          <w:sz w:val="21"/>
+        </w:rPr>
+        <w:t xml:space="preserve">VALID</w:t>
+      </w:r>
+      <w:r>
+        <w:rPr>
+          <w:rFonts w:ascii="맑은 고딕" w:hAnsi="맑은 고딕" w:eastAsia="맑은 고딕"/>
+          <w:sz w:val="21"/>
+        </w:rPr>
+        <w:t xml:space="preserve">가 되었고, </w:t>
+      </w:r>
+      <w:r>
+        <w:rPr>
+          <w:rFonts w:ascii="Consolas" w:hAnsi="Consolas" w:eastAsia="맑은 고딕"/>
+          <w:sz w:val="21"/>
+        </w:rPr>
+        <w:t xml:space="preserve">RECOVERY_MODE</w:t>
+      </w:r>
+      <w:r>
+        <w:rPr>
+          <w:rFonts w:ascii="맑은 고딕" w:hAnsi="맑은 고딕" w:eastAsia="맑은 고딕"/>
+          <w:sz w:val="21"/>
+        </w:rPr>
+        <w:t xml:space="preserve">가 </w:t>
+      </w:r>
+      <w:r>
+        <w:rPr>
+          <w:rFonts w:ascii="Consolas" w:hAnsi="Consolas" w:eastAsia="맑은 고딕"/>
+          <w:sz w:val="21"/>
+        </w:rPr>
+        <w:t xml:space="preserve">IDLE</w:t>
+      </w:r>
+      <w:r>
+        <w:rPr>
+          <w:rFonts w:ascii="맑은 고딕" w:hAnsi="맑은 고딕" w:eastAsia="맑은 고딕"/>
+          <w:sz w:val="21"/>
+        </w:rPr>
+        <w:t xml:space="preserve">에서 </w:t>
+      </w:r>
+      <w:r>
+        <w:rPr>
+          <w:rFonts w:ascii="Consolas" w:hAnsi="Consolas" w:eastAsia="맑은 고딕"/>
+          <w:b/>
+          <w:sz w:val="21"/>
+        </w:rPr>
+        <w:t xml:space="preserve">MANAGED REAL TIME APPLY</w:t>
+      </w:r>
+      <w:r>
+        <w:rPr>
+          <w:rFonts w:ascii="맑은 고딕" w:hAnsi="맑은 고딕" w:eastAsia="맑은 고딕"/>
+          <w:sz w:val="21"/>
+        </w:rPr>
+        <w:t xml:space="preserve">로 바뀌었다.</w:t>
       </w:r>
     </w:p>
     <w:p>
@@ -2951,25 +3934,124 @@
           <w:rFonts w:ascii="맑은 고딕" w:hAnsi="맑은 고딕" w:eastAsia="맑은 고딕"/>
           <w:sz w:val="21"/>
         </w:rPr>
-        <w:t>두 번째 변화가 중요하다. 적용은 그전에도 돌고 있었지만 `RECOVERY_MODE` 열은 `IDLE`을 보여 주고 있었다. 목적지가 `BAD PARAM`이면 이 열이 의미 있는 값을 갖지 못하기 때문이다.</w:t>
+        <w:t xml:space="preserve">두 번째 변화가 중요하다. 적용은 그전에도 돌고 있었지만 </w:t>
+      </w:r>
+      <w:r>
+        <w:rPr>
+          <w:rFonts w:ascii="Consolas" w:hAnsi="Consolas" w:eastAsia="맑은 고딕"/>
+          <w:sz w:val="21"/>
+        </w:rPr>
+        <w:t xml:space="preserve">RECOVERY_MODE</w:t>
+      </w:r>
+      <w:r>
+        <w:rPr>
+          <w:rFonts w:ascii="맑은 고딕" w:hAnsi="맑은 고딕" w:eastAsia="맑은 고딕"/>
+          <w:sz w:val="21"/>
+        </w:rPr>
+        <w:t xml:space="preserve"> 열은 </w:t>
+      </w:r>
+      <w:r>
+        <w:rPr>
+          <w:rFonts w:ascii="Consolas" w:hAnsi="Consolas" w:eastAsia="맑은 고딕"/>
+          <w:sz w:val="21"/>
+        </w:rPr>
+        <w:t xml:space="preserve">IDLE</w:t>
+      </w:r>
+      <w:r>
+        <w:rPr>
+          <w:rFonts w:ascii="맑은 고딕" w:hAnsi="맑은 고딕" w:eastAsia="맑은 고딕"/>
+          <w:sz w:val="21"/>
+        </w:rPr>
+        <w:t xml:space="preserve">을 보여 주고 있었다. 목적지가 </w:t>
+      </w:r>
+      <w:r>
+        <w:rPr>
+          <w:rFonts w:ascii="Consolas" w:hAnsi="Consolas" w:eastAsia="맑은 고딕"/>
+          <w:sz w:val="21"/>
+        </w:rPr>
+        <w:t xml:space="preserve">BAD PARAM</w:t>
+      </w:r>
+      <w:r>
+        <w:rPr>
+          <w:rFonts w:ascii="맑은 고딕" w:hAnsi="맑은 고딕" w:eastAsia="맑은 고딕"/>
+          <w:sz w:val="21"/>
+        </w:rPr>
+        <w:t xml:space="preserve">이면 이 열이 의미 있는 값을 갖지 못하기 때문이다.</w:t>
       </w:r>
     </w:p>
     <w:p>
       <w:r>
         <w:rPr>
           <w:rFonts w:ascii="맑은 고딕" w:hAnsi="맑은 고딕" w:eastAsia="맑은 고딕"/>
-          <w:sz w:val="21"/>
-        </w:rPr>
-        <w:t>**즉 목적지를 고치기 전에는 실시간 적용 여부를 이 열로 판단할 수 없었다.** 진단 도구 자체가 고장 나 있던 셈이다.</w:t>
+          <w:b/>
+          <w:sz w:val="21"/>
+        </w:rPr>
+        <w:t xml:space="preserve">즉 목적지를 고치기 전에는 실시간 적용 여부를 이 열로 판단할 수 없었다.</w:t>
+      </w:r>
+      <w:r>
+        <w:rPr>
+          <w:rFonts w:ascii="맑은 고딕" w:hAnsi="맑은 고딕" w:eastAsia="맑은 고딕"/>
+          <w:sz w:val="21"/>
+        </w:rPr>
+        <w:t xml:space="preserve"> 진단 도구 자체가 고장 나 있던 셈이다.</w:t>
       </w:r>
     </w:p>
     <w:p>
       <w:r>
         <w:rPr>
+          <w:rFonts w:ascii="Consolas" w:hAnsi="Consolas" w:eastAsia="맑은 고딕"/>
+          <w:sz w:val="21"/>
+        </w:rPr>
+        <w:t xml:space="preserve">SCOPE=BOTH</w:t>
+      </w:r>
+      <w:r>
+        <w:rPr>
           <w:rFonts w:ascii="맑은 고딕" w:hAnsi="맑은 고딕" w:eastAsia="맑은 고딕"/>
           <w:sz w:val="21"/>
         </w:rPr>
-        <w:t>`SCOPE=BOTH`를 쓴 것에 주의한다. `LOG_ARCHIVE_DEST_n`은 동적 파라미터이므로 재기동 없이 즉시 반영된다. 6장의 `CONTROL_FILES`가 `SCOPE=SPFILE`만 가능했던 것과 대조된다.</w:t>
+        <w:t xml:space="preserve">를 쓴 것에 주의한다. </w:t>
+      </w:r>
+      <w:r>
+        <w:rPr>
+          <w:rFonts w:ascii="Consolas" w:hAnsi="Consolas" w:eastAsia="맑은 고딕"/>
+          <w:sz w:val="21"/>
+        </w:rPr>
+        <w:t xml:space="preserve">LOG_ARCHIVE_DEST_n</w:t>
+      </w:r>
+      <w:r>
+        <w:rPr>
+          <w:rFonts w:ascii="맑은 고딕" w:hAnsi="맑은 고딕" w:eastAsia="맑은 고딕"/>
+          <w:sz w:val="21"/>
+        </w:rPr>
+        <w:t xml:space="preserve">은 동적 파라미터이므로 재기동 없이 즉시 반영된다. 6장의 </w:t>
+      </w:r>
+      <w:r>
+        <w:rPr>
+          <w:rFonts w:ascii="Consolas" w:hAnsi="Consolas" w:eastAsia="맑은 고딕"/>
+          <w:sz w:val="21"/>
+        </w:rPr>
+        <w:t xml:space="preserve">CONTROL_FILES</w:t>
+      </w:r>
+      <w:r>
+        <w:rPr>
+          <w:rFonts w:ascii="맑은 고딕" w:hAnsi="맑은 고딕" w:eastAsia="맑은 고딕"/>
+          <w:sz w:val="21"/>
+        </w:rPr>
+        <w:t xml:space="preserve">가 </w:t>
+      </w:r>
+      <w:r>
+        <w:rPr>
+          <w:rFonts w:ascii="Consolas" w:hAnsi="Consolas" w:eastAsia="맑은 고딕"/>
+          <w:sz w:val="21"/>
+        </w:rPr>
+        <w:t xml:space="preserve">SCOPE=SPFILE</w:t>
+      </w:r>
+      <w:r>
+        <w:rPr>
+          <w:rFonts w:ascii="맑은 고딕" w:hAnsi="맑은 고딕" w:eastAsia="맑은 고딕"/>
+          <w:sz w:val="21"/>
+        </w:rPr>
+        <w:t xml:space="preserve">만 가능했던 것과 대조된다.</w:t>
       </w:r>
     </w:p>
     <w:p>
@@ -3049,10 +4131,10 @@
           <w:p>
             <w:r>
               <w:rPr>
-                <w:rFonts w:ascii="맑은 고딕" w:hAnsi="맑은 고딕" w:eastAsia="맑은 고딕"/>
-                <w:sz w:val="19"/>
-              </w:rPr>
-              <w:t>`MANAGED REAL TIME APPLY`</w:t>
+                <w:rFonts w:ascii="Consolas" w:hAnsi="Consolas" w:eastAsia="맑은 고딕"/>
+                <w:sz w:val="19"/>
+              </w:rPr>
+              <w:t xml:space="preserve">MANAGED REAL TIME APPLY</w:t>
             </w:r>
           </w:p>
         </w:tc>
@@ -3079,10 +4161,10 @@
           <w:p>
             <w:r>
               <w:rPr>
-                <w:rFonts w:ascii="맑은 고딕" w:hAnsi="맑은 고딕" w:eastAsia="맑은 고딕"/>
-                <w:sz w:val="19"/>
-              </w:rPr>
-              <w:t>`MANAGED`</w:t>
+                <w:rFonts w:ascii="Consolas" w:hAnsi="Consolas" w:eastAsia="맑은 고딕"/>
+                <w:sz w:val="19"/>
+              </w:rPr>
+              <w:t xml:space="preserve">MANAGED</w:t>
             </w:r>
           </w:p>
         </w:tc>
@@ -3109,10 +4191,10 @@
           <w:p>
             <w:r>
               <w:rPr>
-                <w:rFonts w:ascii="맑은 고딕" w:hAnsi="맑은 고딕" w:eastAsia="맑은 고딕"/>
-                <w:sz w:val="19"/>
-              </w:rPr>
-              <w:t>`IDLE`</w:t>
+                <w:rFonts w:ascii="Consolas" w:hAnsi="Consolas" w:eastAsia="맑은 고딕"/>
+                <w:sz w:val="19"/>
+              </w:rPr>
+              <w:t xml:space="preserve">IDLE</w:t>
             </w:r>
           </w:p>
         </w:tc>
@@ -3139,7 +4221,35 @@
           <w:rFonts w:ascii="맑은 고딕" w:hAnsi="맑은 고딕" w:eastAsia="맑은 고딕"/>
           <w:sz w:val="21"/>
         </w:rPr>
-        <w:t>그런데 이 열만 믿기 어려운 상황을 방금 보았다. 목적지가 `BAD PARAM`이면 실제로 적용 중이어도 `IDLE`로 나온다. 그래서 두 번째 방법이 필요하다.</w:t>
+        <w:t xml:space="preserve">그런데 이 열만 믿기 어려운 상황을 방금 보았다. 목적지가 </w:t>
+      </w:r>
+      <w:r>
+        <w:rPr>
+          <w:rFonts w:ascii="Consolas" w:hAnsi="Consolas" w:eastAsia="맑은 고딕"/>
+          <w:sz w:val="21"/>
+        </w:rPr>
+        <w:t xml:space="preserve">BAD PARAM</w:t>
+      </w:r>
+      <w:r>
+        <w:rPr>
+          <w:rFonts w:ascii="맑은 고딕" w:hAnsi="맑은 고딕" w:eastAsia="맑은 고딕"/>
+          <w:sz w:val="21"/>
+        </w:rPr>
+        <w:t xml:space="preserve">이면 실제로 적용 중이어도 </w:t>
+      </w:r>
+      <w:r>
+        <w:rPr>
+          <w:rFonts w:ascii="Consolas" w:hAnsi="Consolas" w:eastAsia="맑은 고딕"/>
+          <w:sz w:val="21"/>
+        </w:rPr>
+        <w:t xml:space="preserve">IDLE</w:t>
+      </w:r>
+      <w:r>
+        <w:rPr>
+          <w:rFonts w:ascii="맑은 고딕" w:hAnsi="맑은 고딕" w:eastAsia="맑은 고딕"/>
+          <w:sz w:val="21"/>
+        </w:rPr>
+        <w:t xml:space="preserve">로 나온다. 그래서 두 번째 방법이 필요하다.</w:t>
       </w:r>
     </w:p>
     <w:p>
@@ -3156,7 +4266,22 @@
           <w:rFonts w:ascii="맑은 고딕" w:hAnsi="맑은 고딕" w:eastAsia="맑은 고딕"/>
           <w:sz w:val="21"/>
         </w:rPr>
-        <w:t>정의로 돌아가면 판별법이 나온다. 실시간 적용은 **로그가 아카이브되기를 기다리지 않고** 적용한다. 그러므로 로그를 전환하지 않고 커밋한 데이터가 Standby에서 보이면 실시간 적용이다.</w:t>
+        <w:t xml:space="preserve">정의로 돌아가면 판별법이 나온다. 실시간 적용은 </w:t>
+      </w:r>
+      <w:r>
+        <w:rPr>
+          <w:rFonts w:ascii="맑은 고딕" w:hAnsi="맑은 고딕" w:eastAsia="맑은 고딕"/>
+          <w:b/>
+          <w:sz w:val="21"/>
+        </w:rPr>
+        <w:t xml:space="preserve">로그가 아카이브되기를 기다리지 않고</w:t>
+      </w:r>
+      <w:r>
+        <w:rPr>
+          <w:rFonts w:ascii="맑은 고딕" w:hAnsi="맑은 고딕" w:eastAsia="맑은 고딕"/>
+          <w:sz w:val="21"/>
+        </w:rPr>
+        <w:t xml:space="preserve"> 적용한다. 그러므로 로그를 전환하지 않고 커밋한 데이터가 Standby에서 보이면 실시간 적용이다.</w:t>
       </w:r>
     </w:p>
     <w:p>
@@ -3297,7 +4422,21 @@
           <w:rFonts w:ascii="맑은 고딕" w:hAnsi="맑은 고딕" w:eastAsia="맑은 고딕"/>
           <w:sz w:val="21"/>
         </w:rPr>
-        <w:t>행이 보이면 실시간 적용, 보이지 않다가 Primary에서 `ALTER SYSTEM ARCHIVE LOG CURRENT`를 한 뒤에야 보이면 아카이브 적용이다.</w:t>
+        <w:t xml:space="preserve">행이 보이면 실시간 적용, 보이지 않다가 Primary에서 </w:t>
+      </w:r>
+      <w:r>
+        <w:rPr>
+          <w:rFonts w:ascii="Consolas" w:hAnsi="Consolas" w:eastAsia="맑은 고딕"/>
+          <w:sz w:val="21"/>
+        </w:rPr>
+        <w:t xml:space="preserve">ALTER SYSTEM ARCHIVE LOG CURRENT</w:t>
+      </w:r>
+      <w:r>
+        <w:rPr>
+          <w:rFonts w:ascii="맑은 고딕" w:hAnsi="맑은 고딕" w:eastAsia="맑은 고딕"/>
+          <w:sz w:val="21"/>
+        </w:rPr>
+        <w:t xml:space="preserve">를 한 뒤에야 보이면 아카이브 적용이다.</w:t>
       </w:r>
     </w:p>
     <w:p>
@@ -3386,10 +4525,10 @@
           <w:p>
             <w:r>
               <w:rPr>
-                <w:rFonts w:ascii="맑은 고딕" w:hAnsi="맑은 고딕" w:eastAsia="맑은 고딕"/>
-                <w:sz w:val="19"/>
-              </w:rPr>
-              <w:t>`... DISCONNECT FROM SESSION`</w:t>
+                <w:rFonts w:ascii="Consolas" w:hAnsi="Consolas" w:eastAsia="맑은 고딕"/>
+                <w:sz w:val="19"/>
+              </w:rPr>
+              <w:t xml:space="preserve">... DISCONNECT FROM SESSION</w:t>
             </w:r>
           </w:p>
         </w:tc>
@@ -3415,9 +4554,17 @@
             <w:r>
               <w:rPr>
                 <w:rFonts w:ascii="맑은 고딕" w:hAnsi="맑은 고딕" w:eastAsia="맑은 고딕"/>
-                <w:sz w:val="19"/>
-              </w:rPr>
-              <w:t>**보인다** (40초 내)</w:t>
+                <w:b/>
+                <w:sz w:val="19"/>
+              </w:rPr>
+              <w:t xml:space="preserve">보인다</w:t>
+            </w:r>
+            <w:r>
+              <w:rPr>
+                <w:rFonts w:ascii="맑은 고딕" w:hAnsi="맑은 고딕" w:eastAsia="맑은 고딕"/>
+                <w:sz w:val="19"/>
+              </w:rPr>
+              <w:t xml:space="preserve"> (40초 내)</w:t>
             </w:r>
           </w:p>
         </w:tc>
@@ -3430,10 +4577,10 @@
           <w:p>
             <w:r>
               <w:rPr>
-                <w:rFonts w:ascii="맑은 고딕" w:hAnsi="맑은 고딕" w:eastAsia="맑은 고딕"/>
-                <w:sz w:val="19"/>
-              </w:rPr>
-              <w:t>`... USING CURRENT LOGFILE DISCONNECT ...`</w:t>
+                <w:rFonts w:ascii="Consolas" w:hAnsi="Consolas" w:eastAsia="맑은 고딕"/>
+                <w:sz w:val="19"/>
+              </w:rPr>
+              <w:t xml:space="preserve">... USING CURRENT LOGFILE DISCONNECT ...</w:t>
             </w:r>
           </w:p>
         </w:tc>
@@ -3472,9 +4619,31 @@
       <w:r>
         <w:rPr>
           <w:rFonts w:ascii="맑은 고딕" w:hAnsi="맑은 고딕" w:eastAsia="맑은 고딕"/>
-          <w:sz w:val="21"/>
-        </w:rPr>
-        <w:t>**두 명령의 결과가 같다.** `USING CURRENT LOGFILE`을 빼도 실시간 적용이 되었다.</w:t>
+          <w:b/>
+          <w:sz w:val="21"/>
+        </w:rPr>
+        <w:t xml:space="preserve">두 명령의 결과가 같다.</w:t>
+      </w:r>
+      <w:r>
+        <w:rPr>
+          <w:rFonts w:ascii="맑은 고딕" w:hAnsi="맑은 고딕" w:eastAsia="맑은 고딕"/>
+          <w:sz w:val="21"/>
+        </w:rPr>
+        <w:t xml:space="preserve"> </w:t>
+      </w:r>
+      <w:r>
+        <w:rPr>
+          <w:rFonts w:ascii="Consolas" w:hAnsi="Consolas" w:eastAsia="맑은 고딕"/>
+          <w:sz w:val="21"/>
+        </w:rPr>
+        <w:t xml:space="preserve">USING CURRENT LOGFILE</w:t>
+      </w:r>
+      <w:r>
+        <w:rPr>
+          <w:rFonts w:ascii="맑은 고딕" w:hAnsi="맑은 고딕" w:eastAsia="맑은 고딕"/>
+          <w:sz w:val="21"/>
+        </w:rPr>
+        <w:t xml:space="preserve">을 빼도 실시간 적용이 되었다.</w:t>
       </w:r>
     </w:p>
     <w:p>
@@ -3483,7 +4652,21 @@
           <w:rFonts w:ascii="맑은 고딕" w:hAnsi="맑은 고딕" w:eastAsia="맑은 고딕"/>
           <w:sz w:val="21"/>
         </w:rPr>
-        <w:t>이유는 SRL이 구성되어 있기 때문이다. 12.2 이후 오라클은 SRL이 있으면 실시간 적용을 기본으로 켠다. `USING CURRENT LOGFILE`은 하위 호환을 위해 여전히 받아들여지지만 동작을 바꾸지 않는다.</w:t>
+        <w:t xml:space="preserve">이유는 SRL이 구성되어 있기 때문이다. 12.2 이후 오라클은 SRL이 있으면 실시간 적용을 기본으로 켠다. </w:t>
+      </w:r>
+      <w:r>
+        <w:rPr>
+          <w:rFonts w:ascii="Consolas" w:hAnsi="Consolas" w:eastAsia="맑은 고딕"/>
+          <w:sz w:val="21"/>
+        </w:rPr>
+        <w:t xml:space="preserve">USING CURRENT LOGFILE</w:t>
+      </w:r>
+      <w:r>
+        <w:rPr>
+          <w:rFonts w:ascii="맑은 고딕" w:hAnsi="맑은 고딕" w:eastAsia="맑은 고딕"/>
+          <w:sz w:val="21"/>
+        </w:rPr>
+        <w:t xml:space="preserve">은 하위 호환을 위해 여전히 받아들여지지만 동작을 바꾸지 않는다.</w:t>
       </w:r>
     </w:p>
     <w:p>
@@ -3492,7 +4675,36 @@
           <w:rFonts w:ascii="맑은 고딕" w:hAnsi="맑은 고딕" w:eastAsia="맑은 고딕"/>
           <w:sz w:val="21"/>
         </w:rPr>
-        <w:t>이 사실은 실무에서 두 가지를 뜻한다. 첫째, 오래된 절차서에서 `USING CURRENT LOGFILE`이 빠졌다고 해서 아카이브 적용으로 도는 것은 아니다. 둘째, **그럼에도 명시하는 편이 낫다.** 명령을 읽는 사람에게 의도를 알려 주고, SRL이 없는 환경으로 옮겼을 때 동작이 조용히 달라지는 것을 막아 준다.</w:t>
+        <w:t xml:space="preserve">이 사실은 실무에서 두 가지를 뜻한다. 첫째, 오래된 절차서에서 </w:t>
+      </w:r>
+      <w:r>
+        <w:rPr>
+          <w:rFonts w:ascii="Consolas" w:hAnsi="Consolas" w:eastAsia="맑은 고딕"/>
+          <w:sz w:val="21"/>
+        </w:rPr>
+        <w:t xml:space="preserve">USING CURRENT LOGFILE</w:t>
+      </w:r>
+      <w:r>
+        <w:rPr>
+          <w:rFonts w:ascii="맑은 고딕" w:hAnsi="맑은 고딕" w:eastAsia="맑은 고딕"/>
+          <w:sz w:val="21"/>
+        </w:rPr>
+        <w:t xml:space="preserve">이 빠졌다고 해서 아카이브 적용으로 도는 것은 아니다. 둘째, </w:t>
+      </w:r>
+      <w:r>
+        <w:rPr>
+          <w:rFonts w:ascii="맑은 고딕" w:hAnsi="맑은 고딕" w:eastAsia="맑은 고딕"/>
+          <w:b/>
+          <w:sz w:val="21"/>
+        </w:rPr>
+        <w:t xml:space="preserve">그럼에도 명시하는 편이 낫다.</w:t>
+      </w:r>
+      <w:r>
+        <w:rPr>
+          <w:rFonts w:ascii="맑은 고딕" w:hAnsi="맑은 고딕" w:eastAsia="맑은 고딕"/>
+          <w:sz w:val="21"/>
+        </w:rPr>
+        <w:t xml:space="preserve"> 명령을 읽는 사람에게 의도를 알려 주고, SRL이 없는 환경으로 옮겼을 때 동작이 조용히 달라지는 것을 막아 준다.</w:t>
       </w:r>
     </w:p>
     <w:tbl>
@@ -3529,7 +4741,21 @@
                 <w:rFonts w:ascii="맑은 고딕" w:hAnsi="맑은 고딕" w:eastAsia="맑은 고딕"/>
                 <w:sz w:val="20"/>
               </w:rPr>
-              <w:t>4장에서 SRL을 하나만 남기고도 실시간 적용이 시작되는 것을 확인했다. 이 장의 실측도 같은 방향이다. SRL을 세 개 지우고 하나만 남긴 상태에서도 `MANAGED REAL TIME APPLY`가 유지되었고, 로그 전환 없이 커밋한 행이 Standby에서 보였다.</w:t>
+              <w:t xml:space="preserve">4장에서 SRL을 하나만 남기고도 실시간 적용이 시작되는 것을 확인했다. 이 장의 실측도 같은 방향이다. SRL을 세 개 지우고 하나만 남긴 상태에서도 </w:t>
+            </w:r>
+            <w:r>
+              <w:rPr>
+                <w:rFonts w:ascii="Consolas" w:hAnsi="Consolas" w:eastAsia="맑은 고딕"/>
+                <w:sz w:val="20"/>
+              </w:rPr>
+              <w:t xml:space="preserve">MANAGED REAL TIME APPLY</w:t>
+            </w:r>
+            <w:r>
+              <w:rPr>
+                <w:rFonts w:ascii="맑은 고딕" w:hAnsi="맑은 고딕" w:eastAsia="맑은 고딕"/>
+                <w:sz w:val="20"/>
+              </w:rPr>
+              <w:t xml:space="preserve">가 유지되었고, 로그 전환 없이 커밋한 행이 Standby에서 보였다.</w:t>
             </w:r>
           </w:p>
           <w:p>
@@ -3569,27 +4795,79 @@
       <w:r>
         <w:rPr>
           <w:rFonts w:ascii="맑은 고딕" w:hAnsi="맑은 고딕" w:eastAsia="맑은 고딕"/>
-          <w:sz w:val="21"/>
-        </w:rPr>
-        <w:t>**첫째, Primary에 쓰기가 발생한다.** 테스트 테이블을 만들고 행을 넣는 작업이므로 운영 데이터베이스에서는 신중해야 한다. 전용 스키마에 작은 테이블을 두고 `id`와 타임스탬프만 넣는 정도로 최소화한다.</w:t>
+          <w:b/>
+          <w:sz w:val="21"/>
+        </w:rPr>
+        <w:t xml:space="preserve">첫째, Primary에 쓰기가 발생한다.</w:t>
+      </w:r>
+      <w:r>
+        <w:rPr>
+          <w:rFonts w:ascii="맑은 고딕" w:hAnsi="맑은 고딕" w:eastAsia="맑은 고딕"/>
+          <w:sz w:val="21"/>
+        </w:rPr>
+        <w:t xml:space="preserve"> 테스트 테이블을 만들고 행을 넣는 작업이므로 운영 데이터베이스에서는 신중해야 한다. 전용 스키마에 작은 테이블을 두고 </w:t>
+      </w:r>
+      <w:r>
+        <w:rPr>
+          <w:rFonts w:ascii="Consolas" w:hAnsi="Consolas" w:eastAsia="맑은 고딕"/>
+          <w:sz w:val="21"/>
+        </w:rPr>
+        <w:t xml:space="preserve">id</w:t>
+      </w:r>
+      <w:r>
+        <w:rPr>
+          <w:rFonts w:ascii="맑은 고딕" w:hAnsi="맑은 고딕" w:eastAsia="맑은 고딕"/>
+          <w:sz w:val="21"/>
+        </w:rPr>
+        <w:t xml:space="preserve">와 타임스탬프만 넣는 정도로 최소화한다.</w:t>
       </w:r>
     </w:p>
     <w:p>
       <w:r>
         <w:rPr>
           <w:rFonts w:ascii="맑은 고딕" w:hAnsi="맑은 고딕" w:eastAsia="맑은 고딕"/>
-          <w:sz w:val="21"/>
-        </w:rPr>
-        <w:t>**둘째, 정리를 잊으면 안 된다.** 시험이 끝나면 테이블을 지운다. 지우는 것도 리두를 만들므로 Standby에 반영된다. 실습에서는 `drop table system.rt_test purge`로 정리했다.</w:t>
+          <w:b/>
+          <w:sz w:val="21"/>
+        </w:rPr>
+        <w:t xml:space="preserve">둘째, 정리를 잊으면 안 된다.</w:t>
+      </w:r>
+      <w:r>
+        <w:rPr>
+          <w:rFonts w:ascii="맑은 고딕" w:hAnsi="맑은 고딕" w:eastAsia="맑은 고딕"/>
+          <w:sz w:val="21"/>
+        </w:rPr>
+        <w:t xml:space="preserve"> 시험이 끝나면 테이블을 지운다. 지우는 것도 리두를 만들므로 Standby에 반영된다. 실습에서는 </w:t>
+      </w:r>
+      <w:r>
+        <w:rPr>
+          <w:rFonts w:ascii="Consolas" w:hAnsi="Consolas" w:eastAsia="맑은 고딕"/>
+          <w:sz w:val="21"/>
+        </w:rPr>
+        <w:t xml:space="preserve">drop table system.rt_test purge</w:t>
+      </w:r>
+      <w:r>
+        <w:rPr>
+          <w:rFonts w:ascii="맑은 고딕" w:hAnsi="맑은 고딕" w:eastAsia="맑은 고딕"/>
+          <w:sz w:val="21"/>
+        </w:rPr>
+        <w:t xml:space="preserve">로 정리했다.</w:t>
       </w:r>
     </w:p>
     <w:p>
       <w:r>
         <w:rPr>
           <w:rFonts w:ascii="맑은 고딕" w:hAnsi="맑은 고딕" w:eastAsia="맑은 고딕"/>
-          <w:sz w:val="21"/>
-        </w:rPr>
-        <w:t>**셋째, 기다리는 시간을 충분히 준다.** 실측에서 실시간 적용 모드는 20초, 아카이브 적용 모드로 기동했을 때도 40초 안에 보였다. 5초 만에 확인하고 "안 보인다"고 판단하면 잘못된 결론에 이른다.</w:t>
+          <w:b/>
+          <w:sz w:val="21"/>
+        </w:rPr>
+        <w:t xml:space="preserve">셋째, 기다리는 시간을 충분히 준다.</w:t>
+      </w:r>
+      <w:r>
+        <w:rPr>
+          <w:rFonts w:ascii="맑은 고딕" w:hAnsi="맑은 고딕" w:eastAsia="맑은 고딕"/>
+          <w:sz w:val="21"/>
+        </w:rPr>
+        <w:t xml:space="preserve"> 실측에서 실시간 적용 모드는 20초, 아카이브 적용 모드로 기동했을 때도 40초 안에 보였다. 5초 만에 확인하고 "안 보인다"고 판단하면 잘못된 결론에 이른다.</w:t>
       </w:r>
     </w:p>
     <w:p>
@@ -3598,7 +4876,49 @@
           <w:rFonts w:ascii="맑은 고딕" w:hAnsi="맑은 고딕" w:eastAsia="맑은 고딕"/>
           <w:sz w:val="21"/>
         </w:rPr>
-        <w:t>Active Data Guard가 아니라면 이 시험 자체가 불가능하다. Standby가 MOUNTED 상태에서는 조회할 수 없기 때문이다. 그 경우에는 `V$MANAGED_STANDBY`의 RFS와 MRP0 시퀀스 비교, `RECOVERY_MODE` 열, `V$DATAGUARD_STATS`의 추세를 조합해 간접적으로 판단한다.</w:t>
+        <w:t xml:space="preserve">Active Data Guard가 아니라면 이 시험 자체가 불가능하다. Standby가 MOUNTED 상태에서는 조회할 수 없기 때문이다. 그 경우에는 </w:t>
+      </w:r>
+      <w:r>
+        <w:rPr>
+          <w:rFonts w:ascii="Consolas" w:hAnsi="Consolas" w:eastAsia="맑은 고딕"/>
+          <w:sz w:val="21"/>
+        </w:rPr>
+        <w:t xml:space="preserve">V$MANAGED_STANDBY</w:t>
+      </w:r>
+      <w:r>
+        <w:rPr>
+          <w:rFonts w:ascii="맑은 고딕" w:hAnsi="맑은 고딕" w:eastAsia="맑은 고딕"/>
+          <w:sz w:val="21"/>
+        </w:rPr>
+        <w:t xml:space="preserve">의 RFS와 MRP0 시퀀스 비교, </w:t>
+      </w:r>
+      <w:r>
+        <w:rPr>
+          <w:rFonts w:ascii="Consolas" w:hAnsi="Consolas" w:eastAsia="맑은 고딕"/>
+          <w:sz w:val="21"/>
+        </w:rPr>
+        <w:t xml:space="preserve">RECOVERY_MODE</w:t>
+      </w:r>
+      <w:r>
+        <w:rPr>
+          <w:rFonts w:ascii="맑은 고딕" w:hAnsi="맑은 고딕" w:eastAsia="맑은 고딕"/>
+          <w:sz w:val="21"/>
+        </w:rPr>
+        <w:t xml:space="preserve"> 열, </w:t>
+      </w:r>
+      <w:r>
+        <w:rPr>
+          <w:rFonts w:ascii="Consolas" w:hAnsi="Consolas" w:eastAsia="맑은 고딕"/>
+          <w:sz w:val="21"/>
+        </w:rPr>
+        <w:t xml:space="preserve">V$DATAGUARD_STATS</w:t>
+      </w:r>
+      <w:r>
+        <w:rPr>
+          <w:rFonts w:ascii="맑은 고딕" w:hAnsi="맑은 고딕" w:eastAsia="맑은 고딕"/>
+          <w:sz w:val="21"/>
+        </w:rPr>
+        <w:t xml:space="preserve">의 추세를 조합해 간접적으로 판단한다.</w:t>
       </w:r>
     </w:p>
     <w:tbl>
@@ -3635,7 +4955,21 @@
                 <w:rFonts w:ascii="맑은 고딕" w:hAnsi="맑은 고딕" w:eastAsia="맑은 고딕"/>
                 <w:sz w:val="20"/>
               </w:rPr>
-              <w:t>상황을 하나 그려 본다. 매일 새벽 대량 배치가 도는 시스템에서 배치 종료 직후 `apply lag`이 30분까지 벌어졌다가 한 시간쯤 지나 0으로 돌아온다.</w:t>
+              <w:t xml:space="preserve">상황을 하나 그려 본다. 매일 새벽 대량 배치가 도는 시스템에서 배치 종료 직후 </w:t>
+            </w:r>
+            <w:r>
+              <w:rPr>
+                <w:rFonts w:ascii="Consolas" w:hAnsi="Consolas" w:eastAsia="맑은 고딕"/>
+                <w:sz w:val="20"/>
+              </w:rPr>
+              <w:t xml:space="preserve">apply lag</w:t>
+            </w:r>
+            <w:r>
+              <w:rPr>
+                <w:rFonts w:ascii="맑은 고딕" w:hAnsi="맑은 고딕" w:eastAsia="맑은 고딕"/>
+                <w:sz w:val="20"/>
+              </w:rPr>
+              <w:t xml:space="preserve">이 30분까지 벌어졌다가 한 시간쯤 지나 0으로 돌아온다.</w:t>
             </w:r>
           </w:p>
           <w:p>
@@ -3647,7 +4981,35 @@
                 <w:rFonts w:ascii="맑은 고딕" w:hAnsi="맑은 고딕" w:eastAsia="맑은 고딕"/>
                 <w:sz w:val="20"/>
               </w:rPr>
-              <w:t>먼저 두 지연을 나눠 본다. `transport lag`이 작고 `apply lag`만 크다면 리두는 제때 왔는데 적용이 못 따라간 것이다. 배치가 만든 리두량이 Standby의 적용 능력을 넘어선 상황이며, 흔한 정상 패턴이다.</w:t>
+              <w:t xml:space="preserve">먼저 두 지연을 나눠 본다. </w:t>
+            </w:r>
+            <w:r>
+              <w:rPr>
+                <w:rFonts w:ascii="Consolas" w:hAnsi="Consolas" w:eastAsia="맑은 고딕"/>
+                <w:sz w:val="20"/>
+              </w:rPr>
+              <w:t xml:space="preserve">transport lag</w:t>
+            </w:r>
+            <w:r>
+              <w:rPr>
+                <w:rFonts w:ascii="맑은 고딕" w:hAnsi="맑은 고딕" w:eastAsia="맑은 고딕"/>
+                <w:sz w:val="20"/>
+              </w:rPr>
+              <w:t xml:space="preserve">이 작고 </w:t>
+            </w:r>
+            <w:r>
+              <w:rPr>
+                <w:rFonts w:ascii="Consolas" w:hAnsi="Consolas" w:eastAsia="맑은 고딕"/>
+                <w:sz w:val="20"/>
+              </w:rPr>
+              <w:t xml:space="preserve">apply lag</w:t>
+            </w:r>
+            <w:r>
+              <w:rPr>
+                <w:rFonts w:ascii="맑은 고딕" w:hAnsi="맑은 고딕" w:eastAsia="맑은 고딕"/>
+                <w:sz w:val="20"/>
+              </w:rPr>
+              <w:t xml:space="preserve">만 크다면 리두는 제때 왔는데 적용이 못 따라간 것이다. 배치가 만든 리두량이 Standby의 적용 능력을 넘어선 상황이며, 흔한 정상 패턴이다.</w:t>
             </w:r>
           </w:p>
           <w:p>
@@ -3671,7 +5033,21 @@
                 <w:rFonts w:ascii="맑은 고딕" w:hAnsi="맑은 고딕" w:eastAsia="맑은 고딕"/>
                 <w:sz w:val="20"/>
               </w:rPr>
-              <w:t>개선이 필요하다면 방향은 두 가지다. Standby의 I/O 성능을 높이거나, 배치 자체의 리두 발생량을 줄이는 것이다. 후자는 4장에서 다룬 `STANDBY NOLOGGING` 모드가 후보가 된다. 다만 그 모드는 직접 경로 적재에만 적용되며 일반 DML에는 효과가 없다.</w:t>
+              <w:t xml:space="preserve">개선이 필요하다면 방향은 두 가지다. Standby의 I/O 성능을 높이거나, 배치 자체의 리두 발생량을 줄이는 것이다. 후자는 4장에서 다룬 </w:t>
+            </w:r>
+            <w:r>
+              <w:rPr>
+                <w:rFonts w:ascii="Consolas" w:hAnsi="Consolas" w:eastAsia="맑은 고딕"/>
+                <w:sz w:val="20"/>
+              </w:rPr>
+              <w:t xml:space="preserve">STANDBY NOLOGGING</w:t>
+            </w:r>
+            <w:r>
+              <w:rPr>
+                <w:rFonts w:ascii="맑은 고딕" w:hAnsi="맑은 고딕" w:eastAsia="맑은 고딕"/>
+                <w:sz w:val="20"/>
+              </w:rPr>
+              <w:t xml:space="preserve"> 모드가 후보가 된다. 다만 그 모드는 직접 경로 적재에만 적용되며 일반 DML에는 효과가 없다.</w:t>
             </w:r>
           </w:p>
           <w:p>
@@ -3683,7 +5059,49 @@
                 <w:rFonts w:ascii="맑은 고딕" w:hAnsi="맑은 고딕" w:eastAsia="맑은 고딕"/>
                 <w:sz w:val="20"/>
               </w:rPr>
-              <w:t>반대로 `transport lag`이 함께 크다면 네트워크를 봐야 한다. 이때는 2장의 `COMPRESSION` 속성이나 `MAX_CONNECTIONS` 같은 전송 쪽 조정을 검토한다.</w:t>
+              <w:t xml:space="preserve">반대로 </w:t>
+            </w:r>
+            <w:r>
+              <w:rPr>
+                <w:rFonts w:ascii="Consolas" w:hAnsi="Consolas" w:eastAsia="맑은 고딕"/>
+                <w:sz w:val="20"/>
+              </w:rPr>
+              <w:t xml:space="preserve">transport lag</w:t>
+            </w:r>
+            <w:r>
+              <w:rPr>
+                <w:rFonts w:ascii="맑은 고딕" w:hAnsi="맑은 고딕" w:eastAsia="맑은 고딕"/>
+                <w:sz w:val="20"/>
+              </w:rPr>
+              <w:t xml:space="preserve">이 함께 크다면 네트워크를 봐야 한다. 이때는 2장의 </w:t>
+            </w:r>
+            <w:r>
+              <w:rPr>
+                <w:rFonts w:ascii="Consolas" w:hAnsi="Consolas" w:eastAsia="맑은 고딕"/>
+                <w:sz w:val="20"/>
+              </w:rPr>
+              <w:t xml:space="preserve">COMPRESSION</w:t>
+            </w:r>
+            <w:r>
+              <w:rPr>
+                <w:rFonts w:ascii="맑은 고딕" w:hAnsi="맑은 고딕" w:eastAsia="맑은 고딕"/>
+                <w:sz w:val="20"/>
+              </w:rPr>
+              <w:t xml:space="preserve"> 속성이나 </w:t>
+            </w:r>
+            <w:r>
+              <w:rPr>
+                <w:rFonts w:ascii="Consolas" w:hAnsi="Consolas" w:eastAsia="맑은 고딕"/>
+                <w:sz w:val="20"/>
+              </w:rPr>
+              <w:t xml:space="preserve">MAX_CONNECTIONS</w:t>
+            </w:r>
+            <w:r>
+              <w:rPr>
+                <w:rFonts w:ascii="맑은 고딕" w:hAnsi="맑은 고딕" w:eastAsia="맑은 고딕"/>
+                <w:sz w:val="20"/>
+              </w:rPr>
+              <w:t xml:space="preserve"> 같은 전송 쪽 조정을 검토한다.</w:t>
             </w:r>
           </w:p>
         </w:tc>
@@ -4017,10 +5435,17 @@
     <w:p>
       <w:r>
         <w:rPr>
+          <w:rFonts w:ascii="Consolas" w:hAnsi="Consolas" w:eastAsia="맑은 고딕"/>
+          <w:sz w:val="21"/>
+        </w:rPr>
+        <w:t xml:space="preserve">V$ARCHIVE_GAP</w:t>
+      </w:r>
+      <w:r>
+        <w:rPr>
           <w:rFonts w:ascii="맑은 고딕" w:hAnsi="맑은 고딕" w:eastAsia="맑은 고딕"/>
           <w:sz w:val="21"/>
         </w:rPr>
-        <w:t>`V$ARCHIVE_GAP`이 스레드 1의 64번부터 65번까지가 비어 있다고 알려 준다. 받은 것은 66번까지인데 적용된 것은 61번까지다.</w:t>
+        <w:t xml:space="preserve">이 스레드 1의 64번부터 65번까지가 비어 있다고 알려 준다. 받은 것은 66번까지인데 적용된 것은 61번까지다.</w:t>
       </w:r>
     </w:p>
     <w:p>
@@ -4029,7 +5454,30 @@
           <w:rFonts w:ascii="맑은 고딕" w:hAnsi="맑은 고딕" w:eastAsia="맑은 고딕"/>
           <w:sz w:val="21"/>
         </w:rPr>
-        <w:t>여기서 주의할 점이 있다. **`V$ARCHIVE_GAP`은 "적용해야 하는데 없는 것"을 보여 주지 "적용하지 않은 것"을 보여 주지 않는다.** 전송은 계속되고 있었으므로 파일 자체는 대부분 도착해 있었고, 갭으로 잡힌 것은 그중 일부였다.</w:t>
+        <w:t xml:space="preserve">여기서 주의할 점이 있다. </w:t>
+      </w:r>
+      <w:r>
+        <w:rPr>
+          <w:rFonts w:ascii="Consolas" w:hAnsi="Consolas" w:eastAsia="맑은 고딕"/>
+          <w:b/>
+          <w:sz w:val="21"/>
+        </w:rPr>
+        <w:t xml:space="preserve">V$ARCHIVE_GAP</w:t>
+      </w:r>
+      <w:r>
+        <w:rPr>
+          <w:rFonts w:ascii="맑은 고딕" w:hAnsi="맑은 고딕" w:eastAsia="맑은 고딕"/>
+          <w:b/>
+          <w:sz w:val="21"/>
+        </w:rPr>
+        <w:t xml:space="preserve">은 "적용해야 하는데 없는 것"을 보여 주지 "적용하지 않은 것"을 보여 주지 않는다.</w:t>
+      </w:r>
+      <w:r>
+        <w:rPr>
+          <w:rFonts w:ascii="맑은 고딕" w:hAnsi="맑은 고딕" w:eastAsia="맑은 고딕"/>
+          <w:sz w:val="21"/>
+        </w:rPr>
+        <w:t xml:space="preserve"> 전송은 계속되고 있었으므로 파일 자체는 대부분 도착해 있었고, 갭으로 잡힌 것은 그중 일부였다.</w:t>
       </w:r>
     </w:p>
     <w:p>
@@ -4141,10 +5589,39 @@
     <w:p>
       <w:r>
         <w:rPr>
+          <w:rFonts w:ascii="Consolas" w:hAnsi="Consolas" w:eastAsia="맑은 고딕"/>
+          <w:sz w:val="21"/>
+        </w:rPr>
+        <w:t xml:space="preserve">APPLIED_SEQ#</w:t>
+      </w:r>
+      <w:r>
+        <w:rPr>
           <w:rFonts w:ascii="맑은 고딕" w:hAnsi="맑은 고딕" w:eastAsia="맑은 고딕"/>
           <w:sz w:val="21"/>
         </w:rPr>
-        <w:t>`APPLIED_SEQ#`와 `ARCHIVED_SEQ#`가 있다. Primary가 파악하고 있는 Standby의 진행 상황이며, Standby에서 직접 본 값과 시차가 있을 수 있다. 실측에서도 두 값이 서로 어긋나 있는데, Primary가 마지막으로 확인한 시점의 값을 보여 주기 때문이다. **정확한 판단은 Standby에서 직접 조회한 값으로 한다.**</w:t>
+        <w:t xml:space="preserve">와 </w:t>
+      </w:r>
+      <w:r>
+        <w:rPr>
+          <w:rFonts w:ascii="Consolas" w:hAnsi="Consolas" w:eastAsia="맑은 고딕"/>
+          <w:sz w:val="21"/>
+        </w:rPr>
+        <w:t xml:space="preserve">ARCHIVED_SEQ#</w:t>
+      </w:r>
+      <w:r>
+        <w:rPr>
+          <w:rFonts w:ascii="맑은 고딕" w:hAnsi="맑은 고딕" w:eastAsia="맑은 고딕"/>
+          <w:sz w:val="21"/>
+        </w:rPr>
+        <w:t xml:space="preserve">가 있다. Primary가 파악하고 있는 Standby의 진행 상황이며, Standby에서 직접 본 값과 시차가 있을 수 있다. 실측에서도 두 값이 서로 어긋나 있는데, Primary가 마지막으로 확인한 시점의 값을 보여 주기 때문이다. </w:t>
+      </w:r>
+      <w:r>
+        <w:rPr>
+          <w:rFonts w:ascii="맑은 고딕" w:hAnsi="맑은 고딕" w:eastAsia="맑은 고딕"/>
+          <w:b/>
+          <w:sz w:val="21"/>
+        </w:rPr>
+        <w:t xml:space="preserve">정확한 판단은 Standby에서 직접 조회한 값으로 한다.</w:t>
       </w:r>
     </w:p>
     <w:p>
@@ -4389,7 +5866,22 @@
           <w:rFonts w:ascii="맑은 고딕" w:hAnsi="맑은 고딕" w:eastAsia="맑은 고딕"/>
           <w:sz w:val="21"/>
         </w:rPr>
-        <w:t>갭은 0이 되었지만 지연은 아직 1분가량 남아 있다. **갭이 없다는 것과 지연이 0이라는 것은 다르다.** 갭은 "빠진 파일이 있는가"이고 지연은 "얼마나 뒤처져 있는가"다.</w:t>
+        <w:t xml:space="preserve">갭은 0이 되었지만 지연은 아직 1분가량 남아 있다. </w:t>
+      </w:r>
+      <w:r>
+        <w:rPr>
+          <w:rFonts w:ascii="맑은 고딕" w:hAnsi="맑은 고딕" w:eastAsia="맑은 고딕"/>
+          <w:b/>
+          <w:sz w:val="21"/>
+        </w:rPr>
+        <w:t xml:space="preserve">갭이 없다는 것과 지연이 0이라는 것은 다르다.</w:t>
+      </w:r>
+      <w:r>
+        <w:rPr>
+          <w:rFonts w:ascii="맑은 고딕" w:hAnsi="맑은 고딕" w:eastAsia="맑은 고딕"/>
+          <w:sz w:val="21"/>
+        </w:rPr>
+        <w:t xml:space="preserve"> 갭은 "빠진 파일이 있는가"이고 지연은 "얼마나 뒤처져 있는가"다.</w:t>
       </w:r>
     </w:p>
     <w:p>
@@ -4406,7 +5898,21 @@
           <w:rFonts w:ascii="맑은 고딕" w:hAnsi="맑은 고딕" w:eastAsia="맑은 고딕"/>
           <w:sz w:val="21"/>
         </w:rPr>
-        <w:t>적용을 다시 켰을 때 빠진 로그를 누가 가져오는가. `FAL_SERVER`가 그 답이다.</w:t>
+        <w:t xml:space="preserve">적용을 다시 켰을 때 빠진 로그를 누가 가져오는가. </w:t>
+      </w:r>
+      <w:r>
+        <w:rPr>
+          <w:rFonts w:ascii="Consolas" w:hAnsi="Consolas" w:eastAsia="맑은 고딕"/>
+          <w:sz w:val="21"/>
+        </w:rPr>
+        <w:t xml:space="preserve">FAL_SERVER</w:t>
+      </w:r>
+      <w:r>
+        <w:rPr>
+          <w:rFonts w:ascii="맑은 고딕" w:hAnsi="맑은 고딕" w:eastAsia="맑은 고딕"/>
+          <w:sz w:val="21"/>
+        </w:rPr>
+        <w:t xml:space="preserve">가 그 답이다.</w:t>
       </w:r>
     </w:p>
     <w:tbl>
@@ -4522,10 +6028,59 @@
     <w:p>
       <w:r>
         <w:rPr>
+          <w:rFonts w:ascii="Consolas" w:hAnsi="Consolas" w:eastAsia="맑은 고딕"/>
+          <w:sz w:val="21"/>
+        </w:rPr>
+        <w:t xml:space="preserve">FAL</w:t>
+      </w:r>
+      <w:r>
+        <w:rPr>
           <w:rFonts w:ascii="맑은 고딕" w:hAnsi="맑은 고딕" w:eastAsia="맑은 고딕"/>
           <w:sz w:val="21"/>
         </w:rPr>
-        <w:t>`FAL`은 Fetch Archive Log의 약자다. Standby가 빠진 아카이브를 발견하면 `FAL_SERVER`에 지정된 대상에게 요청해 받아 온다. boston의 `FAL_SERVER`가 `chicago`이므로 Primary에게 요청한다. 여기까지는 옳다.</w:t>
+        <w:t xml:space="preserve">은 Fetch Archive Log의 약자다. Standby가 빠진 아카이브를 발견하면 </w:t>
+      </w:r>
+      <w:r>
+        <w:rPr>
+          <w:rFonts w:ascii="Consolas" w:hAnsi="Consolas" w:eastAsia="맑은 고딕"/>
+          <w:sz w:val="21"/>
+        </w:rPr>
+        <w:t xml:space="preserve">FAL_SERVER</w:t>
+      </w:r>
+      <w:r>
+        <w:rPr>
+          <w:rFonts w:ascii="맑은 고딕" w:hAnsi="맑은 고딕" w:eastAsia="맑은 고딕"/>
+          <w:sz w:val="21"/>
+        </w:rPr>
+        <w:t xml:space="preserve">에 지정된 대상에게 요청해 받아 온다. boston의 </w:t>
+      </w:r>
+      <w:r>
+        <w:rPr>
+          <w:rFonts w:ascii="Consolas" w:hAnsi="Consolas" w:eastAsia="맑은 고딕"/>
+          <w:sz w:val="21"/>
+        </w:rPr>
+        <w:t xml:space="preserve">FAL_SERVER</w:t>
+      </w:r>
+      <w:r>
+        <w:rPr>
+          <w:rFonts w:ascii="맑은 고딕" w:hAnsi="맑은 고딕" w:eastAsia="맑은 고딕"/>
+          <w:sz w:val="21"/>
+        </w:rPr>
+        <w:t xml:space="preserve">가 </w:t>
+      </w:r>
+      <w:r>
+        <w:rPr>
+          <w:rFonts w:ascii="Consolas" w:hAnsi="Consolas" w:eastAsia="맑은 고딕"/>
+          <w:sz w:val="21"/>
+        </w:rPr>
+        <w:t xml:space="preserve">chicago</w:t>
+      </w:r>
+      <w:r>
+        <w:rPr>
+          <w:rFonts w:ascii="맑은 고딕" w:hAnsi="맑은 고딕" w:eastAsia="맑은 고딕"/>
+          <w:sz w:val="21"/>
+        </w:rPr>
+        <w:t xml:space="preserve">이므로 Primary에게 요청한다. 여기까지는 옳다.</w:t>
       </w:r>
     </w:p>
     <w:p>
@@ -4534,16 +6089,129 @@
           <w:rFonts w:ascii="맑은 고딕" w:hAnsi="맑은 고딕" w:eastAsia="맑은 고딕"/>
           <w:sz w:val="21"/>
         </w:rPr>
-        <w:t>그런데 `FAL_CLIENT`도 `chicago`다. **네 번째 상속 사례다.**</w:t>
+        <w:t xml:space="preserve">그런데 </w:t>
+      </w:r>
+      <w:r>
+        <w:rPr>
+          <w:rFonts w:ascii="Consolas" w:hAnsi="Consolas" w:eastAsia="맑은 고딕"/>
+          <w:sz w:val="21"/>
+        </w:rPr>
+        <w:t xml:space="preserve">FAL_CLIENT</w:t>
+      </w:r>
+      <w:r>
+        <w:rPr>
+          <w:rFonts w:ascii="맑은 고딕" w:hAnsi="맑은 고딕" w:eastAsia="맑은 고딕"/>
+          <w:sz w:val="21"/>
+        </w:rPr>
+        <w:t xml:space="preserve">도 </w:t>
+      </w:r>
+      <w:r>
+        <w:rPr>
+          <w:rFonts w:ascii="Consolas" w:hAnsi="Consolas" w:eastAsia="맑은 고딕"/>
+          <w:sz w:val="21"/>
+        </w:rPr>
+        <w:t xml:space="preserve">chicago</w:t>
+      </w:r>
+      <w:r>
+        <w:rPr>
+          <w:rFonts w:ascii="맑은 고딕" w:hAnsi="맑은 고딕" w:eastAsia="맑은 고딕"/>
+          <w:sz w:val="21"/>
+        </w:rPr>
+        <w:t xml:space="preserve">다. </w:t>
+      </w:r>
+      <w:r>
+        <w:rPr>
+          <w:rFonts w:ascii="맑은 고딕" w:hAnsi="맑은 고딕" w:eastAsia="맑은 고딕"/>
+          <w:b/>
+          <w:sz w:val="21"/>
+        </w:rPr>
+        <w:t xml:space="preserve">네 번째 상속 사례다.</w:t>
       </w:r>
     </w:p>
     <w:p>
       <w:r>
         <w:rPr>
+          <w:rFonts w:ascii="Consolas" w:hAnsi="Consolas" w:eastAsia="맑은 고딕"/>
+          <w:sz w:val="21"/>
+        </w:rPr>
+        <w:t xml:space="preserve">FAL_CLIENT</w:t>
+      </w:r>
+      <w:r>
+        <w:rPr>
           <w:rFonts w:ascii="맑은 고딕" w:hAnsi="맑은 고딕" w:eastAsia="맑은 고딕"/>
           <w:sz w:val="21"/>
         </w:rPr>
-        <w:t>`FAL_CLIENT`는 "요청을 보낼 때 나를 이렇게 소개하라"는 값이다. boston이 자신을 `chicago`라고 소개하는 셈이다. 5장에서 확인한 Primary의 값이 `fal_client=chicago`, `fal_server=boston`이었는데, DUPLICATE 스크립트가 `set fal_server`만 지정하고 `set fal_client`는 지정하지 않아 Primary 값이 그대로 넘어왔다.</w:t>
+        <w:t xml:space="preserve">는 "요청을 보낼 때 나를 이렇게 소개하라"는 값이다. boston이 자신을 </w:t>
+      </w:r>
+      <w:r>
+        <w:rPr>
+          <w:rFonts w:ascii="Consolas" w:hAnsi="Consolas" w:eastAsia="맑은 고딕"/>
+          <w:sz w:val="21"/>
+        </w:rPr>
+        <w:t xml:space="preserve">chicago</w:t>
+      </w:r>
+      <w:r>
+        <w:rPr>
+          <w:rFonts w:ascii="맑은 고딕" w:hAnsi="맑은 고딕" w:eastAsia="맑은 고딕"/>
+          <w:sz w:val="21"/>
+        </w:rPr>
+        <w:t xml:space="preserve">라고 소개하는 셈이다. 5장에서 확인한 Primary의 값이 </w:t>
+      </w:r>
+      <w:r>
+        <w:rPr>
+          <w:rFonts w:ascii="Consolas" w:hAnsi="Consolas" w:eastAsia="맑은 고딕"/>
+          <w:sz w:val="21"/>
+        </w:rPr>
+        <w:t xml:space="preserve">fal_client=chicago</w:t>
+      </w:r>
+      <w:r>
+        <w:rPr>
+          <w:rFonts w:ascii="맑은 고딕" w:hAnsi="맑은 고딕" w:eastAsia="맑은 고딕"/>
+          <w:sz w:val="21"/>
+        </w:rPr>
+        <w:t xml:space="preserve">, </w:t>
+      </w:r>
+      <w:r>
+        <w:rPr>
+          <w:rFonts w:ascii="Consolas" w:hAnsi="Consolas" w:eastAsia="맑은 고딕"/>
+          <w:sz w:val="21"/>
+        </w:rPr>
+        <w:t xml:space="preserve">fal_server=boston</w:t>
+      </w:r>
+      <w:r>
+        <w:rPr>
+          <w:rFonts w:ascii="맑은 고딕" w:hAnsi="맑은 고딕" w:eastAsia="맑은 고딕"/>
+          <w:sz w:val="21"/>
+        </w:rPr>
+        <w:t xml:space="preserve">이었는데, DUPLICATE 스크립트가 </w:t>
+      </w:r>
+      <w:r>
+        <w:rPr>
+          <w:rFonts w:ascii="Consolas" w:hAnsi="Consolas" w:eastAsia="맑은 고딕"/>
+          <w:sz w:val="21"/>
+        </w:rPr>
+        <w:t xml:space="preserve">set fal_server</w:t>
+      </w:r>
+      <w:r>
+        <w:rPr>
+          <w:rFonts w:ascii="맑은 고딕" w:hAnsi="맑은 고딕" w:eastAsia="맑은 고딕"/>
+          <w:sz w:val="21"/>
+        </w:rPr>
+        <w:t xml:space="preserve">만 지정하고 </w:t>
+      </w:r>
+      <w:r>
+        <w:rPr>
+          <w:rFonts w:ascii="Consolas" w:hAnsi="Consolas" w:eastAsia="맑은 고딕"/>
+          <w:sz w:val="21"/>
+        </w:rPr>
+        <w:t xml:space="preserve">set fal_client</w:t>
+      </w:r>
+      <w:r>
+        <w:rPr>
+          <w:rFonts w:ascii="맑은 고딕" w:hAnsi="맑은 고딕" w:eastAsia="맑은 고딕"/>
+          <w:sz w:val="21"/>
+        </w:rPr>
+        <w:t xml:space="preserve">는 지정하지 않아 Primary 값이 그대로 넘어왔다.</w:t>
       </w:r>
     </w:p>
     <w:p>
@@ -4552,7 +6220,49 @@
           <w:rFonts w:ascii="맑은 고딕" w:hAnsi="맑은 고딕" w:eastAsia="맑은 고딕"/>
           <w:sz w:val="21"/>
         </w:rPr>
-        <w:t>실측에서 갭은 정상적으로 해소되었다. 11g 이후로는 `FAL_CLIENT`가 없거나 틀려도 동작하기 때문이다. 요청을 보낼 때 실제로는 자신의 `DB_UNIQUE_NAME`과 서비스 정보를 쓴다. 그래서 이 값도 `BAD PARAM` 같은 신호를 내지 않는다.</w:t>
+        <w:t xml:space="preserve">실측에서 갭은 정상적으로 해소되었다. 11g 이후로는 </w:t>
+      </w:r>
+      <w:r>
+        <w:rPr>
+          <w:rFonts w:ascii="Consolas" w:hAnsi="Consolas" w:eastAsia="맑은 고딕"/>
+          <w:sz w:val="21"/>
+        </w:rPr>
+        <w:t xml:space="preserve">FAL_CLIENT</w:t>
+      </w:r>
+      <w:r>
+        <w:rPr>
+          <w:rFonts w:ascii="맑은 고딕" w:hAnsi="맑은 고딕" w:eastAsia="맑은 고딕"/>
+          <w:sz w:val="21"/>
+        </w:rPr>
+        <w:t xml:space="preserve">가 없거나 틀려도 동작하기 때문이다. 요청을 보낼 때 실제로는 자신의 </w:t>
+      </w:r>
+      <w:r>
+        <w:rPr>
+          <w:rFonts w:ascii="Consolas" w:hAnsi="Consolas" w:eastAsia="맑은 고딕"/>
+          <w:sz w:val="21"/>
+        </w:rPr>
+        <w:t xml:space="preserve">DB_UNIQUE_NAME</w:t>
+      </w:r>
+      <w:r>
+        <w:rPr>
+          <w:rFonts w:ascii="맑은 고딕" w:hAnsi="맑은 고딕" w:eastAsia="맑은 고딕"/>
+          <w:sz w:val="21"/>
+        </w:rPr>
+        <w:t xml:space="preserve">과 서비스 정보를 쓴다. 그래서 이 값도 </w:t>
+      </w:r>
+      <w:r>
+        <w:rPr>
+          <w:rFonts w:ascii="Consolas" w:hAnsi="Consolas" w:eastAsia="맑은 고딕"/>
+          <w:sz w:val="21"/>
+        </w:rPr>
+        <w:t xml:space="preserve">BAD PARAM</w:t>
+      </w:r>
+      <w:r>
+        <w:rPr>
+          <w:rFonts w:ascii="맑은 고딕" w:hAnsi="맑은 고딕" w:eastAsia="맑은 고딕"/>
+          <w:sz w:val="21"/>
+        </w:rPr>
+        <w:t xml:space="preserve"> 같은 신호를 내지 않는다.</w:t>
       </w:r>
     </w:p>
     <w:p>
@@ -4628,7 +6338,91 @@
           <w:rFonts w:ascii="맑은 고딕" w:hAnsi="맑은 고딕" w:eastAsia="맑은 고딕"/>
           <w:sz w:val="21"/>
         </w:rPr>
-        <w:t>이로써 이 과정에서 발견한 상속 사례가 넷이 되었다. `CONTROL_FILES`(6장), `LOG_ARCHIVE_DEST_1`, `FAL_CLIENT`, 그리고 5장에서 `PARAMETER_VALUE_CONVERT`가 건드릴 뻔했던 `DB_NAME`이다. 앞의 셋은 스크립트가 `SET`하지 않아 생긴 문제이고, 마지막 하나는 스크립트가 명시적으로 막아 낸 경우다.</w:t>
+        <w:t xml:space="preserve">이로써 이 과정에서 발견한 상속 사례가 넷이 되었다. </w:t>
+      </w:r>
+      <w:r>
+        <w:rPr>
+          <w:rFonts w:ascii="Consolas" w:hAnsi="Consolas" w:eastAsia="맑은 고딕"/>
+          <w:sz w:val="21"/>
+        </w:rPr>
+        <w:t xml:space="preserve">CONTROL_FILES</w:t>
+      </w:r>
+      <w:r>
+        <w:rPr>
+          <w:rFonts w:ascii="맑은 고딕" w:hAnsi="맑은 고딕" w:eastAsia="맑은 고딕"/>
+          <w:sz w:val="21"/>
+        </w:rPr>
+        <w:t xml:space="preserve">(6장), </w:t>
+      </w:r>
+      <w:r>
+        <w:rPr>
+          <w:rFonts w:ascii="Consolas" w:hAnsi="Consolas" w:eastAsia="맑은 고딕"/>
+          <w:sz w:val="21"/>
+        </w:rPr>
+        <w:t xml:space="preserve">LOG_ARCHIVE_DEST_1</w:t>
+      </w:r>
+      <w:r>
+        <w:rPr>
+          <w:rFonts w:ascii="맑은 고딕" w:hAnsi="맑은 고딕" w:eastAsia="맑은 고딕"/>
+          <w:sz w:val="21"/>
+        </w:rPr>
+        <w:t xml:space="preserve">, </w:t>
+      </w:r>
+      <w:r>
+        <w:rPr>
+          <w:rFonts w:ascii="Consolas" w:hAnsi="Consolas" w:eastAsia="맑은 고딕"/>
+          <w:sz w:val="21"/>
+        </w:rPr>
+        <w:t xml:space="preserve">FAL_CLIENT</w:t>
+      </w:r>
+      <w:r>
+        <w:rPr>
+          <w:rFonts w:ascii="맑은 고딕" w:hAnsi="맑은 고딕" w:eastAsia="맑은 고딕"/>
+          <w:sz w:val="21"/>
+        </w:rPr>
+        <w:t xml:space="preserve">, 그리고 5장에서 </w:t>
+      </w:r>
+      <w:r>
+        <w:rPr>
+          <w:rFonts w:ascii="Consolas" w:hAnsi="Consolas" w:eastAsia="맑은 고딕"/>
+          <w:sz w:val="21"/>
+        </w:rPr>
+        <w:t xml:space="preserve">PARAMETER_VALUE_CONVERT</w:t>
+      </w:r>
+      <w:r>
+        <w:rPr>
+          <w:rFonts w:ascii="맑은 고딕" w:hAnsi="맑은 고딕" w:eastAsia="맑은 고딕"/>
+          <w:sz w:val="21"/>
+        </w:rPr>
+        <w:t xml:space="preserve">가 건드릴 뻔했던 </w:t>
+      </w:r>
+      <w:r>
+        <w:rPr>
+          <w:rFonts w:ascii="Consolas" w:hAnsi="Consolas" w:eastAsia="맑은 고딕"/>
+          <w:sz w:val="21"/>
+        </w:rPr>
+        <w:t xml:space="preserve">DB_NAME</w:t>
+      </w:r>
+      <w:r>
+        <w:rPr>
+          <w:rFonts w:ascii="맑은 고딕" w:hAnsi="맑은 고딕" w:eastAsia="맑은 고딕"/>
+          <w:sz w:val="21"/>
+        </w:rPr>
+        <w:t xml:space="preserve">이다. 앞의 셋은 스크립트가 </w:t>
+      </w:r>
+      <w:r>
+        <w:rPr>
+          <w:rFonts w:ascii="Consolas" w:hAnsi="Consolas" w:eastAsia="맑은 고딕"/>
+          <w:sz w:val="21"/>
+        </w:rPr>
+        <w:t xml:space="preserve">SET</w:t>
+      </w:r>
+      <w:r>
+        <w:rPr>
+          <w:rFonts w:ascii="맑은 고딕" w:hAnsi="맑은 고딕" w:eastAsia="맑은 고딕"/>
+          <w:sz w:val="21"/>
+        </w:rPr>
+        <w:t xml:space="preserve">하지 않아 생긴 문제이고, 마지막 하나는 스크립트가 명시적으로 막아 낸 경우다.</w:t>
       </w:r>
     </w:p>
     <w:p>
@@ -4637,7 +6431,36 @@
           <w:rFonts w:ascii="맑은 고딕" w:hAnsi="맑은 고딕" w:eastAsia="맑은 고딕"/>
           <w:sz w:val="21"/>
         </w:rPr>
-        <w:t>교훈은 하나다. **DUPLICATE의 SPFILE 절은 Primary의 파라미터를 통째로 가져온다.** Standby에서 값이 달라야 하는 파라미터는 빠짐없이 `SET`으로 지정해야 한다. 지정하지 않은 것은 조용히 상속되며, 그중 일부만 오류를 낸다.</w:t>
+        <w:t xml:space="preserve">교훈은 하나다. </w:t>
+      </w:r>
+      <w:r>
+        <w:rPr>
+          <w:rFonts w:ascii="맑은 고딕" w:hAnsi="맑은 고딕" w:eastAsia="맑은 고딕"/>
+          <w:b/>
+          <w:sz w:val="21"/>
+        </w:rPr>
+        <w:t xml:space="preserve">DUPLICATE의 SPFILE 절은 Primary의 파라미터를 통째로 가져온다.</w:t>
+      </w:r>
+      <w:r>
+        <w:rPr>
+          <w:rFonts w:ascii="맑은 고딕" w:hAnsi="맑은 고딕" w:eastAsia="맑은 고딕"/>
+          <w:sz w:val="21"/>
+        </w:rPr>
+        <w:t xml:space="preserve"> Standby에서 값이 달라야 하는 파라미터는 빠짐없이 </w:t>
+      </w:r>
+      <w:r>
+        <w:rPr>
+          <w:rFonts w:ascii="Consolas" w:hAnsi="Consolas" w:eastAsia="맑은 고딕"/>
+          <w:sz w:val="21"/>
+        </w:rPr>
+        <w:t xml:space="preserve">SET</w:t>
+      </w:r>
+      <w:r>
+        <w:rPr>
+          <w:rFonts w:ascii="맑은 고딕" w:hAnsi="맑은 고딕" w:eastAsia="맑은 고딕"/>
+          <w:sz w:val="21"/>
+        </w:rPr>
+        <w:t xml:space="preserve">으로 지정해야 한다. 지정하지 않은 것은 조용히 상속되며, 그중 일부만 오류를 낸다.</w:t>
       </w:r>
     </w:p>
     <w:tbl>
@@ -4686,7 +6509,35 @@
                 <w:rFonts w:ascii="맑은 고딕" w:hAnsi="맑은 고딕" w:eastAsia="맑은 고딕"/>
                 <w:sz w:val="20"/>
               </w:rPr>
-              <w:t>첫째, `V$ARCHIVE_GAP`으로 어느 시퀀스가 빠졌는지 확인한다. 둘째, Primary에서 그 시퀀스의 아카이브 파일이 아직 존재하는지 본다 — 지워졌다면 FAL로도 가져올 수 없다. 셋째, `FAL_SERVER`가 올바른지, 그 대상에 접속되는지 확인한다. 넷째, Standby의 alert 로그에서 FAL 관련 메시지를 찾는다.</w:t>
+              <w:t xml:space="preserve">첫째, </w:t>
+            </w:r>
+            <w:r>
+              <w:rPr>
+                <w:rFonts w:ascii="Consolas" w:hAnsi="Consolas" w:eastAsia="맑은 고딕"/>
+                <w:sz w:val="20"/>
+              </w:rPr>
+              <w:t xml:space="preserve">V$ARCHIVE_GAP</w:t>
+            </w:r>
+            <w:r>
+              <w:rPr>
+                <w:rFonts w:ascii="맑은 고딕" w:hAnsi="맑은 고딕" w:eastAsia="맑은 고딕"/>
+                <w:sz w:val="20"/>
+              </w:rPr>
+              <w:t xml:space="preserve">으로 어느 시퀀스가 빠졌는지 확인한다. 둘째, Primary에서 그 시퀀스의 아카이브 파일이 아직 존재하는지 본다 — 지워졌다면 FAL로도 가져올 수 없다. 셋째, </w:t>
+            </w:r>
+            <w:r>
+              <w:rPr>
+                <w:rFonts w:ascii="Consolas" w:hAnsi="Consolas" w:eastAsia="맑은 고딕"/>
+                <w:sz w:val="20"/>
+              </w:rPr>
+              <w:t xml:space="preserve">FAL_SERVER</w:t>
+            </w:r>
+            <w:r>
+              <w:rPr>
+                <w:rFonts w:ascii="맑은 고딕" w:hAnsi="맑은 고딕" w:eastAsia="맑은 고딕"/>
+                <w:sz w:val="20"/>
+              </w:rPr>
+              <w:t xml:space="preserve">가 올바른지, 그 대상에 접속되는지 확인한다. 넷째, Standby의 alert 로그에서 FAL 관련 메시지를 찾는다.</w:t>
             </w:r>
           </w:p>
           <w:p>
@@ -4716,10 +6567,17 @@
     <w:p>
       <w:r>
         <w:rPr>
+          <w:rFonts w:ascii="Consolas" w:hAnsi="Consolas" w:eastAsia="맑은 고딕"/>
+          <w:sz w:val="21"/>
+        </w:rPr>
+        <w:t xml:space="preserve">V$DATAGUARD_STATS</w:t>
+      </w:r>
+      <w:r>
+        <w:rPr>
           <w:rFonts w:ascii="맑은 고딕" w:hAnsi="맑은 고딕" w:eastAsia="맑은 고딕"/>
           <w:sz w:val="21"/>
         </w:rPr>
-        <w:t>`V$DATAGUARD_STATS`는 네 행을 돌려준다.</w:t>
+        <w:t xml:space="preserve">는 네 행을 돌려준다.</w:t>
       </w:r>
     </w:p>
     <w:tbl>
@@ -4927,10 +6785,10 @@
           <w:p>
             <w:r>
               <w:rPr>
-                <w:rFonts w:ascii="맑은 고딕" w:hAnsi="맑은 고딕" w:eastAsia="맑은 고딕"/>
-                <w:sz w:val="19"/>
-              </w:rPr>
-              <w:t>`transport lag`</w:t>
+                <w:rFonts w:ascii="Consolas" w:hAnsi="Consolas" w:eastAsia="맑은 고딕"/>
+                <w:sz w:val="19"/>
+              </w:rPr>
+              <w:t xml:space="preserve">transport lag</w:t>
             </w:r>
           </w:p>
         </w:tc>
@@ -4971,10 +6829,10 @@
           <w:p>
             <w:r>
               <w:rPr>
-                <w:rFonts w:ascii="맑은 고딕" w:hAnsi="맑은 고딕" w:eastAsia="맑은 고딕"/>
-                <w:sz w:val="19"/>
-              </w:rPr>
-              <w:t>`apply lag`</w:t>
+                <w:rFonts w:ascii="Consolas" w:hAnsi="Consolas" w:eastAsia="맑은 고딕"/>
+                <w:sz w:val="19"/>
+              </w:rPr>
+              <w:t xml:space="preserve">apply lag</w:t>
             </w:r>
           </w:p>
         </w:tc>
@@ -5015,10 +6873,10 @@
           <w:p>
             <w:r>
               <w:rPr>
-                <w:rFonts w:ascii="맑은 고딕" w:hAnsi="맑은 고딕" w:eastAsia="맑은 고딕"/>
-                <w:sz w:val="19"/>
-              </w:rPr>
-              <w:t>`apply finish time`</w:t>
+                <w:rFonts w:ascii="Consolas" w:hAnsi="Consolas" w:eastAsia="맑은 고딕"/>
+                <w:sz w:val="19"/>
+              </w:rPr>
+              <w:t xml:space="preserve">apply finish time</w:t>
             </w:r>
           </w:p>
         </w:tc>
@@ -5059,10 +6917,10 @@
           <w:p>
             <w:r>
               <w:rPr>
-                <w:rFonts w:ascii="맑은 고딕" w:hAnsi="맑은 고딕" w:eastAsia="맑은 고딕"/>
-                <w:sz w:val="19"/>
-              </w:rPr>
-              <w:t>`estimated startup time`</w:t>
+                <w:rFonts w:ascii="Consolas" w:hAnsi="Consolas" w:eastAsia="맑은 고딕"/>
+                <w:sz w:val="19"/>
+              </w:rPr>
+              <w:t xml:space="preserve">estimated startup time</w:t>
             </w:r>
           </w:p>
         </w:tc>
@@ -5100,19 +6958,72 @@
     <w:p>
       <w:r>
         <w:rPr>
+          <w:rFonts w:ascii="Consolas" w:hAnsi="Consolas" w:eastAsia="맑은 고딕"/>
+          <w:sz w:val="21"/>
+        </w:rPr>
+        <w:t xml:space="preserve">apply lag</w:t>
+      </w:r>
+      <w:r>
+        <w:rPr>
           <w:rFonts w:ascii="맑은 고딕" w:hAnsi="맑은 고딕" w:eastAsia="맑은 고딕"/>
           <w:sz w:val="21"/>
         </w:rPr>
-        <w:t>`apply lag`이 `transport lag`보다 크다는 점에 주목한다. 당연한 관계다. 받아야 적용할 수 있으므로 적용은 전송보다 뒤처진다. 반대가 나오면 계산 시점이 어긋난 것이다.</w:t>
+        <w:t xml:space="preserve">이 </w:t>
+      </w:r>
+      <w:r>
+        <w:rPr>
+          <w:rFonts w:ascii="Consolas" w:hAnsi="Consolas" w:eastAsia="맑은 고딕"/>
+          <w:sz w:val="21"/>
+        </w:rPr>
+        <w:t xml:space="preserve">transport lag</w:t>
+      </w:r>
+      <w:r>
+        <w:rPr>
+          <w:rFonts w:ascii="맑은 고딕" w:hAnsi="맑은 고딕" w:eastAsia="맑은 고딕"/>
+          <w:sz w:val="21"/>
+        </w:rPr>
+        <w:t xml:space="preserve">보다 크다는 점에 주목한다. 당연한 관계다. 받아야 적용할 수 있으므로 적용은 전송보다 뒤처진다. 반대가 나오면 계산 시점이 어긋난 것이다.</w:t>
       </w:r>
     </w:p>
     <w:p>
       <w:r>
         <w:rPr>
+          <w:rFonts w:ascii="Consolas" w:hAnsi="Consolas" w:eastAsia="맑은 고딕"/>
+          <w:b/>
+          <w:sz w:val="21"/>
+        </w:rPr>
+        <w:t xml:space="preserve">TIME_COMPUTED</w:t>
+      </w:r>
+      <w:r>
+        <w:rPr>
           <w:rFonts w:ascii="맑은 고딕" w:hAnsi="맑은 고딕" w:eastAsia="맑은 고딕"/>
-          <w:sz w:val="21"/>
-        </w:rPr>
-        <w:t>**`TIME_COMPUTED`와 `DATUM_TIME`의 차이**가 중요하다.</w:t>
+          <w:b/>
+          <w:sz w:val="21"/>
+        </w:rPr>
+        <w:t xml:space="preserve">와 </w:t>
+      </w:r>
+      <w:r>
+        <w:rPr>
+          <w:rFonts w:ascii="Consolas" w:hAnsi="Consolas" w:eastAsia="맑은 고딕"/>
+          <w:b/>
+          <w:sz w:val="21"/>
+        </w:rPr>
+        <w:t xml:space="preserve">DATUM_TIME</w:t>
+      </w:r>
+      <w:r>
+        <w:rPr>
+          <w:rFonts w:ascii="맑은 고딕" w:hAnsi="맑은 고딕" w:eastAsia="맑은 고딕"/>
+          <w:b/>
+          <w:sz w:val="21"/>
+        </w:rPr>
+        <w:t xml:space="preserve">의 차이</w:t>
+      </w:r>
+      <w:r>
+        <w:rPr>
+          <w:rFonts w:ascii="맑은 고딕" w:hAnsi="맑은 고딕" w:eastAsia="맑은 고딕"/>
+          <w:sz w:val="21"/>
+        </w:rPr>
+        <w:t xml:space="preserve">가 중요하다.</w:t>
       </w:r>
     </w:p>
     <w:p>
@@ -5121,10 +7032,17 @@
       </w:pPr>
       <w:r>
         <w:rPr>
+          <w:rFonts w:ascii="Consolas" w:hAnsi="Consolas" w:eastAsia="맑은 고딕"/>
+          <w:sz w:val="21"/>
+        </w:rPr>
+        <w:t xml:space="preserve">TIME_COMPUTED</w:t>
+      </w:r>
+      <w:r>
+        <w:rPr>
           <w:rFonts w:ascii="맑은 고딕" w:hAnsi="맑은 고딕" w:eastAsia="맑은 고딕"/>
           <w:sz w:val="21"/>
         </w:rPr>
-        <w:t>`TIME_COMPUTED` — 이 값을 계산한 시각. 조회한 시점이다.</w:t>
+        <w:t xml:space="preserve"> — 이 값을 계산한 시각. 조회한 시점이다.</w:t>
       </w:r>
     </w:p>
     <w:p>
@@ -5133,10 +7051,17 @@
       </w:pPr>
       <w:r>
         <w:rPr>
+          <w:rFonts w:ascii="Consolas" w:hAnsi="Consolas" w:eastAsia="맑은 고딕"/>
+          <w:sz w:val="21"/>
+        </w:rPr>
+        <w:t xml:space="preserve">DATUM_TIME</w:t>
+      </w:r>
+      <w:r>
+        <w:rPr>
           <w:rFonts w:ascii="맑은 고딕" w:hAnsi="맑은 고딕" w:eastAsia="맑은 고딕"/>
           <w:sz w:val="21"/>
         </w:rPr>
-        <w:t>`DATUM_TIME` — 계산의 근거가 된 마지막 정보의 시각.</w:t>
+        <w:t xml:space="preserve"> — 계산의 근거가 된 마지막 정보의 시각.</w:t>
       </w:r>
     </w:p>
     <w:p>
@@ -5145,7 +7070,15 @@
           <w:rFonts w:ascii="맑은 고딕" w:hAnsi="맑은 고딕" w:eastAsia="맑은 고딕"/>
           <w:sz w:val="21"/>
         </w:rPr>
-        <w:t>실측에서 두 값이 12초 차이 났다. 즉 10시 43분 24초에 조회했지만 그 값은 10시 43분 12초 시점의 정보로 계산된 것이다. **지연 값 자체에 최대 십수 초의 지연이 있다.**</w:t>
+        <w:t xml:space="preserve">실측에서 두 값이 12초 차이 났다. 즉 10시 43분 24초에 조회했지만 그 값은 10시 43분 12초 시점의 정보로 계산된 것이다. </w:t>
+      </w:r>
+      <w:r>
+        <w:rPr>
+          <w:rFonts w:ascii="맑은 고딕" w:hAnsi="맑은 고딕" w:eastAsia="맑은 고딕"/>
+          <w:b/>
+          <w:sz w:val="21"/>
+        </w:rPr>
+        <w:t xml:space="preserve">지연 값 자체에 최대 십수 초의 지연이 있다.</w:t>
       </w:r>
     </w:p>
     <w:p>
@@ -5160,10 +7093,45 @@
     <w:p>
       <w:r>
         <w:rPr>
+          <w:rFonts w:ascii="Consolas" w:hAnsi="Consolas" w:eastAsia="맑은 고딕"/>
+          <w:sz w:val="21"/>
+        </w:rPr>
+        <w:t xml:space="preserve">apply finish time</w:t>
+      </w:r>
+      <w:r>
+        <w:rPr>
           <w:rFonts w:ascii="맑은 고딕" w:hAnsi="맑은 고딕" w:eastAsia="맑은 고딕"/>
           <w:sz w:val="21"/>
         </w:rPr>
-        <w:t>`apply finish time`과 `estimated startup time`에는 `DATUM_TIME`이 없다. 과거 정보가 아니라 예측값이기 때문이다.</w:t>
+        <w:t xml:space="preserve">과 </w:t>
+      </w:r>
+      <w:r>
+        <w:rPr>
+          <w:rFonts w:ascii="Consolas" w:hAnsi="Consolas" w:eastAsia="맑은 고딕"/>
+          <w:sz w:val="21"/>
+        </w:rPr>
+        <w:t xml:space="preserve">estimated startup time</w:t>
+      </w:r>
+      <w:r>
+        <w:rPr>
+          <w:rFonts w:ascii="맑은 고딕" w:hAnsi="맑은 고딕" w:eastAsia="맑은 고딕"/>
+          <w:sz w:val="21"/>
+        </w:rPr>
+        <w:t xml:space="preserve">에는 </w:t>
+      </w:r>
+      <w:r>
+        <w:rPr>
+          <w:rFonts w:ascii="Consolas" w:hAnsi="Consolas" w:eastAsia="맑은 고딕"/>
+          <w:sz w:val="21"/>
+        </w:rPr>
+        <w:t xml:space="preserve">DATUM_TIME</w:t>
+      </w:r>
+      <w:r>
+        <w:rPr>
+          <w:rFonts w:ascii="맑은 고딕" w:hAnsi="맑은 고딕" w:eastAsia="맑은 고딕"/>
+          <w:sz w:val="21"/>
+        </w:rPr>
+        <w:t xml:space="preserve">이 없다. 과거 정보가 아니라 예측값이기 때문이다.</w:t>
       </w:r>
     </w:p>
     <w:p>
@@ -5312,7 +7280,36 @@
           <w:rFonts w:ascii="맑은 고딕" w:hAnsi="맑은 고딕" w:eastAsia="맑은 고딕"/>
           <w:sz w:val="21"/>
         </w:rPr>
-        <w:t>4장에서 만난 오류가 다시 나왔다. 다만 이번에는 `ORA-00312`가 **두 줄**이다. OMF 구성이라 그룹당 멤버가 두 개이기 때문이다(6장). 5장 구성이었다면 한 줄이었을 것이다.</w:t>
+        <w:t xml:space="preserve">4장에서 만난 오류가 다시 나왔다. 다만 이번에는 </w:t>
+      </w:r>
+      <w:r>
+        <w:rPr>
+          <w:rFonts w:ascii="Consolas" w:hAnsi="Consolas" w:eastAsia="맑은 고딕"/>
+          <w:sz w:val="21"/>
+        </w:rPr>
+        <w:t xml:space="preserve">ORA-00312</w:t>
+      </w:r>
+      <w:r>
+        <w:rPr>
+          <w:rFonts w:ascii="맑은 고딕" w:hAnsi="맑은 고딕" w:eastAsia="맑은 고딕"/>
+          <w:sz w:val="21"/>
+        </w:rPr>
+        <w:t xml:space="preserve">가 </w:t>
+      </w:r>
+      <w:r>
+        <w:rPr>
+          <w:rFonts w:ascii="맑은 고딕" w:hAnsi="맑은 고딕" w:eastAsia="맑은 고딕"/>
+          <w:b/>
+          <w:sz w:val="21"/>
+        </w:rPr>
+        <w:t xml:space="preserve">두 줄</w:t>
+      </w:r>
+      <w:r>
+        <w:rPr>
+          <w:rFonts w:ascii="맑은 고딕" w:hAnsi="맑은 고딕" w:eastAsia="맑은 고딕"/>
+          <w:sz w:val="21"/>
+        </w:rPr>
+        <w:t xml:space="preserve">이다. OMF 구성이라 그룹당 멤버가 두 개이기 때문이다(6장). 5장 구성이었다면 한 줄이었을 것이다.</w:t>
       </w:r>
     </w:p>
     <w:p>
@@ -5321,7 +7318,35 @@
           <w:rFonts w:ascii="맑은 고딕" w:hAnsi="맑은 고딕" w:eastAsia="맑은 고딕"/>
           <w:sz w:val="21"/>
         </w:rPr>
-        <w:t>이 그룹은 `V$STANDBY_LOG`에서 `ACTIVE` 상태였다. 지금 리두를 받고 있는 자리라 지울 수 없다.</w:t>
+        <w:t xml:space="preserve">이 그룹은 </w:t>
+      </w:r>
+      <w:r>
+        <w:rPr>
+          <w:rFonts w:ascii="Consolas" w:hAnsi="Consolas" w:eastAsia="맑은 고딕"/>
+          <w:sz w:val="21"/>
+        </w:rPr>
+        <w:t xml:space="preserve">V$STANDBY_LOG</w:t>
+      </w:r>
+      <w:r>
+        <w:rPr>
+          <w:rFonts w:ascii="맑은 고딕" w:hAnsi="맑은 고딕" w:eastAsia="맑은 고딕"/>
+          <w:sz w:val="21"/>
+        </w:rPr>
+        <w:t xml:space="preserve">에서 </w:t>
+      </w:r>
+      <w:r>
+        <w:rPr>
+          <w:rFonts w:ascii="Consolas" w:hAnsi="Consolas" w:eastAsia="맑은 고딕"/>
+          <w:sz w:val="21"/>
+        </w:rPr>
+        <w:t xml:space="preserve">ACTIVE</w:t>
+      </w:r>
+      <w:r>
+        <w:rPr>
+          <w:rFonts w:ascii="맑은 고딕" w:hAnsi="맑은 고딕" w:eastAsia="맑은 고딕"/>
+          <w:sz w:val="21"/>
+        </w:rPr>
+        <w:t xml:space="preserve"> 상태였다. 지금 리두를 받고 있는 자리라 지울 수 없다.</w:t>
       </w:r>
     </w:p>
     <w:p>
@@ -5445,7 +7470,22 @@
           <w:rFonts w:ascii="맑은 고딕" w:hAnsi="맑은 고딕" w:eastAsia="맑은 고딕"/>
           <w:sz w:val="21"/>
         </w:rPr>
-        <w:t>5번은 지워지지 않았으므로 그대로 있다. 지워진 4·6·7번만 다시 만들면 된다. 4장에서 여러 그룹을 한 문장으로 추가하다 이 오류로 전체가 실패한 적이 있었다. **그룹별로 따로 실행하는 습관**이 여기서 값을 한다. 세 개는 성공하고 하나만 실패했다.</w:t>
+        <w:t xml:space="preserve">5번은 지워지지 않았으므로 그대로 있다. 지워진 4·6·7번만 다시 만들면 된다. 4장에서 여러 그룹을 한 문장으로 추가하다 이 오류로 전체가 실패한 적이 있었다. </w:t>
+      </w:r>
+      <w:r>
+        <w:rPr>
+          <w:rFonts w:ascii="맑은 고딕" w:hAnsi="맑은 고딕" w:eastAsia="맑은 고딕"/>
+          <w:b/>
+          <w:sz w:val="21"/>
+        </w:rPr>
+        <w:t xml:space="preserve">그룹별로 따로 실행하는 습관</w:t>
+      </w:r>
+      <w:r>
+        <w:rPr>
+          <w:rFonts w:ascii="맑은 고딕" w:hAnsi="맑은 고딕" w:eastAsia="맑은 고딕"/>
+          <w:sz w:val="21"/>
+        </w:rPr>
+        <w:t xml:space="preserve">이 여기서 값을 한다. 세 개는 성공하고 하나만 실패했다.</w:t>
       </w:r>
     </w:p>
     <w:p>
@@ -5664,7 +7704,50 @@
           <w:rFonts w:ascii="맑은 고딕" w:hAnsi="맑은 고딕" w:eastAsia="맑은 고딕"/>
           <w:sz w:val="21"/>
         </w:rPr>
-        <w:t>새로 만든 4·6·7번은 유일 문자열이 `o8z636ks`처럼 새 값이고, 살아남은 5번은 6장에서 만들어진 `o8z3jwn7` 그대로다. **이름만 보고도 어느 것이 언제 만들어졌는지 알 수 있다.** OMF 이름 규칙이 뜻밖의 곳에서 도움이 되는 사례다.</w:t>
+        <w:t xml:space="preserve">새로 만든 4·6·7번은 유일 문자열이 </w:t>
+      </w:r>
+      <w:r>
+        <w:rPr>
+          <w:rFonts w:ascii="Consolas" w:hAnsi="Consolas" w:eastAsia="맑은 고딕"/>
+          <w:sz w:val="21"/>
+        </w:rPr>
+        <w:t xml:space="preserve">o8z636ks</w:t>
+      </w:r>
+      <w:r>
+        <w:rPr>
+          <w:rFonts w:ascii="맑은 고딕" w:hAnsi="맑은 고딕" w:eastAsia="맑은 고딕"/>
+          <w:sz w:val="21"/>
+        </w:rPr>
+        <w:t xml:space="preserve">처럼 새 값이고, 살아남은 5번은 6장에서 만들어진 </w:t>
+      </w:r>
+      <w:r>
+        <w:rPr>
+          <w:rFonts w:ascii="Consolas" w:hAnsi="Consolas" w:eastAsia="맑은 고딕"/>
+          <w:sz w:val="21"/>
+        </w:rPr>
+        <w:t xml:space="preserve">o8z3jwn7</w:t>
+      </w:r>
+      <w:r>
+        <w:rPr>
+          <w:rFonts w:ascii="맑은 고딕" w:hAnsi="맑은 고딕" w:eastAsia="맑은 고딕"/>
+          <w:sz w:val="21"/>
+        </w:rPr>
+        <w:t xml:space="preserve"> 그대로다. </w:t>
+      </w:r>
+      <w:r>
+        <w:rPr>
+          <w:rFonts w:ascii="맑은 고딕" w:hAnsi="맑은 고딕" w:eastAsia="맑은 고딕"/>
+          <w:b/>
+          <w:sz w:val="21"/>
+        </w:rPr>
+        <w:t xml:space="preserve">이름만 보고도 어느 것이 언제 만들어졌는지 알 수 있다.</w:t>
+      </w:r>
+      <w:r>
+        <w:rPr>
+          <w:rFonts w:ascii="맑은 고딕" w:hAnsi="맑은 고딕" w:eastAsia="맑은 고딕"/>
+          <w:sz w:val="21"/>
+        </w:rPr>
+        <w:t xml:space="preserve"> OMF 이름 규칙이 뜻밖의 곳에서 도움이 되는 사례다.</w:t>
       </w:r>
     </w:p>
     <w:p>
@@ -5793,7 +7876,21 @@
                 <w:rFonts w:ascii="맑은 고딕" w:hAnsi="맑은 고딕" w:eastAsia="맑은 고딕"/>
                 <w:sz w:val="19"/>
               </w:rPr>
-              <w:t>대역폭, `V$ARCHIVE_DEST_STATUS.ERROR`, Primary의 LNS</w:t>
+              <w:t xml:space="preserve">대역폭, </w:t>
+            </w:r>
+            <w:r>
+              <w:rPr>
+                <w:rFonts w:ascii="Consolas" w:hAnsi="Consolas" w:eastAsia="맑은 고딕"/>
+                <w:sz w:val="19"/>
+              </w:rPr>
+              <w:t xml:space="preserve">V$ARCHIVE_DEST_STATUS.ERROR</w:t>
+            </w:r>
+            <w:r>
+              <w:rPr>
+                <w:rFonts w:ascii="맑은 고딕" w:hAnsi="맑은 고딕" w:eastAsia="맑은 고딕"/>
+                <w:sz w:val="19"/>
+              </w:rPr>
+              <w:t xml:space="preserve">, Primary의 LNS</w:t>
             </w:r>
           </w:p>
         </w:tc>
@@ -5938,7 +8035,22 @@
           <w:rFonts w:ascii="맑은 고딕" w:hAnsi="맑은 고딕" w:eastAsia="맑은 고딕"/>
           <w:sz w:val="21"/>
         </w:rPr>
-        <w:t>마지막 행이 함정이다. 적용이 완전히 멈추면 새로 받을 것도 적용할 것도 없으므로 두 지연이 **0으로 보일 수 있다.** 지연 값만 보고 정상이라고 판단하면 안 되는 이유다. MRP0의 존재를 먼저 확인해야 한다.</w:t>
+        <w:t xml:space="preserve">마지막 행이 함정이다. 적용이 완전히 멈추면 새로 받을 것도 적용할 것도 없으므로 두 지연이 </w:t>
+      </w:r>
+      <w:r>
+        <w:rPr>
+          <w:rFonts w:ascii="맑은 고딕" w:hAnsi="맑은 고딕" w:eastAsia="맑은 고딕"/>
+          <w:b/>
+          <w:sz w:val="21"/>
+        </w:rPr>
+        <w:t xml:space="preserve">0으로 보일 수 있다.</w:t>
+      </w:r>
+      <w:r>
+        <w:rPr>
+          <w:rFonts w:ascii="맑은 고딕" w:hAnsi="맑은 고딕" w:eastAsia="맑은 고딕"/>
+          <w:sz w:val="21"/>
+        </w:rPr>
+        <w:t xml:space="preserve"> 지연 값만 보고 정상이라고 판단하면 안 되는 이유다. MRP0의 존재를 먼저 확인해야 한다.</w:t>
       </w:r>
     </w:p>
     <w:p>
@@ -5947,7 +8059,49 @@
           <w:rFonts w:ascii="맑은 고딕" w:hAnsi="맑은 고딕" w:eastAsia="맑은 고딕"/>
           <w:sz w:val="21"/>
         </w:rPr>
-        <w:t>이 함정은 7.2.2절의 관찰과 이어진다. 적용을 중지하면 MRP0이 사라지고 `OPEN_MODE`가 `READ ONLY`로 바뀐다. 그 상태에서도 `V$DATAGUARD_STATS`는 조회되고 값도 나온다.</w:t>
+        <w:t xml:space="preserve">이 함정은 7.2.2절의 관찰과 이어진다. 적용을 중지하면 MRP0이 사라지고 </w:t>
+      </w:r>
+      <w:r>
+        <w:rPr>
+          <w:rFonts w:ascii="Consolas" w:hAnsi="Consolas" w:eastAsia="맑은 고딕"/>
+          <w:sz w:val="21"/>
+        </w:rPr>
+        <w:t xml:space="preserve">OPEN_MODE</w:t>
+      </w:r>
+      <w:r>
+        <w:rPr>
+          <w:rFonts w:ascii="맑은 고딕" w:hAnsi="맑은 고딕" w:eastAsia="맑은 고딕"/>
+          <w:sz w:val="21"/>
+        </w:rPr>
+        <w:t xml:space="preserve">가 </w:t>
+      </w:r>
+      <w:r>
+        <w:rPr>
+          <w:rFonts w:ascii="Consolas" w:hAnsi="Consolas" w:eastAsia="맑은 고딕"/>
+          <w:sz w:val="21"/>
+        </w:rPr>
+        <w:t xml:space="preserve">READ ONLY</w:t>
+      </w:r>
+      <w:r>
+        <w:rPr>
+          <w:rFonts w:ascii="맑은 고딕" w:hAnsi="맑은 고딕" w:eastAsia="맑은 고딕"/>
+          <w:sz w:val="21"/>
+        </w:rPr>
+        <w:t xml:space="preserve">로 바뀐다. 그 상태에서도 </w:t>
+      </w:r>
+      <w:r>
+        <w:rPr>
+          <w:rFonts w:ascii="Consolas" w:hAnsi="Consolas" w:eastAsia="맑은 고딕"/>
+          <w:sz w:val="21"/>
+        </w:rPr>
+        <w:t xml:space="preserve">V$DATAGUARD_STATS</w:t>
+      </w:r>
+      <w:r>
+        <w:rPr>
+          <w:rFonts w:ascii="맑은 고딕" w:hAnsi="맑은 고딕" w:eastAsia="맑은 고딕"/>
+          <w:sz w:val="21"/>
+        </w:rPr>
+        <w:t xml:space="preserve">는 조회되고 값도 나온다.</w:t>
       </w:r>
     </w:p>
     <w:p>
@@ -6608,10 +8762,10 @@
           <w:p>
             <w:r>
               <w:rPr>
-                <w:rFonts w:ascii="맑은 고딕" w:hAnsi="맑은 고딕" w:eastAsia="맑은 고딕"/>
-                <w:sz w:val="19"/>
-              </w:rPr>
-              <w:t>`role/open`</w:t>
+                <w:rFonts w:ascii="Consolas" w:hAnsi="Consolas" w:eastAsia="맑은 고딕"/>
+                <w:sz w:val="19"/>
+              </w:rPr>
+              <w:t xml:space="preserve">role/open</w:t>
             </w:r>
           </w:p>
         </w:tc>
@@ -6638,10 +8792,10 @@
           <w:p>
             <w:r>
               <w:rPr>
-                <w:rFonts w:ascii="맑은 고딕" w:hAnsi="맑은 고딕" w:eastAsia="맑은 고딕"/>
-                <w:sz w:val="19"/>
-              </w:rPr>
-              <w:t>`protection`</w:t>
+                <w:rFonts w:ascii="Consolas" w:hAnsi="Consolas" w:eastAsia="맑은 고딕"/>
+                <w:sz w:val="19"/>
+              </w:rPr>
+              <w:t xml:space="preserve">protection</w:t>
             </w:r>
           </w:p>
         </w:tc>
@@ -6668,10 +8822,10 @@
           <w:p>
             <w:r>
               <w:rPr>
-                <w:rFonts w:ascii="맑은 고딕" w:hAnsi="맑은 고딕" w:eastAsia="맑은 고딕"/>
-                <w:sz w:val="19"/>
-              </w:rPr>
-              <w:t>`mrp`</w:t>
+                <w:rFonts w:ascii="Consolas" w:hAnsi="Consolas" w:eastAsia="맑은 고딕"/>
+                <w:sz w:val="19"/>
+              </w:rPr>
+              <w:t xml:space="preserve">mrp</w:t>
             </w:r>
           </w:p>
         </w:tc>
@@ -6698,10 +8852,10 @@
           <w:p>
             <w:r>
               <w:rPr>
-                <w:rFonts w:ascii="맑은 고딕" w:hAnsi="맑은 고딕" w:eastAsia="맑은 고딕"/>
-                <w:sz w:val="19"/>
-              </w:rPr>
-              <w:t>`recovery_mode`</w:t>
+                <w:rFonts w:ascii="Consolas" w:hAnsi="Consolas" w:eastAsia="맑은 고딕"/>
+                <w:sz w:val="19"/>
+              </w:rPr>
+              <w:t xml:space="preserve">recovery_mode</w:t>
             </w:r>
           </w:p>
         </w:tc>
@@ -6728,10 +8882,10 @@
           <w:p>
             <w:r>
               <w:rPr>
-                <w:rFonts w:ascii="맑은 고딕" w:hAnsi="맑은 고딕" w:eastAsia="맑은 고딕"/>
-                <w:sz w:val="19"/>
-              </w:rPr>
-              <w:t>`dest status`</w:t>
+                <w:rFonts w:ascii="Consolas" w:hAnsi="Consolas" w:eastAsia="맑은 고딕"/>
+                <w:sz w:val="19"/>
+              </w:rPr>
+              <w:t xml:space="preserve">dest status</w:t>
             </w:r>
           </w:p>
         </w:tc>
@@ -6758,10 +8912,10 @@
           <w:p>
             <w:r>
               <w:rPr>
-                <w:rFonts w:ascii="맑은 고딕" w:hAnsi="맑은 고딕" w:eastAsia="맑은 고딕"/>
-                <w:sz w:val="19"/>
-              </w:rPr>
-              <w:t>`gaps`</w:t>
+                <w:rFonts w:ascii="Consolas" w:hAnsi="Consolas" w:eastAsia="맑은 고딕"/>
+                <w:sz w:val="19"/>
+              </w:rPr>
+              <w:t xml:space="preserve">gaps</w:t>
             </w:r>
           </w:p>
         </w:tc>
@@ -6788,10 +8942,24 @@
           <w:p>
             <w:r>
               <w:rPr>
+                <w:rFonts w:ascii="Consolas" w:hAnsi="Consolas" w:eastAsia="맑은 고딕"/>
+                <w:sz w:val="19"/>
+              </w:rPr>
+              <w:t xml:space="preserve">transport lag</w:t>
+            </w:r>
+            <w:r>
+              <w:rPr>
                 <w:rFonts w:ascii="맑은 고딕" w:hAnsi="맑은 고딕" w:eastAsia="맑은 고딕"/>
                 <w:sz w:val="19"/>
               </w:rPr>
-              <w:t>`transport lag` / `apply lag`</w:t>
+              <w:t xml:space="preserve"> / </w:t>
+            </w:r>
+            <w:r>
+              <w:rPr>
+                <w:rFonts w:ascii="Consolas" w:hAnsi="Consolas" w:eastAsia="맑은 고딕"/>
+                <w:sz w:val="19"/>
+              </w:rPr>
+              <w:t xml:space="preserve">apply lag</w:t>
             </w:r>
           </w:p>
         </w:tc>
@@ -6818,10 +8986,10 @@
           <w:p>
             <w:r>
               <w:rPr>
-                <w:rFonts w:ascii="맑은 고딕" w:hAnsi="맑은 고딕" w:eastAsia="맑은 고딕"/>
-                <w:sz w:val="19"/>
-              </w:rPr>
-              <w:t>`srl`</w:t>
+                <w:rFonts w:ascii="Consolas" w:hAnsi="Consolas" w:eastAsia="맑은 고딕"/>
+                <w:sz w:val="19"/>
+              </w:rPr>
+              <w:t xml:space="preserve">srl</w:t>
             </w:r>
           </w:p>
         </w:tc>
@@ -6845,19 +9013,89 @@
     <w:p>
       <w:r>
         <w:rPr>
+          <w:rFonts w:ascii="Consolas" w:hAnsi="Consolas" w:eastAsia="맑은 고딕"/>
+          <w:sz w:val="21"/>
+        </w:rPr>
+        <w:t xml:space="preserve">mrp</w:t>
+      </w:r>
+      <w:r>
+        <w:rPr>
           <w:rFonts w:ascii="맑은 고딕" w:hAnsi="맑은 고딕" w:eastAsia="맑은 고딕"/>
           <w:sz w:val="21"/>
         </w:rPr>
-        <w:t>`mrp` 행에 `NVL`을 쓴 이유가 있다. MRP0이 없으면 집계 함수가 `NULL`을 돌려주는데, 그대로 두면 빈 칸으로 보여 놓치기 쉽다. `*** NOT RUNNING ***`으로 눈에 띄게 만든다.</w:t>
+        <w:t xml:space="preserve"> 행에 </w:t>
+      </w:r>
+      <w:r>
+        <w:rPr>
+          <w:rFonts w:ascii="Consolas" w:hAnsi="Consolas" w:eastAsia="맑은 고딕"/>
+          <w:sz w:val="21"/>
+        </w:rPr>
+        <w:t xml:space="preserve">NVL</w:t>
+      </w:r>
+      <w:r>
+        <w:rPr>
+          <w:rFonts w:ascii="맑은 고딕" w:hAnsi="맑은 고딕" w:eastAsia="맑은 고딕"/>
+          <w:sz w:val="21"/>
+        </w:rPr>
+        <w:t xml:space="preserve">을 쓴 이유가 있다. MRP0이 없으면 집계 함수가 </w:t>
+      </w:r>
+      <w:r>
+        <w:rPr>
+          <w:rFonts w:ascii="Consolas" w:hAnsi="Consolas" w:eastAsia="맑은 고딕"/>
+          <w:sz w:val="21"/>
+        </w:rPr>
+        <w:t xml:space="preserve">NULL</w:t>
+      </w:r>
+      <w:r>
+        <w:rPr>
+          <w:rFonts w:ascii="맑은 고딕" w:hAnsi="맑은 고딕" w:eastAsia="맑은 고딕"/>
+          <w:sz w:val="21"/>
+        </w:rPr>
+        <w:t xml:space="preserve">을 돌려주는데, 그대로 두면 빈 칸으로 보여 놓치기 쉽다. </w:t>
+      </w:r>
+      <w:r>
+        <w:rPr>
+          <w:rFonts w:ascii="Consolas" w:hAnsi="Consolas" w:eastAsia="맑은 고딕"/>
+          <w:sz w:val="21"/>
+        </w:rPr>
+        <w:t xml:space="preserve">*** NOT RUNNING ***</w:t>
+      </w:r>
+      <w:r>
+        <w:rPr>
+          <w:rFonts w:ascii="맑은 고딕" w:hAnsi="맑은 고딕" w:eastAsia="맑은 고딕"/>
+          <w:sz w:val="21"/>
+        </w:rPr>
+        <w:t xml:space="preserve">으로 눈에 띄게 만든다.</w:t>
       </w:r>
     </w:p>
     <w:p>
       <w:r>
         <w:rPr>
+          <w:rFonts w:ascii="Consolas" w:hAnsi="Consolas" w:eastAsia="맑은 고딕"/>
+          <w:sz w:val="21"/>
+        </w:rPr>
+        <w:t xml:space="preserve">srl</w:t>
+      </w:r>
+      <w:r>
+        <w:rPr>
           <w:rFonts w:ascii="맑은 고딕" w:hAnsi="맑은 고딕" w:eastAsia="맑은 고딕"/>
           <w:sz w:val="21"/>
         </w:rPr>
-        <w:t>`srl` 행의 `1 active`도 정상이다. 지금 리두를 받고 있는 그룹이 하나라는 뜻이다. 0이면 리두가 오고 있지 않은 것이고, 여러 개가 ACTIVE이면 아직 아카이브되지 않은 그룹이 쌓이고 있는 것이다.</w:t>
+        <w:t xml:space="preserve"> 행의 </w:t>
+      </w:r>
+      <w:r>
+        <w:rPr>
+          <w:rFonts w:ascii="Consolas" w:hAnsi="Consolas" w:eastAsia="맑은 고딕"/>
+          <w:sz w:val="21"/>
+        </w:rPr>
+        <w:t xml:space="preserve">1 active</w:t>
+      </w:r>
+      <w:r>
+        <w:rPr>
+          <w:rFonts w:ascii="맑은 고딕" w:hAnsi="맑은 고딕" w:eastAsia="맑은 고딕"/>
+          <w:sz w:val="21"/>
+        </w:rPr>
+        <w:t xml:space="preserve">도 정상이다. 지금 리두를 받고 있는 그룹이 하나라는 뜻이다. 0이면 리두가 오고 있지 않은 것이고, 여러 개가 ACTIVE이면 아직 아카이브되지 않은 그룹이 쌓이고 있는 것이다.</w:t>
       </w:r>
     </w:p>
     <w:p>
@@ -6991,10 +9229,17 @@
           <w:p>
             <w:r>
               <w:rPr>
+                <w:rFonts w:ascii="Consolas" w:hAnsi="Consolas" w:eastAsia="맑은 고딕"/>
+                <w:sz w:val="19"/>
+              </w:rPr>
+              <w:t xml:space="preserve">V$MANAGED_STANDBY</w:t>
+            </w:r>
+            <w:r>
+              <w:rPr>
                 <w:rFonts w:ascii="맑은 고딕" w:hAnsi="맑은 고딕" w:eastAsia="맑은 고딕"/>
                 <w:sz w:val="19"/>
               </w:rPr>
-              <w:t>`V$MANAGED_STANDBY` MRP0</w:t>
+              <w:t xml:space="preserve"> MRP0</w:t>
             </w:r>
           </w:p>
         </w:tc>
@@ -7049,10 +9294,10 @@
           <w:p>
             <w:r>
               <w:rPr>
-                <w:rFonts w:ascii="맑은 고딕" w:hAnsi="맑은 고딕" w:eastAsia="맑은 고딕"/>
-                <w:sz w:val="19"/>
-              </w:rPr>
-              <w:t>`V$ARCHIVE_DEST_STATUS.RECOVERY_MODE`</w:t>
+                <w:rFonts w:ascii="Consolas" w:hAnsi="Consolas" w:eastAsia="맑은 고딕"/>
+                <w:sz w:val="19"/>
+              </w:rPr>
+              <w:t xml:space="preserve">V$ARCHIVE_DEST_STATUS.RECOVERY_MODE</w:t>
             </w:r>
           </w:p>
         </w:tc>
@@ -7110,7 +9355,14 @@
                 <w:rFonts w:ascii="맑은 고딕" w:hAnsi="맑은 고딕" w:eastAsia="맑은 고딕"/>
                 <w:sz w:val="19"/>
               </w:rPr>
-              <w:t>같은 뷰의 `STATUS`</w:t>
+              <w:t xml:space="preserve">같은 뷰의 </w:t>
+            </w:r>
+            <w:r>
+              <w:rPr>
+                <w:rFonts w:ascii="Consolas" w:hAnsi="Consolas" w:eastAsia="맑은 고딕"/>
+                <w:sz w:val="19"/>
+              </w:rPr>
+              <w:t xml:space="preserve">STATUS</w:t>
             </w:r>
           </w:p>
         </w:tc>
@@ -7165,10 +9417,10 @@
           <w:p>
             <w:r>
               <w:rPr>
-                <w:rFonts w:ascii="맑은 고딕" w:hAnsi="맑은 고딕" w:eastAsia="맑은 고딕"/>
-                <w:sz w:val="19"/>
-              </w:rPr>
-              <w:t>`V$ARCHIVE_GAP`</w:t>
+                <w:rFonts w:ascii="Consolas" w:hAnsi="Consolas" w:eastAsia="맑은 고딕"/>
+                <w:sz w:val="19"/>
+              </w:rPr>
+              <w:t xml:space="preserve">V$ARCHIVE_GAP</w:t>
             </w:r>
           </w:p>
         </w:tc>
@@ -7223,10 +9475,10 @@
           <w:p>
             <w:r>
               <w:rPr>
-                <w:rFonts w:ascii="맑은 고딕" w:hAnsi="맑은 고딕" w:eastAsia="맑은 고딕"/>
-                <w:sz w:val="19"/>
-              </w:rPr>
-              <w:t>`V$DATAGUARD_STATS`</w:t>
+                <w:rFonts w:ascii="Consolas" w:hAnsi="Consolas" w:eastAsia="맑은 고딕"/>
+                <w:sz w:val="19"/>
+              </w:rPr>
+              <w:t xml:space="preserve">V$DATAGUARD_STATS</w:t>
             </w:r>
           </w:p>
         </w:tc>
@@ -7320,7 +9572,35 @@
           <w:rFonts w:ascii="맑은 고딕" w:hAnsi="맑은 고딕" w:eastAsia="맑은 고딕"/>
           <w:sz w:val="21"/>
         </w:rPr>
-        <w:t>②가 `IDLE`이면 ③을 먼저 본다. 목적지가 `BAD PARAM`이면 진단 열 자체를 믿을 수 없기 때문이다. 7.4절의 사례가 그것이다.</w:t>
+        <w:t xml:space="preserve">②가 </w:t>
+      </w:r>
+      <w:r>
+        <w:rPr>
+          <w:rFonts w:ascii="Consolas" w:hAnsi="Consolas" w:eastAsia="맑은 고딕"/>
+          <w:sz w:val="21"/>
+        </w:rPr>
+        <w:t xml:space="preserve">IDLE</w:t>
+      </w:r>
+      <w:r>
+        <w:rPr>
+          <w:rFonts w:ascii="맑은 고딕" w:hAnsi="맑은 고딕" w:eastAsia="맑은 고딕"/>
+          <w:sz w:val="21"/>
+        </w:rPr>
+        <w:t xml:space="preserve">이면 ③을 먼저 본다. 목적지가 </w:t>
+      </w:r>
+      <w:r>
+        <w:rPr>
+          <w:rFonts w:ascii="Consolas" w:hAnsi="Consolas" w:eastAsia="맑은 고딕"/>
+          <w:sz w:val="21"/>
+        </w:rPr>
+        <w:t xml:space="preserve">BAD PARAM</w:t>
+      </w:r>
+      <w:r>
+        <w:rPr>
+          <w:rFonts w:ascii="맑은 고딕" w:hAnsi="맑은 고딕" w:eastAsia="맑은 고딕"/>
+          <w:sz w:val="21"/>
+        </w:rPr>
+        <w:t xml:space="preserve">이면 진단 열 자체를 믿을 수 없기 때문이다. 7.4절의 사례가 그것이다.</w:t>
       </w:r>
     </w:p>
     <w:p>
@@ -7329,7 +9609,21 @@
           <w:rFonts w:ascii="맑은 고딕" w:hAnsi="맑은 고딕" w:eastAsia="맑은 고딕"/>
           <w:sz w:val="21"/>
         </w:rPr>
-        <w:t>⑤는 반드시 두세 번 조회해 추세를 본다. `DATUM_TIME` 때문에 한 번의 값은 십수 초 전의 상태일 수 있다.</w:t>
+        <w:t xml:space="preserve">⑤는 반드시 두세 번 조회해 추세를 본다. </w:t>
+      </w:r>
+      <w:r>
+        <w:rPr>
+          <w:rFonts w:ascii="Consolas" w:hAnsi="Consolas" w:eastAsia="맑은 고딕"/>
+          <w:sz w:val="21"/>
+        </w:rPr>
+        <w:t xml:space="preserve">DATUM_TIME</w:t>
+      </w:r>
+      <w:r>
+        <w:rPr>
+          <w:rFonts w:ascii="맑은 고딕" w:hAnsi="맑은 고딕" w:eastAsia="맑은 고딕"/>
+          <w:sz w:val="21"/>
+        </w:rPr>
+        <w:t xml:space="preserve"> 때문에 한 번의 값은 십수 초 전의 상태일 수 있다.</w:t>
       </w:r>
     </w:p>
     <w:p>
@@ -7384,10 +9678,73 @@
             </w:pPr>
             <w:r>
               <w:rPr>
+                <w:rFonts w:ascii="Consolas" w:hAnsi="Consolas" w:eastAsia="맑은 고딕"/>
+                <w:sz w:val="20"/>
+              </w:rPr>
+              <w:t xml:space="preserve">dest_id 1 / STATUS VALID / RECOVERY_MODE IDLE</w:t>
+            </w:r>
+            <w:r>
+              <w:rPr>
                 <w:rFonts w:ascii="맑은 고딕" w:hAnsi="맑은 고딕" w:eastAsia="맑은 고딕"/>
                 <w:sz w:val="20"/>
               </w:rPr>
-              <w:t>`dest_id 1 / STATUS VALID / RECOVERY_MODE IDLE`, `dest_id 2 / STATUS VALID / VALID_NOW WRONG VALID_TYPE`, `MRP0` 행 없음, `transport lag +00 00:00:00`, `apply lag +00 00:00:00`.</w:t>
+              <w:t xml:space="preserve">, </w:t>
+            </w:r>
+            <w:r>
+              <w:rPr>
+                <w:rFonts w:ascii="Consolas" w:hAnsi="Consolas" w:eastAsia="맑은 고딕"/>
+                <w:sz w:val="20"/>
+              </w:rPr>
+              <w:t xml:space="preserve">dest_id 2 / STATUS VALID / VALID_NOW WRONG VALID_TYPE</w:t>
+            </w:r>
+            <w:r>
+              <w:rPr>
+                <w:rFonts w:ascii="맑은 고딕" w:hAnsi="맑은 고딕" w:eastAsia="맑은 고딕"/>
+                <w:sz w:val="20"/>
+              </w:rPr>
+              <w:t xml:space="preserve">, </w:t>
+            </w:r>
+            <w:r>
+              <w:rPr>
+                <w:rFonts w:ascii="Consolas" w:hAnsi="Consolas" w:eastAsia="맑은 고딕"/>
+                <w:sz w:val="20"/>
+              </w:rPr>
+              <w:t xml:space="preserve">MRP0</w:t>
+            </w:r>
+            <w:r>
+              <w:rPr>
+                <w:rFonts w:ascii="맑은 고딕" w:hAnsi="맑은 고딕" w:eastAsia="맑은 고딕"/>
+                <w:sz w:val="20"/>
+              </w:rPr>
+              <w:t xml:space="preserve"> 행 없음, </w:t>
+            </w:r>
+            <w:r>
+              <w:rPr>
+                <w:rFonts w:ascii="Consolas" w:hAnsi="Consolas" w:eastAsia="맑은 고딕"/>
+                <w:sz w:val="20"/>
+              </w:rPr>
+              <w:t xml:space="preserve">transport lag +00 00:00:00</w:t>
+            </w:r>
+            <w:r>
+              <w:rPr>
+                <w:rFonts w:ascii="맑은 고딕" w:hAnsi="맑은 고딕" w:eastAsia="맑은 고딕"/>
+                <w:sz w:val="20"/>
+              </w:rPr>
+              <w:t xml:space="preserve">, </w:t>
+            </w:r>
+            <w:r>
+              <w:rPr>
+                <w:rFonts w:ascii="Consolas" w:hAnsi="Consolas" w:eastAsia="맑은 고딕"/>
+                <w:sz w:val="20"/>
+              </w:rPr>
+              <w:t xml:space="preserve">apply lag +00 00:00:00</w:t>
+            </w:r>
+            <w:r>
+              <w:rPr>
+                <w:rFonts w:ascii="맑은 고딕" w:hAnsi="맑은 고딕" w:eastAsia="맑은 고딕"/>
+                <w:sz w:val="20"/>
+              </w:rPr>
+              <w:t xml:space="preserve">.</w:t>
             </w:r>
           </w:p>
           <w:p>
@@ -7397,9 +9754,74 @@
             <w:r>
               <w:rPr>
                 <w:rFonts w:ascii="맑은 고딕" w:hAnsi="맑은 고딕" w:eastAsia="맑은 고딕"/>
+                <w:b/>
                 <w:sz w:val="20"/>
               </w:rPr>
-              <w:t>**판정.** 목적지 2번의 `WRONG VALID_TYPE`은 정상이다. 역할 전환용 목적지이기 때문이다. 두 지연이 0인 것은 정상처럼 보이지만 근거가 되지 못한다. **MRP0 행이 없다는 것이 결정적이다.** 적용이 멈춰 있고, 그래서 `RECOVERY_MODE`가 `IDLE`이며, 적용할 것이 없으니 지연도 0으로 계산된 것이다.</w:t>
+              <w:t xml:space="preserve">판정.</w:t>
+            </w:r>
+            <w:r>
+              <w:rPr>
+                <w:rFonts w:ascii="맑은 고딕" w:hAnsi="맑은 고딕" w:eastAsia="맑은 고딕"/>
+                <w:sz w:val="20"/>
+              </w:rPr>
+              <w:t xml:space="preserve"> 목적지 2번의 </w:t>
+            </w:r>
+            <w:r>
+              <w:rPr>
+                <w:rFonts w:ascii="Consolas" w:hAnsi="Consolas" w:eastAsia="맑은 고딕"/>
+                <w:sz w:val="20"/>
+              </w:rPr>
+              <w:t xml:space="preserve">WRONG VALID_TYPE</w:t>
+            </w:r>
+            <w:r>
+              <w:rPr>
+                <w:rFonts w:ascii="맑은 고딕" w:hAnsi="맑은 고딕" w:eastAsia="맑은 고딕"/>
+                <w:sz w:val="20"/>
+              </w:rPr>
+              <w:t xml:space="preserve">은 정상이다. 역할 전환용 목적지이기 때문이다. 두 지연이 0인 것은 정상처럼 보이지만 근거가 되지 못한다. </w:t>
+            </w:r>
+            <w:r>
+              <w:rPr>
+                <w:rFonts w:ascii="맑은 고딕" w:hAnsi="맑은 고딕" w:eastAsia="맑은 고딕"/>
+                <w:b/>
+                <w:sz w:val="20"/>
+              </w:rPr>
+              <w:t xml:space="preserve">MRP0 행이 없다는 것이 결정적이다.</w:t>
+            </w:r>
+            <w:r>
+              <w:rPr>
+                <w:rFonts w:ascii="맑은 고딕" w:hAnsi="맑은 고딕" w:eastAsia="맑은 고딕"/>
+                <w:sz w:val="20"/>
+              </w:rPr>
+              <w:t xml:space="preserve"> 적용이 멈춰 있고, 그래서 </w:t>
+            </w:r>
+            <w:r>
+              <w:rPr>
+                <w:rFonts w:ascii="Consolas" w:hAnsi="Consolas" w:eastAsia="맑은 고딕"/>
+                <w:sz w:val="20"/>
+              </w:rPr>
+              <w:t xml:space="preserve">RECOVERY_MODE</w:t>
+            </w:r>
+            <w:r>
+              <w:rPr>
+                <w:rFonts w:ascii="맑은 고딕" w:hAnsi="맑은 고딕" w:eastAsia="맑은 고딕"/>
+                <w:sz w:val="20"/>
+              </w:rPr>
+              <w:t xml:space="preserve">가 </w:t>
+            </w:r>
+            <w:r>
+              <w:rPr>
+                <w:rFonts w:ascii="Consolas" w:hAnsi="Consolas" w:eastAsia="맑은 고딕"/>
+                <w:sz w:val="20"/>
+              </w:rPr>
+              <w:t xml:space="preserve">IDLE</w:t>
+            </w:r>
+            <w:r>
+              <w:rPr>
+                <w:rFonts w:ascii="맑은 고딕" w:hAnsi="맑은 고딕" w:eastAsia="맑은 고딕"/>
+                <w:sz w:val="20"/>
+              </w:rPr>
+              <w:t xml:space="preserve">이며, 적용할 것이 없으니 지연도 0으로 계산된 것이다.</w:t>
             </w:r>
           </w:p>
           <w:p>
@@ -7411,7 +9833,63 @@
                 <w:rFonts w:ascii="맑은 고딕" w:hAnsi="맑은 고딕" w:eastAsia="맑은 고딕"/>
                 <w:sz w:val="20"/>
               </w:rPr>
-              <w:t>이 경우 목적지 1번의 `STATUS`가 `VALID`인 점에 주의한다. 7.4절의 사례와 달리 목적지에는 문제가 없다. 같은 `IDLE`이라도 원인이 다르므로, `STATUS`를 함께 보아야 어느 쪽인지 갈린다.</w:t>
+              <w:t xml:space="preserve">이 경우 목적지 1번의 </w:t>
+            </w:r>
+            <w:r>
+              <w:rPr>
+                <w:rFonts w:ascii="Consolas" w:hAnsi="Consolas" w:eastAsia="맑은 고딕"/>
+                <w:sz w:val="20"/>
+              </w:rPr>
+              <w:t xml:space="preserve">STATUS</w:t>
+            </w:r>
+            <w:r>
+              <w:rPr>
+                <w:rFonts w:ascii="맑은 고딕" w:hAnsi="맑은 고딕" w:eastAsia="맑은 고딕"/>
+                <w:sz w:val="20"/>
+              </w:rPr>
+              <w:t xml:space="preserve">가 </w:t>
+            </w:r>
+            <w:r>
+              <w:rPr>
+                <w:rFonts w:ascii="Consolas" w:hAnsi="Consolas" w:eastAsia="맑은 고딕"/>
+                <w:sz w:val="20"/>
+              </w:rPr>
+              <w:t xml:space="preserve">VALID</w:t>
+            </w:r>
+            <w:r>
+              <w:rPr>
+                <w:rFonts w:ascii="맑은 고딕" w:hAnsi="맑은 고딕" w:eastAsia="맑은 고딕"/>
+                <w:sz w:val="20"/>
+              </w:rPr>
+              <w:t xml:space="preserve">인 점에 주의한다. 7.4절의 사례와 달리 목적지에는 문제가 없다. 같은 </w:t>
+            </w:r>
+            <w:r>
+              <w:rPr>
+                <w:rFonts w:ascii="Consolas" w:hAnsi="Consolas" w:eastAsia="맑은 고딕"/>
+                <w:sz w:val="20"/>
+              </w:rPr>
+              <w:t xml:space="preserve">IDLE</w:t>
+            </w:r>
+            <w:r>
+              <w:rPr>
+                <w:rFonts w:ascii="맑은 고딕" w:hAnsi="맑은 고딕" w:eastAsia="맑은 고딕"/>
+                <w:sz w:val="20"/>
+              </w:rPr>
+              <w:t xml:space="preserve">이라도 원인이 다르므로, </w:t>
+            </w:r>
+            <w:r>
+              <w:rPr>
+                <w:rFonts w:ascii="Consolas" w:hAnsi="Consolas" w:eastAsia="맑은 고딕"/>
+                <w:sz w:val="20"/>
+              </w:rPr>
+              <w:t xml:space="preserve">STATUS</w:t>
+            </w:r>
+            <w:r>
+              <w:rPr>
+                <w:rFonts w:ascii="맑은 고딕" w:hAnsi="맑은 고딕" w:eastAsia="맑은 고딕"/>
+                <w:sz w:val="20"/>
+              </w:rPr>
+              <w:t xml:space="preserve">를 함께 보아야 어느 쪽인지 갈린다.</w:t>
             </w:r>
           </w:p>
           <w:p>
@@ -7421,9 +9899,17 @@
             <w:r>
               <w:rPr>
                 <w:rFonts w:ascii="맑은 고딕" w:hAnsi="맑은 고딕" w:eastAsia="맑은 고딕"/>
+                <w:b/>
                 <w:sz w:val="20"/>
               </w:rPr>
-              <w:t>**조치.** 적용을 기동한 뒤 왜 멈췄는지 alert 로그에서 확인한다. 사람이 멈춘 것인지 오류로 멈춘 것인지에 따라 후속 대응이 달라진다.</w:t>
+              <w:t xml:space="preserve">조치.</w:t>
+            </w:r>
+            <w:r>
+              <w:rPr>
+                <w:rFonts w:ascii="맑은 고딕" w:hAnsi="맑은 고딕" w:eastAsia="맑은 고딕"/>
+                <w:sz w:val="20"/>
+              </w:rPr>
+              <w:t xml:space="preserve"> 적용을 기동한 뒤 왜 멈췄는지 alert 로그에서 확인한다. 사람이 멈춘 것인지 오류로 멈춘 것인지에 따라 후속 대응이 달라진다.</w:t>
             </w:r>
           </w:p>
         </w:tc>
@@ -7444,10 +9930,17 @@
       </w:pPr>
       <w:r>
         <w:rPr>
+          <w:rFonts w:ascii="Consolas" w:hAnsi="Consolas" w:eastAsia="맑은 고딕"/>
+          <w:sz w:val="21"/>
+        </w:rPr>
+        <w:t xml:space="preserve">V$MANAGED_STANDBY</w:t>
+      </w:r>
+      <w:r>
+        <w:rPr>
           <w:rFonts w:ascii="맑은 고딕" w:hAnsi="맑은 고딕" w:eastAsia="맑은 고딕"/>
           <w:sz w:val="21"/>
         </w:rPr>
-        <w:t>`V$MANAGED_STANDBY`에는 ARCH·DGRD·RFS·MRP0이 보인다. 실측 9행이며 MRP0은 항상 하나다.</w:t>
+        <w:t xml:space="preserve">에는 ARCH·DGRD·RFS·MRP0이 보인다. 실측 9행이며 MRP0은 항상 하나다.</w:t>
       </w:r>
     </w:p>
     <w:p>
@@ -7459,7 +9952,35 @@
           <w:rFonts w:ascii="맑은 고딕" w:hAnsi="맑은 고딕" w:eastAsia="맑은 고딕"/>
           <w:sz w:val="21"/>
         </w:rPr>
-        <w:t>RFS와 MRP0의 `SEQUENCE#`·`BLOCK#`이 같으면 실시간으로 받아 바로 적용하고 있다는 직접 증거다.</w:t>
+        <w:t xml:space="preserve">RFS와 MRP0의 </w:t>
+      </w:r>
+      <w:r>
+        <w:rPr>
+          <w:rFonts w:ascii="Consolas" w:hAnsi="Consolas" w:eastAsia="맑은 고딕"/>
+          <w:sz w:val="21"/>
+        </w:rPr>
+        <w:t xml:space="preserve">SEQUENCE#</w:t>
+      </w:r>
+      <w:r>
+        <w:rPr>
+          <w:rFonts w:ascii="맑은 고딕" w:hAnsi="맑은 고딕" w:eastAsia="맑은 고딕"/>
+          <w:sz w:val="21"/>
+        </w:rPr>
+        <w:t xml:space="preserve">·</w:t>
+      </w:r>
+      <w:r>
+        <w:rPr>
+          <w:rFonts w:ascii="Consolas" w:hAnsi="Consolas" w:eastAsia="맑은 고딕"/>
+          <w:sz w:val="21"/>
+        </w:rPr>
+        <w:t xml:space="preserve">BLOCK#</w:t>
+      </w:r>
+      <w:r>
+        <w:rPr>
+          <w:rFonts w:ascii="맑은 고딕" w:hAnsi="맑은 고딕" w:eastAsia="맑은 고딕"/>
+          <w:sz w:val="21"/>
+        </w:rPr>
+        <w:t xml:space="preserve">이 같으면 실시간으로 받아 바로 적용하고 있다는 직접 증거다.</w:t>
       </w:r>
     </w:p>
     <w:p>
@@ -7471,7 +9992,35 @@
           <w:rFonts w:ascii="맑은 고딕" w:hAnsi="맑은 고딕" w:eastAsia="맑은 고딕"/>
           <w:sz w:val="21"/>
         </w:rPr>
-        <w:t>MRP0 상태 `APPLYING_LOG`는 적용 중, `WAIT_FOR_LOG`는 대기 중이며 둘 다 정상이다. MRP0이 없는 것이 문제다.</w:t>
+        <w:t xml:space="preserve">MRP0 상태 </w:t>
+      </w:r>
+      <w:r>
+        <w:rPr>
+          <w:rFonts w:ascii="Consolas" w:hAnsi="Consolas" w:eastAsia="맑은 고딕"/>
+          <w:sz w:val="21"/>
+        </w:rPr>
+        <w:t xml:space="preserve">APPLYING_LOG</w:t>
+      </w:r>
+      <w:r>
+        <w:rPr>
+          <w:rFonts w:ascii="맑은 고딕" w:hAnsi="맑은 고딕" w:eastAsia="맑은 고딕"/>
+          <w:sz w:val="21"/>
+        </w:rPr>
+        <w:t xml:space="preserve">는 적용 중, </w:t>
+      </w:r>
+      <w:r>
+        <w:rPr>
+          <w:rFonts w:ascii="Consolas" w:hAnsi="Consolas" w:eastAsia="맑은 고딕"/>
+          <w:sz w:val="21"/>
+        </w:rPr>
+        <w:t xml:space="preserve">WAIT_FOR_LOG</w:t>
+      </w:r>
+      <w:r>
+        <w:rPr>
+          <w:rFonts w:ascii="맑은 고딕" w:hAnsi="맑은 고딕" w:eastAsia="맑은 고딕"/>
+          <w:sz w:val="21"/>
+        </w:rPr>
+        <w:t xml:space="preserve">는 대기 중이며 둘 다 정상이다. MRP0이 없는 것이 문제다.</w:t>
       </w:r>
     </w:p>
     <w:p>
@@ -7483,7 +10032,22 @@
           <w:rFonts w:ascii="맑은 고딕" w:hAnsi="맑은 고딕" w:eastAsia="맑은 고딕"/>
           <w:sz w:val="21"/>
         </w:rPr>
-        <w:t>중지된 상태에서 CANCEL → **ORA-16136**. 무해하다.</w:t>
+        <w:t xml:space="preserve">중지된 상태에서 CANCEL → </w:t>
+      </w:r>
+      <w:r>
+        <w:rPr>
+          <w:rFonts w:ascii="맑은 고딕" w:hAnsi="맑은 고딕" w:eastAsia="맑은 고딕"/>
+          <w:b/>
+          <w:sz w:val="21"/>
+        </w:rPr>
+        <w:t xml:space="preserve">ORA-16136</w:t>
+      </w:r>
+      <w:r>
+        <w:rPr>
+          <w:rFonts w:ascii="맑은 고딕" w:hAnsi="맑은 고딕" w:eastAsia="맑은 고딕"/>
+          <w:sz w:val="21"/>
+        </w:rPr>
+        <w:t xml:space="preserve">. 무해하다.</w:t>
       </w:r>
     </w:p>
     <w:p>
@@ -7495,7 +10059,22 @@
           <w:rFonts w:ascii="맑은 고딕" w:hAnsi="맑은 고딕" w:eastAsia="맑은 고딕"/>
           <w:sz w:val="21"/>
         </w:rPr>
-        <w:t>돌고 있는데 다시 기동 → **ORA-01153**. 두 형태 모두 같은 오류다.</w:t>
+        <w:t xml:space="preserve">돌고 있는데 다시 기동 → </w:t>
+      </w:r>
+      <w:r>
+        <w:rPr>
+          <w:rFonts w:ascii="맑은 고딕" w:hAnsi="맑은 고딕" w:eastAsia="맑은 고딕"/>
+          <w:b/>
+          <w:sz w:val="21"/>
+        </w:rPr>
+        <w:t xml:space="preserve">ORA-01153</w:t>
+      </w:r>
+      <w:r>
+        <w:rPr>
+          <w:rFonts w:ascii="맑은 고딕" w:hAnsi="맑은 고딕" w:eastAsia="맑은 고딕"/>
+          <w:sz w:val="21"/>
+        </w:rPr>
+        <w:t xml:space="preserve">. 두 형태 모두 같은 오류다.</w:t>
       </w:r>
     </w:p>
     <w:p>
@@ -7519,7 +10098,50 @@
           <w:rFonts w:ascii="맑은 고딕" w:hAnsi="맑은 고딕" w:eastAsia="맑은 고딕"/>
           <w:sz w:val="21"/>
         </w:rPr>
-        <w:t>Standby의 `LOG_ARCHIVE_DEST_1`이 Primary 값을 상속해 `db_unique_name=chicago`가 되면 **`BAD PARAM`**이 된다.</w:t>
+        <w:t xml:space="preserve">Standby의 </w:t>
+      </w:r>
+      <w:r>
+        <w:rPr>
+          <w:rFonts w:ascii="Consolas" w:hAnsi="Consolas" w:eastAsia="맑은 고딕"/>
+          <w:sz w:val="21"/>
+        </w:rPr>
+        <w:t xml:space="preserve">LOG_ARCHIVE_DEST_1</w:t>
+      </w:r>
+      <w:r>
+        <w:rPr>
+          <w:rFonts w:ascii="맑은 고딕" w:hAnsi="맑은 고딕" w:eastAsia="맑은 고딕"/>
+          <w:sz w:val="21"/>
+        </w:rPr>
+        <w:t xml:space="preserve">이 Primary 값을 상속해 </w:t>
+      </w:r>
+      <w:r>
+        <w:rPr>
+          <w:rFonts w:ascii="Consolas" w:hAnsi="Consolas" w:eastAsia="맑은 고딕"/>
+          <w:sz w:val="21"/>
+        </w:rPr>
+        <w:t xml:space="preserve">db_unique_name=chicago</w:t>
+      </w:r>
+      <w:r>
+        <w:rPr>
+          <w:rFonts w:ascii="맑은 고딕" w:hAnsi="맑은 고딕" w:eastAsia="맑은 고딕"/>
+          <w:sz w:val="21"/>
+        </w:rPr>
+        <w:t xml:space="preserve">가 되면 </w:t>
+      </w:r>
+      <w:r>
+        <w:rPr>
+          <w:rFonts w:ascii="Consolas" w:hAnsi="Consolas" w:eastAsia="맑은 고딕"/>
+          <w:b/>
+          <w:sz w:val="21"/>
+        </w:rPr>
+        <w:t xml:space="preserve">BAD PARAM</w:t>
+      </w:r>
+      <w:r>
+        <w:rPr>
+          <w:rFonts w:ascii="맑은 고딕" w:hAnsi="맑은 고딕" w:eastAsia="맑은 고딕"/>
+          <w:sz w:val="21"/>
+        </w:rPr>
+        <w:t xml:space="preserve">이 된다.</w:t>
       </w:r>
     </w:p>
     <w:p>
@@ -7540,10 +10162,59 @@
       </w:pPr>
       <w:r>
         <w:rPr>
+          <w:rFonts w:ascii="Consolas" w:hAnsi="Consolas" w:eastAsia="맑은 고딕"/>
+          <w:sz w:val="21"/>
+        </w:rPr>
+        <w:t xml:space="preserve">db_unique_name=boston</w:t>
+      </w:r>
+      <w:r>
+        <w:rPr>
           <w:rFonts w:ascii="맑은 고딕" w:hAnsi="맑은 고딕" w:eastAsia="맑은 고딕"/>
           <w:sz w:val="21"/>
         </w:rPr>
-        <w:t>`db_unique_name=boston`으로 고치면 `STATUS`가 VALID가 되고 `RECOVERY_MODE`가 `MANAGED REAL TIME APPLY`로 바뀐다.</w:t>
+        <w:t xml:space="preserve">으로 고치면 </w:t>
+      </w:r>
+      <w:r>
+        <w:rPr>
+          <w:rFonts w:ascii="Consolas" w:hAnsi="Consolas" w:eastAsia="맑은 고딕"/>
+          <w:sz w:val="21"/>
+        </w:rPr>
+        <w:t xml:space="preserve">STATUS</w:t>
+      </w:r>
+      <w:r>
+        <w:rPr>
+          <w:rFonts w:ascii="맑은 고딕" w:hAnsi="맑은 고딕" w:eastAsia="맑은 고딕"/>
+          <w:sz w:val="21"/>
+        </w:rPr>
+        <w:t xml:space="preserve">가 VALID가 되고 </w:t>
+      </w:r>
+      <w:r>
+        <w:rPr>
+          <w:rFonts w:ascii="Consolas" w:hAnsi="Consolas" w:eastAsia="맑은 고딕"/>
+          <w:sz w:val="21"/>
+        </w:rPr>
+        <w:t xml:space="preserve">RECOVERY_MODE</w:t>
+      </w:r>
+      <w:r>
+        <w:rPr>
+          <w:rFonts w:ascii="맑은 고딕" w:hAnsi="맑은 고딕" w:eastAsia="맑은 고딕"/>
+          <w:sz w:val="21"/>
+        </w:rPr>
+        <w:t xml:space="preserve">가 </w:t>
+      </w:r>
+      <w:r>
+        <w:rPr>
+          <w:rFonts w:ascii="Consolas" w:hAnsi="Consolas" w:eastAsia="맑은 고딕"/>
+          <w:sz w:val="21"/>
+        </w:rPr>
+        <w:t xml:space="preserve">MANAGED REAL TIME APPLY</w:t>
+      </w:r>
+      <w:r>
+        <w:rPr>
+          <w:rFonts w:ascii="맑은 고딕" w:hAnsi="맑은 고딕" w:eastAsia="맑은 고딕"/>
+          <w:sz w:val="21"/>
+        </w:rPr>
+        <w:t xml:space="preserve">로 바뀐다.</w:t>
       </w:r>
     </w:p>
     <w:p>
@@ -7552,10 +10223,59 @@
       </w:pPr>
       <w:r>
         <w:rPr>
+          <w:rFonts w:ascii="Consolas" w:hAnsi="Consolas" w:eastAsia="맑은 고딕"/>
+          <w:sz w:val="21"/>
+        </w:rPr>
+        <w:t xml:space="preserve">LOG_ARCHIVE_DEST_n</w:t>
+      </w:r>
+      <w:r>
+        <w:rPr>
           <w:rFonts w:ascii="맑은 고딕" w:hAnsi="맑은 고딕" w:eastAsia="맑은 고딕"/>
           <w:sz w:val="21"/>
         </w:rPr>
-        <w:t>`LOG_ARCHIVE_DEST_n`은 동적 파라미터라 `SCOPE=BOTH`로 즉시 반영된다. 6장의 `CONTROL_FILES`가 `SCOPE=SPFILE`만 가능했던 것과 대조된다.</w:t>
+        <w:t xml:space="preserve">은 동적 파라미터라 </w:t>
+      </w:r>
+      <w:r>
+        <w:rPr>
+          <w:rFonts w:ascii="Consolas" w:hAnsi="Consolas" w:eastAsia="맑은 고딕"/>
+          <w:sz w:val="21"/>
+        </w:rPr>
+        <w:t xml:space="preserve">SCOPE=BOTH</w:t>
+      </w:r>
+      <w:r>
+        <w:rPr>
+          <w:rFonts w:ascii="맑은 고딕" w:hAnsi="맑은 고딕" w:eastAsia="맑은 고딕"/>
+          <w:sz w:val="21"/>
+        </w:rPr>
+        <w:t xml:space="preserve">로 즉시 반영된다. 6장의 </w:t>
+      </w:r>
+      <w:r>
+        <w:rPr>
+          <w:rFonts w:ascii="Consolas" w:hAnsi="Consolas" w:eastAsia="맑은 고딕"/>
+          <w:sz w:val="21"/>
+        </w:rPr>
+        <w:t xml:space="preserve">CONTROL_FILES</w:t>
+      </w:r>
+      <w:r>
+        <w:rPr>
+          <w:rFonts w:ascii="맑은 고딕" w:hAnsi="맑은 고딕" w:eastAsia="맑은 고딕"/>
+          <w:sz w:val="21"/>
+        </w:rPr>
+        <w:t xml:space="preserve">가 </w:t>
+      </w:r>
+      <w:r>
+        <w:rPr>
+          <w:rFonts w:ascii="Consolas" w:hAnsi="Consolas" w:eastAsia="맑은 고딕"/>
+          <w:sz w:val="21"/>
+        </w:rPr>
+        <w:t xml:space="preserve">SCOPE=SPFILE</w:t>
+      </w:r>
+      <w:r>
+        <w:rPr>
+          <w:rFonts w:ascii="맑은 고딕" w:hAnsi="맑은 고딕" w:eastAsia="맑은 고딕"/>
+          <w:sz w:val="21"/>
+        </w:rPr>
+        <w:t xml:space="preserve">만 가능했던 것과 대조된다.</w:t>
       </w:r>
     </w:p>
     <w:p>
@@ -7564,10 +10284,45 @@
       </w:pPr>
       <w:r>
         <w:rPr>
+          <w:rFonts w:ascii="Consolas" w:hAnsi="Consolas" w:eastAsia="맑은 고딕"/>
+          <w:sz w:val="21"/>
+        </w:rPr>
+        <w:t xml:space="preserve">FAL_CLIENT</w:t>
+      </w:r>
+      <w:r>
+        <w:rPr>
           <w:rFonts w:ascii="맑은 고딕" w:hAnsi="맑은 고딕" w:eastAsia="맑은 고딕"/>
           <w:sz w:val="21"/>
         </w:rPr>
-        <w:t>`FAL_CLIENT`도 Primary 값 `chicago`를 상속받는다. 오류를 내지 않으므로 더 조용한 결함이며, `boston`으로 바로잡는다.</w:t>
+        <w:t xml:space="preserve">도 Primary 값 </w:t>
+      </w:r>
+      <w:r>
+        <w:rPr>
+          <w:rFonts w:ascii="Consolas" w:hAnsi="Consolas" w:eastAsia="맑은 고딕"/>
+          <w:sz w:val="21"/>
+        </w:rPr>
+        <w:t xml:space="preserve">chicago</w:t>
+      </w:r>
+      <w:r>
+        <w:rPr>
+          <w:rFonts w:ascii="맑은 고딕" w:hAnsi="맑은 고딕" w:eastAsia="맑은 고딕"/>
+          <w:sz w:val="21"/>
+        </w:rPr>
+        <w:t xml:space="preserve">를 상속받는다. 오류를 내지 않으므로 더 조용한 결함이며, </w:t>
+      </w:r>
+      <w:r>
+        <w:rPr>
+          <w:rFonts w:ascii="Consolas" w:hAnsi="Consolas" w:eastAsia="맑은 고딕"/>
+          <w:sz w:val="21"/>
+        </w:rPr>
+        <w:t xml:space="preserve">boston</w:t>
+      </w:r>
+      <w:r>
+        <w:rPr>
+          <w:rFonts w:ascii="맑은 고딕" w:hAnsi="맑은 고딕" w:eastAsia="맑은 고딕"/>
+          <w:sz w:val="21"/>
+        </w:rPr>
+        <w:t xml:space="preserve">으로 바로잡는다.</w:t>
       </w:r>
     </w:p>
     <w:p>
@@ -7579,7 +10334,63 @@
           <w:rFonts w:ascii="맑은 고딕" w:hAnsi="맑은 고딕" w:eastAsia="맑은 고딕"/>
           <w:sz w:val="21"/>
         </w:rPr>
-        <w:t>상속 사례가 넷이다 — `CONTROL_FILES`·`LOG_ARCHIVE_DEST_1`·`FAL_CLIENT`, 그리고 스크립트가 막아 낸 `DB_NAME`.</w:t>
+        <w:t xml:space="preserve">상속 사례가 넷이다 — </w:t>
+      </w:r>
+      <w:r>
+        <w:rPr>
+          <w:rFonts w:ascii="Consolas" w:hAnsi="Consolas" w:eastAsia="맑은 고딕"/>
+          <w:sz w:val="21"/>
+        </w:rPr>
+        <w:t xml:space="preserve">CONTROL_FILES</w:t>
+      </w:r>
+      <w:r>
+        <w:rPr>
+          <w:rFonts w:ascii="맑은 고딕" w:hAnsi="맑은 고딕" w:eastAsia="맑은 고딕"/>
+          <w:sz w:val="21"/>
+        </w:rPr>
+        <w:t xml:space="preserve">·</w:t>
+      </w:r>
+      <w:r>
+        <w:rPr>
+          <w:rFonts w:ascii="Consolas" w:hAnsi="Consolas" w:eastAsia="맑은 고딕"/>
+          <w:sz w:val="21"/>
+        </w:rPr>
+        <w:t xml:space="preserve">LOG_ARCHIVE_DEST_1</w:t>
+      </w:r>
+      <w:r>
+        <w:rPr>
+          <w:rFonts w:ascii="맑은 고딕" w:hAnsi="맑은 고딕" w:eastAsia="맑은 고딕"/>
+          <w:sz w:val="21"/>
+        </w:rPr>
+        <w:t xml:space="preserve">·</w:t>
+      </w:r>
+      <w:r>
+        <w:rPr>
+          <w:rFonts w:ascii="Consolas" w:hAnsi="Consolas" w:eastAsia="맑은 고딕"/>
+          <w:sz w:val="21"/>
+        </w:rPr>
+        <w:t xml:space="preserve">FAL_CLIENT</w:t>
+      </w:r>
+      <w:r>
+        <w:rPr>
+          <w:rFonts w:ascii="맑은 고딕" w:hAnsi="맑은 고딕" w:eastAsia="맑은 고딕"/>
+          <w:sz w:val="21"/>
+        </w:rPr>
+        <w:t xml:space="preserve">, 그리고 스크립트가 막아 낸 </w:t>
+      </w:r>
+      <w:r>
+        <w:rPr>
+          <w:rFonts w:ascii="Consolas" w:hAnsi="Consolas" w:eastAsia="맑은 고딕"/>
+          <w:sz w:val="21"/>
+        </w:rPr>
+        <w:t xml:space="preserve">DB_NAME</w:t>
+      </w:r>
+      <w:r>
+        <w:rPr>
+          <w:rFonts w:ascii="맑은 고딕" w:hAnsi="맑은 고딕" w:eastAsia="맑은 고딕"/>
+          <w:sz w:val="21"/>
+        </w:rPr>
+        <w:t xml:space="preserve">.</w:t>
       </w:r>
     </w:p>
     <w:p>
@@ -7591,7 +10402,43 @@
           <w:rFonts w:ascii="맑은 고딕" w:hAnsi="맑은 고딕" w:eastAsia="맑은 고딕"/>
           <w:sz w:val="21"/>
         </w:rPr>
-        <w:t>적용을 멈추면 `OPEN_MODE`가 `READ ONLY`로 바뀌고 MRP0이 사라진다. 그런데 **두 지연은 0으로 보인다.**</w:t>
+        <w:t xml:space="preserve">적용을 멈추면 </w:t>
+      </w:r>
+      <w:r>
+        <w:rPr>
+          <w:rFonts w:ascii="Consolas" w:hAnsi="Consolas" w:eastAsia="맑은 고딕"/>
+          <w:sz w:val="21"/>
+        </w:rPr>
+        <w:t xml:space="preserve">OPEN_MODE</w:t>
+      </w:r>
+      <w:r>
+        <w:rPr>
+          <w:rFonts w:ascii="맑은 고딕" w:hAnsi="맑은 고딕" w:eastAsia="맑은 고딕"/>
+          <w:sz w:val="21"/>
+        </w:rPr>
+        <w:t xml:space="preserve">가 </w:t>
+      </w:r>
+      <w:r>
+        <w:rPr>
+          <w:rFonts w:ascii="Consolas" w:hAnsi="Consolas" w:eastAsia="맑은 고딕"/>
+          <w:sz w:val="21"/>
+        </w:rPr>
+        <w:t xml:space="preserve">READ ONLY</w:t>
+      </w:r>
+      <w:r>
+        <w:rPr>
+          <w:rFonts w:ascii="맑은 고딕" w:hAnsi="맑은 고딕" w:eastAsia="맑은 고딕"/>
+          <w:sz w:val="21"/>
+        </w:rPr>
+        <w:t xml:space="preserve">로 바뀌고 MRP0이 사라진다. 그런데 </w:t>
+      </w:r>
+      <w:r>
+        <w:rPr>
+          <w:rFonts w:ascii="맑은 고딕" w:hAnsi="맑은 고딕" w:eastAsia="맑은 고딕"/>
+          <w:b/>
+          <w:sz w:val="21"/>
+        </w:rPr>
+        <w:t xml:space="preserve">두 지연은 0으로 보인다.</w:t>
       </w:r>
     </w:p>
     <w:p>
@@ -7600,10 +10447,31 @@
       </w:pPr>
       <w:r>
         <w:rPr>
+          <w:rFonts w:ascii="Consolas" w:hAnsi="Consolas" w:eastAsia="맑은 고딕"/>
+          <w:sz w:val="21"/>
+        </w:rPr>
+        <w:t xml:space="preserve">VALID_NOW</w:t>
+      </w:r>
+      <w:r>
+        <w:rPr>
           <w:rFonts w:ascii="맑은 고딕" w:hAnsi="맑은 고딕" w:eastAsia="맑은 고딕"/>
           <w:sz w:val="21"/>
         </w:rPr>
-        <w:t>`VALID_NOW`의 `WRONG VALID_TYPE`은 결함이 아니다. 역할 전환용 목적지가 지금은 유효하지 않다는 뜻이다.</w:t>
+        <w:t xml:space="preserve">의 </w:t>
+      </w:r>
+      <w:r>
+        <w:rPr>
+          <w:rFonts w:ascii="Consolas" w:hAnsi="Consolas" w:eastAsia="맑은 고딕"/>
+          <w:sz w:val="21"/>
+        </w:rPr>
+        <w:t xml:space="preserve">WRONG VALID_TYPE</w:t>
+      </w:r>
+      <w:r>
+        <w:rPr>
+          <w:rFonts w:ascii="맑은 고딕" w:hAnsi="맑은 고딕" w:eastAsia="맑은 고딕"/>
+          <w:sz w:val="21"/>
+        </w:rPr>
+        <w:t xml:space="preserve">은 결함이 아니다. 역할 전환용 목적지가 지금은 유효하지 않다는 뜻이다.</w:t>
       </w:r>
     </w:p>
     <w:p>
@@ -7615,7 +10483,35 @@
           <w:rFonts w:ascii="맑은 고딕" w:hAnsi="맑은 고딕" w:eastAsia="맑은 고딕"/>
           <w:sz w:val="21"/>
         </w:rPr>
-        <w:t>19c에서는 SRL이 있으면 `USING CURRENT LOGFILE` 없이도 실시간 적용이 된다. 실측에서 두 명령 모두 `MANAGED REAL TIME APPLY`였다.</w:t>
+        <w:t xml:space="preserve">19c에서는 SRL이 있으면 </w:t>
+      </w:r>
+      <w:r>
+        <w:rPr>
+          <w:rFonts w:ascii="Consolas" w:hAnsi="Consolas" w:eastAsia="맑은 고딕"/>
+          <w:sz w:val="21"/>
+        </w:rPr>
+        <w:t xml:space="preserve">USING CURRENT LOGFILE</w:t>
+      </w:r>
+      <w:r>
+        <w:rPr>
+          <w:rFonts w:ascii="맑은 고딕" w:hAnsi="맑은 고딕" w:eastAsia="맑은 고딕"/>
+          <w:sz w:val="21"/>
+        </w:rPr>
+        <w:t xml:space="preserve"> 없이도 실시간 적용이 된다. 실측에서 두 명령 모두 </w:t>
+      </w:r>
+      <w:r>
+        <w:rPr>
+          <w:rFonts w:ascii="Consolas" w:hAnsi="Consolas" w:eastAsia="맑은 고딕"/>
+          <w:sz w:val="21"/>
+        </w:rPr>
+        <w:t xml:space="preserve">MANAGED REAL TIME APPLY</w:t>
+      </w:r>
+      <w:r>
+        <w:rPr>
+          <w:rFonts w:ascii="맑은 고딕" w:hAnsi="맑은 고딕" w:eastAsia="맑은 고딕"/>
+          <w:sz w:val="21"/>
+        </w:rPr>
+        <w:t xml:space="preserve">였다.</w:t>
       </w:r>
     </w:p>
     <w:p>
@@ -7648,10 +10544,31 @@
       </w:pPr>
       <w:r>
         <w:rPr>
+          <w:rFonts w:ascii="Consolas" w:hAnsi="Consolas" w:eastAsia="맑은 고딕"/>
+          <w:sz w:val="21"/>
+        </w:rPr>
+        <w:t xml:space="preserve">V$ARCHIVE_GAP</w:t>
+      </w:r>
+      <w:r>
+        <w:rPr>
           <w:rFonts w:ascii="맑은 고딕" w:hAnsi="맑은 고딕" w:eastAsia="맑은 고딕"/>
           <w:sz w:val="21"/>
         </w:rPr>
-        <w:t>`V$ARCHIVE_GAP`은 빠진 파일을, `V$DATAGUARD_STATS`는 뒤처진 시간을 보여 준다. 갭 0과 지연 0은 다르다.</w:t>
+        <w:t xml:space="preserve">은 빠진 파일을, </w:t>
+      </w:r>
+      <w:r>
+        <w:rPr>
+          <w:rFonts w:ascii="Consolas" w:hAnsi="Consolas" w:eastAsia="맑은 고딕"/>
+          <w:sz w:val="21"/>
+        </w:rPr>
+        <w:t xml:space="preserve">V$DATAGUARD_STATS</w:t>
+      </w:r>
+      <w:r>
+        <w:rPr>
+          <w:rFonts w:ascii="맑은 고딕" w:hAnsi="맑은 고딕" w:eastAsia="맑은 고딕"/>
+          <w:sz w:val="21"/>
+        </w:rPr>
+        <w:t xml:space="preserve">는 뒤처진 시간을 보여 준다. 갭 0과 지연 0은 다르다.</w:t>
       </w:r>
     </w:p>
     <w:p>
@@ -7660,10 +10577,31 @@
       </w:pPr>
       <w:r>
         <w:rPr>
+          <w:rFonts w:ascii="Consolas" w:hAnsi="Consolas" w:eastAsia="맑은 고딕"/>
+          <w:sz w:val="21"/>
+        </w:rPr>
+        <w:t xml:space="preserve">TIME_COMPUTED</w:t>
+      </w:r>
+      <w:r>
+        <w:rPr>
           <w:rFonts w:ascii="맑은 고딕" w:hAnsi="맑은 고딕" w:eastAsia="맑은 고딕"/>
           <w:sz w:val="21"/>
         </w:rPr>
-        <w:t>`TIME_COMPUTED`와 `DATUM_TIME`이 실측 12초 차이 났다. 지연 값 자체가 십수 초 전 정보일 수 있다.</w:t>
+        <w:t xml:space="preserve">와 </w:t>
+      </w:r>
+      <w:r>
+        <w:rPr>
+          <w:rFonts w:ascii="Consolas" w:hAnsi="Consolas" w:eastAsia="맑은 고딕"/>
+          <w:sz w:val="21"/>
+        </w:rPr>
+        <w:t xml:space="preserve">DATUM_TIME</w:t>
+      </w:r>
+      <w:r>
+        <w:rPr>
+          <w:rFonts w:ascii="맑은 고딕" w:hAnsi="맑은 고딕" w:eastAsia="맑은 고딕"/>
+          <w:sz w:val="21"/>
+        </w:rPr>
+        <w:t xml:space="preserve">이 실측 12초 차이 났다. 지연 값 자체가 십수 초 전 정보일 수 있다.</w:t>
       </w:r>
     </w:p>
     <w:p>
@@ -7675,7 +10613,22 @@
           <w:rFonts w:ascii="맑은 고딕" w:hAnsi="맑은 고딕" w:eastAsia="맑은 고딕"/>
           <w:sz w:val="21"/>
         </w:rPr>
-        <w:t>ACTIVE 상태의 SRL은 지울 수 없다 — **ORA-00261 + ORA-00312**. OMF 구성이라 ORA-00312가 두 줄이다.</w:t>
+        <w:t xml:space="preserve">ACTIVE 상태의 SRL은 지울 수 없다 — </w:t>
+      </w:r>
+      <w:r>
+        <w:rPr>
+          <w:rFonts w:ascii="맑은 고딕" w:hAnsi="맑은 고딕" w:eastAsia="맑은 고딕"/>
+          <w:b/>
+          <w:sz w:val="21"/>
+        </w:rPr>
+        <w:t xml:space="preserve">ORA-00261 + ORA-00312</w:t>
+      </w:r>
+      <w:r>
+        <w:rPr>
+          <w:rFonts w:ascii="맑은 고딕" w:hAnsi="맑은 고딕" w:eastAsia="맑은 고딕"/>
+          <w:sz w:val="21"/>
+        </w:rPr>
+        <w:t xml:space="preserve">. OMF 구성이라 ORA-00312가 두 줄이다.</w:t>
       </w:r>
     </w:p>
     <w:p>
@@ -7687,7 +10640,22 @@
           <w:rFonts w:ascii="맑은 고딕" w:hAnsi="맑은 고딕" w:eastAsia="맑은 고딕"/>
           <w:sz w:val="21"/>
         </w:rPr>
-        <w:t>이미 있는 그룹 번호로 추가하면 **ORA-01184**. 그룹별로 따로 실행하면 나머지는 성공한다.</w:t>
+        <w:t xml:space="preserve">이미 있는 그룹 번호로 추가하면 </w:t>
+      </w:r>
+      <w:r>
+        <w:rPr>
+          <w:rFonts w:ascii="맑은 고딕" w:hAnsi="맑은 고딕" w:eastAsia="맑은 고딕"/>
+          <w:b/>
+          <w:sz w:val="21"/>
+        </w:rPr>
+        <w:t xml:space="preserve">ORA-01184</w:t>
+      </w:r>
+      <w:r>
+        <w:rPr>
+          <w:rFonts w:ascii="맑은 고딕" w:hAnsi="맑은 고딕" w:eastAsia="맑은 고딕"/>
+          <w:sz w:val="21"/>
+        </w:rPr>
+        <w:t xml:space="preserve">. 그룹별로 따로 실행하면 나머지는 성공한다.</w:t>
       </w:r>
     </w:p>
     <w:p>
@@ -7704,10 +10672,31 @@
       </w:pPr>
       <w:r>
         <w:rPr>
+          <w:rFonts w:ascii="Consolas" w:hAnsi="Consolas" w:eastAsia="맑은 고딕"/>
+          <w:sz w:val="21"/>
+        </w:rPr>
+        <w:t xml:space="preserve">V$MANAGED_STANDBY</w:t>
+      </w:r>
+      <w:r>
+        <w:rPr>
           <w:rFonts w:ascii="맑은 고딕" w:hAnsi="맑은 고딕" w:eastAsia="맑은 고딕"/>
           <w:sz w:val="21"/>
         </w:rPr>
-        <w:t>`V$MANAGED_STANDBY`에서 RFS와 MRP0의 `SEQUENCE#`가 같다는 것이 무엇을 뜻하는가?</w:t>
+        <w:t xml:space="preserve">에서 RFS와 MRP0의 </w:t>
+      </w:r>
+      <w:r>
+        <w:rPr>
+          <w:rFonts w:ascii="Consolas" w:hAnsi="Consolas" w:eastAsia="맑은 고딕"/>
+          <w:sz w:val="21"/>
+        </w:rPr>
+        <w:t xml:space="preserve">SEQUENCE#</w:t>
+      </w:r>
+      <w:r>
+        <w:rPr>
+          <w:rFonts w:ascii="맑은 고딕" w:hAnsi="맑은 고딕" w:eastAsia="맑은 고딕"/>
+          <w:sz w:val="21"/>
+        </w:rPr>
+        <w:t xml:space="preserve">가 같다는 것이 무엇을 뜻하는가?</w:t>
       </w:r>
     </w:p>
     <w:p>
@@ -7719,7 +10708,21 @@
           <w:rFonts w:ascii="맑은 고딕" w:hAnsi="맑은 고딕" w:eastAsia="맑은 고딕"/>
           <w:sz w:val="21"/>
         </w:rPr>
-        <w:t>Standby의 목적지 1번이 `BAD PARAM`인데도 아카이브가 정상 생성되고 있었던 이유는?</w:t>
+        <w:t xml:space="preserve">Standby의 목적지 1번이 </w:t>
+      </w:r>
+      <w:r>
+        <w:rPr>
+          <w:rFonts w:ascii="Consolas" w:hAnsi="Consolas" w:eastAsia="맑은 고딕"/>
+          <w:sz w:val="21"/>
+        </w:rPr>
+        <w:t xml:space="preserve">BAD PARAM</w:t>
+      </w:r>
+      <w:r>
+        <w:rPr>
+          <w:rFonts w:ascii="맑은 고딕" w:hAnsi="맑은 고딕" w:eastAsia="맑은 고딕"/>
+          <w:sz w:val="21"/>
+        </w:rPr>
+        <w:t xml:space="preserve">인데도 아카이브가 정상 생성되고 있었던 이유는?</w:t>
       </w:r>
     </w:p>
     <w:p>
@@ -7728,10 +10731,31 @@
       </w:pPr>
       <w:r>
         <w:rPr>
+          <w:rFonts w:ascii="Consolas" w:hAnsi="Consolas" w:eastAsia="맑은 고딕"/>
+          <w:sz w:val="21"/>
+        </w:rPr>
+        <w:t xml:space="preserve">STATUS=BAD PARAM</w:t>
+      </w:r>
+      <w:r>
+        <w:rPr>
           <w:rFonts w:ascii="맑은 고딕" w:hAnsi="맑은 고딕" w:eastAsia="맑은 고딕"/>
           <w:sz w:val="21"/>
         </w:rPr>
-        <w:t>`STATUS=BAD PARAM`과 `VALID_NOW=WRONG VALID_TYPE`은 각각 어떻게 대응해야 하는가?</w:t>
+        <w:t xml:space="preserve">과 </w:t>
+      </w:r>
+      <w:r>
+        <w:rPr>
+          <w:rFonts w:ascii="Consolas" w:hAnsi="Consolas" w:eastAsia="맑은 고딕"/>
+          <w:sz w:val="21"/>
+        </w:rPr>
+        <w:t xml:space="preserve">VALID_NOW=WRONG VALID_TYPE</w:t>
+      </w:r>
+      <w:r>
+        <w:rPr>
+          <w:rFonts w:ascii="맑은 고딕" w:hAnsi="맑은 고딕" w:eastAsia="맑은 고딕"/>
+          <w:sz w:val="21"/>
+        </w:rPr>
+        <w:t xml:space="preserve">은 각각 어떻게 대응해야 하는가?</w:t>
       </w:r>
     </w:p>
     <w:p>
@@ -7743,7 +10767,21 @@
           <w:rFonts w:ascii="맑은 고딕" w:hAnsi="맑은 고딕" w:eastAsia="맑은 고딕"/>
           <w:sz w:val="21"/>
         </w:rPr>
-        <w:t>19c에서 `USING CURRENT LOGFILE`의 실질적 효과는 무엇이며, 그럼에도 명시해야 하는 이유는?</w:t>
+        <w:t xml:space="preserve">19c에서 </w:t>
+      </w:r>
+      <w:r>
+        <w:rPr>
+          <w:rFonts w:ascii="Consolas" w:hAnsi="Consolas" w:eastAsia="맑은 고딕"/>
+          <w:sz w:val="21"/>
+        </w:rPr>
+        <w:t xml:space="preserve">USING CURRENT LOGFILE</w:t>
+      </w:r>
+      <w:r>
+        <w:rPr>
+          <w:rFonts w:ascii="맑은 고딕" w:hAnsi="맑은 고딕" w:eastAsia="맑은 고딕"/>
+          <w:sz w:val="21"/>
+        </w:rPr>
+        <w:t xml:space="preserve">의 실질적 효과는 무엇이며, 그럼에도 명시해야 하는 이유는?</w:t>
       </w:r>
     </w:p>
     <w:p>
@@ -7764,10 +10802,31 @@
       </w:pPr>
       <w:r>
         <w:rPr>
+          <w:rFonts w:ascii="Consolas" w:hAnsi="Consolas" w:eastAsia="맑은 고딕"/>
+          <w:sz w:val="21"/>
+        </w:rPr>
+        <w:t xml:space="preserve">TIME_COMPUTED</w:t>
+      </w:r>
+      <w:r>
+        <w:rPr>
           <w:rFonts w:ascii="맑은 고딕" w:hAnsi="맑은 고딕" w:eastAsia="맑은 고딕"/>
           <w:sz w:val="21"/>
         </w:rPr>
-        <w:t>`TIME_COMPUTED`와 `DATUM_TIME`의 차이가 진단에 주는 함의는 무엇인가?</w:t>
+        <w:t xml:space="preserve">와 </w:t>
+      </w:r>
+      <w:r>
+        <w:rPr>
+          <w:rFonts w:ascii="Consolas" w:hAnsi="Consolas" w:eastAsia="맑은 고딕"/>
+          <w:sz w:val="21"/>
+        </w:rPr>
+        <w:t xml:space="preserve">DATUM_TIME</w:t>
+      </w:r>
+      <w:r>
+        <w:rPr>
+          <w:rFonts w:ascii="맑은 고딕" w:hAnsi="맑은 고딕" w:eastAsia="맑은 고딕"/>
+          <w:sz w:val="21"/>
+        </w:rPr>
+        <w:t xml:space="preserve">의 차이가 진단에 주는 함의는 무엇인가?</w:t>
       </w:r>
     </w:p>
     <w:p>
@@ -7787,7 +10846,21 @@
           <w:rFonts w:ascii="맑은 고딕" w:hAnsi="맑은 고딕" w:eastAsia="맑은 고딕"/>
           <w:sz w:val="21"/>
         </w:rPr>
-        <w:t>실습 01 — 적용 프로세스 관찰: `V$MANAGED_STANDBY` 9행을 읽고 RFS와 MRP0의 관계를 확인한다.</w:t>
+        <w:t xml:space="preserve">실습 01 — 적용 프로세스 관찰: </w:t>
+      </w:r>
+      <w:r>
+        <w:rPr>
+          <w:rFonts w:ascii="Consolas" w:hAnsi="Consolas" w:eastAsia="맑은 고딕"/>
+          <w:sz w:val="21"/>
+        </w:rPr>
+        <w:t xml:space="preserve">V$MANAGED_STANDBY</w:t>
+      </w:r>
+      <w:r>
+        <w:rPr>
+          <w:rFonts w:ascii="맑은 고딕" w:hAnsi="맑은 고딕" w:eastAsia="맑은 고딕"/>
+          <w:sz w:val="21"/>
+        </w:rPr>
+        <w:t xml:space="preserve"> 9행을 읽고 RFS와 MRP0의 관계를 확인한다.</w:t>
       </w:r>
     </w:p>
     <w:p>
@@ -7811,7 +10884,35 @@
           <w:rFonts w:ascii="맑은 고딕" w:hAnsi="맑은 고딕" w:eastAsia="맑은 고딕"/>
           <w:sz w:val="21"/>
         </w:rPr>
-        <w:t>실습 03 — BAD PARAM 진단과 교정: 상속된 `LOG_ARCHIVE_DEST_1`을 고치고 `RECOVERY_MODE` 변화를 확인한다.</w:t>
+        <w:t xml:space="preserve">실습 03 — BAD PARAM 진단과 교정: 상속된 </w:t>
+      </w:r>
+      <w:r>
+        <w:rPr>
+          <w:rFonts w:ascii="Consolas" w:hAnsi="Consolas" w:eastAsia="맑은 고딕"/>
+          <w:sz w:val="21"/>
+        </w:rPr>
+        <w:t xml:space="preserve">LOG_ARCHIVE_DEST_1</w:t>
+      </w:r>
+      <w:r>
+        <w:rPr>
+          <w:rFonts w:ascii="맑은 고딕" w:hAnsi="맑은 고딕" w:eastAsia="맑은 고딕"/>
+          <w:sz w:val="21"/>
+        </w:rPr>
+        <w:t xml:space="preserve">을 고치고 </w:t>
+      </w:r>
+      <w:r>
+        <w:rPr>
+          <w:rFonts w:ascii="Consolas" w:hAnsi="Consolas" w:eastAsia="맑은 고딕"/>
+          <w:sz w:val="21"/>
+        </w:rPr>
+        <w:t xml:space="preserve">RECOVERY_MODE</w:t>
+      </w:r>
+      <w:r>
+        <w:rPr>
+          <w:rFonts w:ascii="맑은 고딕" w:hAnsi="맑은 고딕" w:eastAsia="맑은 고딕"/>
+          <w:sz w:val="21"/>
+        </w:rPr>
+        <w:t xml:space="preserve"> 변화를 확인한다.</w:t>
       </w:r>
     </w:p>
     <w:p>
@@ -7835,7 +10936,21 @@
           <w:rFonts w:ascii="맑은 고딕" w:hAnsi="맑은 고딕" w:eastAsia="맑은 고딕"/>
           <w:sz w:val="21"/>
         </w:rPr>
-        <w:t>실습 05 — 갭 만들기와 해소: 적용을 멈추고 로그를 전환해 `V$ARCHIVE_GAP`을 관찰한 뒤 따라잡는 과정을 추적한다.</w:t>
+        <w:t xml:space="preserve">실습 05 — 갭 만들기와 해소: 적용을 멈추고 로그를 전환해 </w:t>
+      </w:r>
+      <w:r>
+        <w:rPr>
+          <w:rFonts w:ascii="Consolas" w:hAnsi="Consolas" w:eastAsia="맑은 고딕"/>
+          <w:sz w:val="21"/>
+        </w:rPr>
+        <w:t xml:space="preserve">V$ARCHIVE_GAP</w:t>
+      </w:r>
+      <w:r>
+        <w:rPr>
+          <w:rFonts w:ascii="맑은 고딕" w:hAnsi="맑은 고딕" w:eastAsia="맑은 고딕"/>
+          <w:sz w:val="21"/>
+        </w:rPr>
+        <w:t xml:space="preserve">을 관찰한 뒤 따라잡는 과정을 추적한다.</w:t>
       </w:r>
     </w:p>
     <w:p>
@@ -7847,7 +10962,21 @@
           <w:rFonts w:ascii="맑은 고딕" w:hAnsi="맑은 고딕" w:eastAsia="맑은 고딕"/>
           <w:sz w:val="21"/>
         </w:rPr>
-        <w:t>실습 06 — 지연 읽기: `V$DATAGUARD_STATS` 네 행과 두 시각 열을 해석한다.</w:t>
+        <w:t xml:space="preserve">실습 06 — 지연 읽기: </w:t>
+      </w:r>
+      <w:r>
+        <w:rPr>
+          <w:rFonts w:ascii="Consolas" w:hAnsi="Consolas" w:eastAsia="맑은 고딕"/>
+          <w:sz w:val="21"/>
+        </w:rPr>
+        <w:t xml:space="preserve">V$DATAGUARD_STATS</w:t>
+      </w:r>
+      <w:r>
+        <w:rPr>
+          <w:rFonts w:ascii="맑은 고딕" w:hAnsi="맑은 고딕" w:eastAsia="맑은 고딕"/>
+          <w:sz w:val="21"/>
+        </w:rPr>
+        <w:t xml:space="preserve"> 네 행과 두 시각 열을 해석한다.</w:t>
       </w:r>
     </w:p>
     <w:p>
@@ -7872,6 +11001,8 @@
       </w:r>
     </w:p>
     <w:sectPr>
+      <w:headerReference w:type="default" r:id="rId9"/>
+      <w:footerReference w:type="default" r:id="rId10"/>
       <w:pgSz w:w="12240" w:h="15840"/>
       <w:pgMar w:top="1440" w:right="1800" w:bottom="1440" w:left="1800" w:header="720" w:footer="720" w:gutter="0"/>
       <w:cols w:space="720"/>
@@ -7879,6 +11010,26 @@
     </w:sectPr>
   </w:body>
 </w:document>
+</file>
+
+<file path=word/footer1.xml><?xml version="1.0" encoding="utf-8"?>
+<w:ftr xmlns:m="http://schemas.openxmlformats.org/officeDocument/2006/math" xmlns:mc="http://schemas.openxmlformats.org/markup-compatibility/2006" xmlns:mo="http://schemas.microsoft.com/office/mac/office/2008/main" xmlns:mv="urn:schemas-microsoft-com:mac:vml" xmlns:o="urn:schemas-microsoft-com:office:office" xmlns:r="http://schemas.openxmlformats.org/officeDocument/2006/relationships" xmlns:v="urn:schemas-microsoft-com:vml" xmlns:w10="urn:schemas-microsoft-com:office:word" xmlns:w14="http://schemas.microsoft.com/office/word/2010/wordml" xmlns:w="http://schemas.openxmlformats.org/wordprocessingml/2006/main" xmlns:wne="http://schemas.microsoft.com/office/word/2006/wordml" xmlns:wp14="http://schemas.microsoft.com/office/word/2010/wordprocessingDrawing" xmlns:wp="http://schemas.openxmlformats.org/drawingml/2006/wordprocessingDrawing" xmlns:wpc="http://schemas.microsoft.com/office/word/2010/wordprocessingCanvas" xmlns:wpg="http://schemas.microsoft.com/office/word/2010/wordprocessingGroup" xmlns:wpi="http://schemas.microsoft.com/office/word/2010/wordprocessingInk" xmlns:wps="http://schemas.microsoft.com/office/word/2010/wordprocessingShape" mc:Ignorable="w14 wp14">
+  <w:p>
+    <w:pPr>
+      <w:pStyle w:val="Footer"/>
+    </w:pPr>
+  </w:p>
+</w:ftr>
+</file>
+
+<file path=word/header1.xml><?xml version="1.0" encoding="utf-8"?>
+<w:hdr xmlns:m="http://schemas.openxmlformats.org/officeDocument/2006/math" xmlns:mc="http://schemas.openxmlformats.org/markup-compatibility/2006" xmlns:mo="http://schemas.microsoft.com/office/mac/office/2008/main" xmlns:mv="urn:schemas-microsoft-com:mac:vml" xmlns:o="urn:schemas-microsoft-com:office:office" xmlns:r="http://schemas.openxmlformats.org/officeDocument/2006/relationships" xmlns:v="urn:schemas-microsoft-com:vml" xmlns:w10="urn:schemas-microsoft-com:office:word" xmlns:w14="http://schemas.microsoft.com/office/word/2010/wordml" xmlns:w="http://schemas.openxmlformats.org/wordprocessingml/2006/main" xmlns:wne="http://schemas.microsoft.com/office/word/2006/wordml" xmlns:wp14="http://schemas.microsoft.com/office/word/2010/wordprocessingDrawing" xmlns:wp="http://schemas.openxmlformats.org/drawingml/2006/wordprocessingDrawing" xmlns:wpc="http://schemas.microsoft.com/office/word/2010/wordprocessingCanvas" xmlns:wpg="http://schemas.microsoft.com/office/word/2010/wordprocessingGroup" xmlns:wpi="http://schemas.microsoft.com/office/word/2010/wordprocessingInk" xmlns:wps="http://schemas.microsoft.com/office/word/2010/wordprocessingShape" mc:Ignorable="w14 wp14">
+  <w:p>
+    <w:pPr>
+      <w:pStyle w:val="Header"/>
+    </w:pPr>
+  </w:p>
+</w:hdr>
 </file>
 
 <file path=word/numbering.xml><?xml version="1.0" encoding="utf-8"?>
